--- a/(e)CRF/Per nummer/32_Feedback over therapietrouw.docx
+++ b/(e)CRF/Per nummer/32_Feedback over therapietrouw.docx
@@ -8,8 +8,8 @@
         <w:jc w:val="center"/>
         <w:rPr>
           <w:rFonts w:ascii="Calibri" w:hAnsi="Calibri" w:cs="Calibri"/>
-          <w:b w:val="1"/>
-          <w:bCs w:val="1"/>
+          <w:b/>
+          <w:bCs/>
           <w:color w:val="000000" w:themeColor="text1"/>
           <w:sz w:val="28"/>
           <w:szCs w:val="28"/>
@@ -18,2511 +18,72 @@
       </w:pPr>
       <w:r>
         <w:rPr>
-          <w:rFonts w:ascii="Arial" w:hAnsi="Arial" w:cs="Arial" w:eastAsia="Arial"/>
-          <w:b w:val="1"/>
-          <w:bCs w:val="1"/>
+          <w:b/>
+          <w:bCs/>
           <w:color w:val="123A5F"/>
           <w:sz w:val="28"/>
           <w:szCs w:val="28"/>
           <w:lang w:val="nl-NL"/>
         </w:rPr>
-        <w:t>Appendix 3</w:t>
-      </w:r>
-      <w:r>
-        <w:rPr>
-          <w:rFonts w:ascii="Arial" w:hAnsi="Arial" w:cs="Arial" w:eastAsia="Arial"/>
-          <w:b w:val="1"/>
-          <w:bCs w:val="1"/>
-          <w:color w:val="123A5F"/>
-          <w:sz w:val="28"/>
-          <w:szCs w:val="28"/>
-          <w:lang w:val="nl-NL"/>
-        </w:rPr>
-        <w:t>1</w:t>
-      </w:r>
-      <w:r>
-        <w:rPr>
-          <w:rFonts w:ascii="Arial" w:hAnsi="Arial" w:cs="Arial" w:eastAsia="Arial"/>
-          <w:b w:val="1"/>
-          <w:bCs w:val="1"/>
-          <w:color w:val="123A5F"/>
-          <w:sz w:val="28"/>
-          <w:szCs w:val="28"/>
-          <w:lang w:val="nl-NL"/>
-        </w:rPr>
-        <w:t>: Feedback</w:t>
-      </w:r>
-      <w:r>
-        <w:rPr>
-          <w:rFonts w:ascii="Arial" w:hAnsi="Arial" w:cs="Arial" w:eastAsia="Arial"/>
-          <w:b w:val="1"/>
-          <w:bCs w:val="1"/>
-          <w:color w:val="123A5F"/>
-          <w:sz w:val="28"/>
-          <w:szCs w:val="28"/>
-          <w:lang w:val="nl-NL"/>
-        </w:rPr>
-        <w:t xml:space="preserve"> </w:t>
-      </w:r>
-      <w:r>
-        <w:rPr>
-          <w:rFonts w:ascii="Arial" w:hAnsi="Arial" w:cs="Arial" w:eastAsia="Arial"/>
-          <w:b w:val="1"/>
-          <w:bCs w:val="1"/>
-          <w:color w:val="123A5F"/>
-          <w:sz w:val="28"/>
-          <w:szCs w:val="28"/>
-          <w:lang w:val="nl-NL"/>
-        </w:rPr>
-        <w:t>mbt</w:t>
-      </w:r>
-      <w:r>
-        <w:rPr>
-          <w:rFonts w:ascii="Arial" w:hAnsi="Arial" w:cs="Arial" w:eastAsia="Arial"/>
-          <w:b w:val="1"/>
-          <w:bCs w:val="1"/>
-          <w:color w:val="123A5F"/>
-          <w:sz w:val="28"/>
-          <w:szCs w:val="28"/>
-          <w:lang w:val="nl-NL"/>
-        </w:rPr>
-        <w:t xml:space="preserve"> therapietrouw</w:t>
-      </w:r>
-      <w:commentRangeStart w:id="733582504"/>
-      <w:commentRangeEnd w:id="733582504"/>
-      <w:r>
-        <w:rPr>
-          <w:rStyle w:val="CommentReference"/>
-          <w:rFonts w:ascii="Arial" w:hAnsi="Arial" w:eastAsia="Arial" w:cs="Arial"/>
-          <w:color w:val="24303B"/>
-        </w:rPr>
-        <w:commentReference w:id="733582504"/>
+        <w:t>Appendix 32: Feedback mbt therapietrouw</w:t>
       </w:r>
     </w:p>
     <w:p>
-      <w:pPr>
-        <w:spacing w:after="120" w:line="360" w:lineRule="auto"/>
-        <w:rPr>
-          <w:rFonts w:ascii="Calibri" w:hAnsi="Calibri" w:cs="Calibri"/>
-          <w:sz w:val="24"/>
-          <w:szCs w:val="24"/>
-          <w:lang/>
-        </w:rPr>
-      </w:pPr>
-      <w:proofErr w:type="gramStart"/>
       <w:r>
         <w:rPr>
-          <w:rFonts w:ascii="Arial" w:hAnsi="Arial" w:cs="Arial" w:eastAsia="Arial"/>
-          <w:color w:val="24303B"/>
-          <w:sz w:val="28"/>
-          <w:szCs w:val="28"/>
-          <w:lang w:val="nl-NL"/>
+          <w:noProof/>
         </w:rPr>
-        <w:t>Visite:</w:t>
-      </w:r>
-      <w:r>
-        <w:rPr>
-          <w:rFonts w:ascii="Arial" w:hAnsi="Arial" w:cs="Arial" w:eastAsia="Arial"/>
-          <w:b/>
-          <w:bCs/>
-          <w:color w:val="24303B"/>
-          <w:sz w:val="28"/>
-          <w:szCs w:val="28"/>
-          <w:lang w:val="nl-NL"/>
-        </w:rPr>
-        <w:t xml:space="preserve">  </w:t>
-      </w:r>
-      <w:r>
-        <w:rPr>
-          <w:rFonts w:ascii="Arial" w:hAnsi="Arial" w:cs="Arial" w:eastAsia="Arial"/>
-          <w:color w:val="24303B"/>
-          <w:sz w:val="24"/>
-          <w:szCs w:val="24"/>
-          <w:lang/>
-        </w:rPr>
-        <w:t>_</w:t>
-      </w:r>
-      <w:proofErr w:type="gramEnd"/>
-      <w:r>
-        <w:rPr>
-          <w:rFonts w:ascii="Arial" w:hAnsi="Arial" w:cs="Arial" w:eastAsia="Arial"/>
-          <w:color w:val="24303B"/>
-          <w:sz w:val="24"/>
-          <w:szCs w:val="24"/>
-          <w:lang/>
-        </w:rPr>
-        <w:t xml:space="preserve">_________________________ </w:t>
+        <w:drawing>
+          <wp:inline distT="0" distB="0" distL="0" distR="0" wp14:anchorId="01719139" wp14:editId="11AFA159">
+            <wp:extent cx="5682933" cy="3499756"/>
+            <wp:effectExtent l="0" t="0" r="0" b="5715"/>
+            <wp:docPr id="1958983695" name="Afbeelding 1"/>
+            <wp:cNvGraphicFramePr>
+              <a:graphicFrameLocks xmlns:a="http://schemas.openxmlformats.org/drawingml/2006/main" noChangeAspect="1"/>
+            </wp:cNvGraphicFramePr>
+            <a:graphic xmlns:a="http://schemas.openxmlformats.org/drawingml/2006/main">
+              <a:graphicData uri="http://schemas.openxmlformats.org/drawingml/2006/picture">
+                <pic:pic xmlns:pic="http://schemas.openxmlformats.org/drawingml/2006/picture">
+                  <pic:nvPicPr>
+                    <pic:cNvPr id="0" name="Picture 21"/>
+                    <pic:cNvPicPr>
+                      <a:picLocks noChangeAspect="1" noChangeArrowheads="1"/>
+                    </pic:cNvPicPr>
+                  </pic:nvPicPr>
+                  <pic:blipFill>
+                    <a:blip r:embed="rId14" cstate="print">
+                      <a:extLst>
+                        <a:ext uri="{28A0092B-C50C-407E-A947-70E740481C1C}">
+                          <a14:useLocalDpi xmlns:a14="http://schemas.microsoft.com/office/drawing/2010/main" val="0"/>
+                        </a:ext>
+                      </a:extLst>
+                    </a:blip>
+                    <a:srcRect/>
+                    <a:stretch>
+                      <a:fillRect/>
+                    </a:stretch>
+                  </pic:blipFill>
+                  <pic:spPr bwMode="auto">
+                    <a:xfrm>
+                      <a:off x="0" y="0"/>
+                      <a:ext cx="5697440" cy="3508690"/>
+                    </a:xfrm>
+                    <a:prstGeom prst="rect">
+                      <a:avLst/>
+                    </a:prstGeom>
+                    <a:noFill/>
+                  </pic:spPr>
+                </pic:pic>
+              </a:graphicData>
+            </a:graphic>
+          </wp:inline>
+        </w:drawing>
       </w:r>
     </w:p>
-    <w:p>
-      <w:pPr>
-        <w:spacing w:after="120" w:line="360" w:lineRule="auto"/>
-        <w:rPr>
-          <w:rFonts w:ascii="Calibri" w:hAnsi="Calibri" w:cs="Calibri"/>
-          <w:b/>
-          <w:bCs/>
-          <w:sz w:val="24"/>
-          <w:szCs w:val="24"/>
-          <w:lang/>
-        </w:rPr>
-      </w:pPr>
-      <w:r>
-        <w:rPr>
-          <w:rFonts w:ascii="Arial" w:hAnsi="Arial" w:cs="Arial" w:eastAsia="Arial"/>
-          <w:b/>
-          <w:bCs/>
-          <w:color w:val="123A5F"/>
-          <w:sz w:val="24"/>
-          <w:szCs w:val="24"/>
-          <w:lang/>
-        </w:rPr>
-        <w:t>1. Zelfgerapporteerde draagtijd</w:t>
-      </w:r>
-    </w:p>
-    <w:p>
-      <w:pPr>
-        <w:numPr>
-          <w:ilvl w:val="0"/>
-          <w:numId w:val="1"/>
-        </w:numPr>
-        <w:tabs>
-          <w:tab w:val="clear" w:pos="720"/>
-          <w:tab w:val="left" w:leader="underscore" w:pos="8505"/>
-        </w:tabs>
-        <w:spacing w:after="120" w:line="360" w:lineRule="auto"/>
-        <w:ind w:left="714" w:hanging="357"/>
-        <w:rPr>
-          <w:rFonts w:ascii="Calibri" w:hAnsi="Calibri" w:cs="Calibri"/>
-          <w:sz w:val="24"/>
-          <w:szCs w:val="24"/>
-          <w:lang/>
-        </w:rPr>
-      </w:pPr>
-      <w:r>
-        <w:rPr>
-          <w:rFonts w:ascii="Arial" w:hAnsi="Arial" w:cs="Arial" w:eastAsia="Arial"/>
-          <w:color w:val="24303B"/>
-          <w:sz w:val="24"/>
-          <w:szCs w:val="24"/>
-          <w:lang/>
-        </w:rPr>
-        <w:t>Geschatte draagtijd (per dag / week):</w:t>
-      </w:r>
-      <w:r>
-        <w:rPr>
-          <w:rFonts w:ascii="Arial" w:hAnsi="Arial" w:cs="Arial" w:eastAsia="Arial"/>
-          <w:color w:val="24303B"/>
-          <w:sz w:val="24"/>
-          <w:szCs w:val="24"/>
-          <w:lang w:val="en-US"/>
-        </w:rPr>
-        <w:tab/>
-      </w:r>
-      <w:r>
-        <w:rPr>
-          <w:rFonts w:ascii="Arial" w:hAnsi="Arial" w:cs="Arial" w:eastAsia="Arial"/>
-          <w:color w:val="24303B"/>
-          <w:sz w:val="24"/>
-          <w:szCs w:val="24"/>
-          <w:lang/>
-        </w:rPr>
-        <w:t xml:space="preserve"> </w:t>
-      </w:r>
-    </w:p>
-    <w:p>
-      <w:pPr>
-        <w:numPr>
-          <w:ilvl w:val="0"/>
-          <w:numId w:val="1"/>
-        </w:numPr>
-        <w:spacing w:after="120" w:line="360" w:lineRule="auto"/>
-        <w:rPr>
-          <w:rFonts w:ascii="Calibri" w:hAnsi="Calibri" w:cs="Calibri"/>
-          <w:sz w:val="24"/>
-          <w:szCs w:val="24"/>
-          <w:lang/>
-        </w:rPr>
-      </w:pPr>
-      <w:r>
-        <w:rPr>
-          <w:rFonts w:ascii="Arial" w:hAnsi="Arial" w:cs="Arial" w:eastAsia="Arial"/>
-          <w:color w:val="24303B"/>
-          <w:sz w:val="24"/>
-          <w:szCs w:val="24"/>
-          <w:lang/>
-        </w:rPr>
-        <w:t xml:space="preserve">VAS-score (0–10): ______ </w:t>
-      </w:r>
-    </w:p>
-    <w:p>
-      <w:pPr>
-        <w:spacing w:after="120" w:line="360" w:lineRule="auto"/>
-        <w:rPr>
-          <w:rFonts w:ascii="Calibri" w:hAnsi="Calibri" w:cs="Calibri"/>
-          <w:sz w:val="24"/>
-          <w:szCs w:val="24"/>
-          <w:lang/>
-        </w:rPr>
-      </w:pPr>
-    </w:p>
-    <w:p>
-      <w:pPr>
-        <w:spacing w:after="120" w:line="360" w:lineRule="auto"/>
-        <w:rPr>
-          <w:rFonts w:ascii="Calibri" w:hAnsi="Calibri" w:cs="Calibri"/>
-          <w:b/>
-          <w:bCs/>
-          <w:sz w:val="24"/>
-          <w:szCs w:val="24"/>
-          <w:lang/>
-        </w:rPr>
-      </w:pPr>
-      <w:r>
-        <w:rPr>
-          <w:rFonts w:ascii="Arial" w:hAnsi="Arial" w:cs="Arial" w:eastAsia="Arial"/>
-          <w:b/>
-          <w:bCs/>
-          <w:color w:val="123A5F"/>
-          <w:sz w:val="24"/>
-          <w:szCs w:val="24"/>
-          <w:lang/>
-        </w:rPr>
-        <w:t>2. Orthotimer meting</w:t>
-      </w:r>
-    </w:p>
-    <w:p>
-      <w:pPr>
-        <w:numPr>
-          <w:ilvl w:val="0"/>
-          <w:numId w:val="2"/>
-        </w:numPr>
-        <w:tabs>
-          <w:tab w:val="clear" w:pos="720"/>
-          <w:tab w:val="left" w:leader="underscore" w:pos="8505"/>
-        </w:tabs>
-        <w:spacing w:after="120" w:line="360" w:lineRule="auto"/>
-        <w:ind w:left="714" w:hanging="357"/>
-        <w:rPr>
-          <w:rFonts w:ascii="Calibri" w:hAnsi="Calibri" w:cs="Calibri"/>
-          <w:sz w:val="24"/>
-          <w:szCs w:val="24"/>
-          <w:lang/>
-        </w:rPr>
-      </w:pPr>
-      <w:r>
-        <w:rPr>
-          <w:rFonts w:ascii="Arial" w:hAnsi="Arial" w:cs="Arial" w:eastAsia="Arial"/>
-          <w:color w:val="24303B"/>
-          <w:sz w:val="24"/>
-          <w:szCs w:val="24"/>
-          <w:lang/>
-        </w:rPr>
-        <w:t xml:space="preserve">Gemiddelde draagtijd (per dag): </w:t>
-      </w:r>
-      <w:r>
-        <w:rPr>
-          <w:rFonts w:ascii="Arial" w:hAnsi="Arial" w:cs="Arial" w:eastAsia="Arial"/>
-          <w:color w:val="24303B"/>
-          <w:sz w:val="24"/>
-          <w:szCs w:val="24"/>
-          <w:lang w:val="en-US"/>
-        </w:rPr>
-        <w:tab/>
-      </w:r>
-    </w:p>
-    <w:p>
-      <w:pPr>
-        <w:numPr>
-          <w:ilvl w:val="0"/>
-          <w:numId w:val="2"/>
-        </w:numPr>
-        <w:spacing w:after="120" w:line="360" w:lineRule="auto"/>
-        <w:rPr>
-          <w:rFonts w:ascii="Calibri" w:hAnsi="Calibri" w:cs="Calibri"/>
-          <w:sz w:val="24"/>
-          <w:szCs w:val="24"/>
-          <w:lang/>
-        </w:rPr>
-      </w:pPr>
-      <w:r>
-        <w:rPr>
-          <w:rFonts w:ascii="Arial" w:hAnsi="Arial" w:cs="Arial" w:eastAsia="Arial"/>
-          <w:color w:val="24303B"/>
-          <w:sz w:val="24"/>
-          <w:szCs w:val="24"/>
-          <w:lang/>
-        </w:rPr>
-        <w:t xml:space="preserve">Aantal dagen gemeten: ______ </w:t>
-      </w:r>
-    </w:p>
-    <w:p>
-      <w:pPr>
-        <w:numPr>
-          <w:ilvl w:val="0"/>
-          <w:numId w:val="2"/>
-        </w:numPr>
-        <w:spacing w:after="120" w:line="360" w:lineRule="auto"/>
-        <w:rPr>
-          <w:rFonts w:ascii="Calibri" w:hAnsi="Calibri" w:cs="Calibri"/>
-          <w:sz w:val="24"/>
-          <w:szCs w:val="24"/>
-          <w:lang/>
-        </w:rPr>
-      </w:pPr>
-      <w:r>
-        <w:rPr>
-          <w:rFonts w:ascii="Arial" w:hAnsi="Arial" w:cs="Arial" w:eastAsia="Arial"/>
-          <w:color w:val="24303B"/>
-          <w:sz w:val="24"/>
-          <w:szCs w:val="24"/>
-          <w:lang/>
-        </w:rPr>
-        <w:t xml:space="preserve">Opmerkingen (bv. meetproblemen, ontbrekende data): </w:t>
-      </w:r>
-    </w:p>
-    <w:p>
-      <w:pPr>
-        <w:spacing w:after="120" w:line="360" w:lineRule="auto"/>
-        <w:rPr>
-          <w:rFonts w:ascii="Calibri" w:hAnsi="Calibri" w:cs="Calibri"/>
-          <w:sz w:val="24"/>
-          <w:szCs w:val="24"/>
-          <w:lang/>
-        </w:rPr>
-      </w:pPr>
-      <w:r>
-        <w:rPr>
-          <w:rFonts w:ascii="Arial" w:hAnsi="Arial" w:cs="Arial" w:eastAsia="Arial"/>
-          <w:color w:val="24303B"/>
-          <w:sz w:val="24"/>
-          <w:szCs w:val="24"/>
-          <w:lang/>
-        </w:rPr>
-        <w:pict w14:anchorId="238B7645">
-          <v:rect id="_x0000_i1026" style="width:0;height:1.5pt" o:hr="t" o:hrstd="t" o:hralign="center" fillcolor="#a0a0a0" stroked="f"/>
-        </w:pict>
-      </w:r>
-    </w:p>
-    <w:p>
-      <w:pPr>
-        <w:spacing w:after="120" w:line="360" w:lineRule="auto"/>
-        <w:rPr>
-          <w:rFonts w:ascii="Calibri" w:hAnsi="Calibri" w:cs="Calibri"/>
-          <w:sz w:val="24"/>
-          <w:szCs w:val="24"/>
-          <w:lang/>
-        </w:rPr>
-      </w:pPr>
-      <w:r>
-        <w:rPr>
-          <w:rFonts w:ascii="Arial" w:hAnsi="Arial" w:cs="Arial" w:eastAsia="Arial"/>
-          <w:color w:val="24303B"/>
-          <w:sz w:val="24"/>
-          <w:szCs w:val="24"/>
-          <w:lang/>
-        </w:rPr>
-        <w:pict w14:anchorId="3844F9B4">
-          <v:rect id="_x0000_i1027" style="width:0;height:1.5pt" o:hr="t" o:hrstd="t" o:hralign="center" fillcolor="#a0a0a0" stroked="f"/>
-        </w:pict>
-      </w:r>
-    </w:p>
-    <w:p>
-      <w:pPr>
-        <w:spacing w:after="120" w:line="360" w:lineRule="auto"/>
-        <w:rPr>
-          <w:rFonts w:ascii="Calibri" w:hAnsi="Calibri" w:cs="Calibri"/>
-          <w:b/>
-          <w:bCs/>
-          <w:sz w:val="24"/>
-          <w:szCs w:val="24"/>
-          <w:lang/>
-        </w:rPr>
-      </w:pPr>
-      <w:r>
-        <w:rPr>
-          <w:rFonts w:ascii="Arial" w:hAnsi="Arial" w:cs="Arial" w:eastAsia="Arial"/>
-          <w:b/>
-          <w:bCs/>
-          <w:color w:val="123A5F"/>
-          <w:sz w:val="24"/>
-          <w:szCs w:val="24"/>
-          <w:lang/>
-        </w:rPr>
-        <w:t>3. Vergelijking</w:t>
-      </w:r>
-    </w:p>
-    <w:p>
-      <w:pPr>
-        <w:numPr>
-          <w:ilvl w:val="0"/>
-          <w:numId w:val="3"/>
-        </w:numPr>
-        <w:spacing w:after="120" w:line="360" w:lineRule="auto"/>
-        <w:rPr>
-          <w:rFonts w:ascii="Calibri" w:hAnsi="Calibri" w:cs="Calibri"/>
-          <w:sz w:val="24"/>
-          <w:szCs w:val="24"/>
-          <w:lang/>
-        </w:rPr>
-      </w:pPr>
-      <w:r>
-        <w:rPr>
-          <w:rFonts w:ascii="Segoe UI Symbol" w:hAnsi="Segoe UI Symbol" w:cs="Segoe UI Symbol"/>
-          <w:sz w:val="24"/>
-          <w:szCs w:val="24"/>
-          <w:lang/>
-        </w:rPr>
-        <w:t>☐</w:t>
-      </w:r>
-      <w:r>
-        <w:rPr>
-          <w:rFonts w:ascii="Arial" w:hAnsi="Arial" w:cs="Arial" w:eastAsia="Arial"/>
-          <w:color w:val="24303B"/>
-          <w:sz w:val="24"/>
-          <w:szCs w:val="24"/>
-          <w:lang/>
-        </w:rPr>
-        <w:t xml:space="preserve"> Overeenstemmend </w:t>
-      </w:r>
-    </w:p>
-    <w:p>
-      <w:pPr>
-        <w:numPr>
-          <w:ilvl w:val="0"/>
-          <w:numId w:val="3"/>
-        </w:numPr>
-        <w:spacing w:after="120" w:line="360" w:lineRule="auto"/>
-        <w:rPr>
-          <w:rFonts w:ascii="Calibri" w:hAnsi="Calibri" w:cs="Calibri"/>
-          <w:sz w:val="24"/>
-          <w:szCs w:val="24"/>
-          <w:lang/>
-        </w:rPr>
-      </w:pPr>
-      <w:r>
-        <w:rPr>
-          <w:rFonts w:ascii="Segoe UI Symbol" w:hAnsi="Segoe UI Symbol" w:cs="Segoe UI Symbol"/>
-          <w:sz w:val="24"/>
-          <w:szCs w:val="24"/>
-          <w:lang/>
-        </w:rPr>
-        <w:t>☐</w:t>
-      </w:r>
-      <w:r>
-        <w:rPr>
-          <w:rFonts w:ascii="Arial" w:hAnsi="Arial" w:cs="Arial" w:eastAsia="Arial"/>
-          <w:color w:val="24303B"/>
-          <w:sz w:val="24"/>
-          <w:szCs w:val="24"/>
-          <w:lang/>
-        </w:rPr>
-        <w:t xml:space="preserve"> Licht verschil </w:t>
-      </w:r>
-    </w:p>
-    <w:p>
-      <w:pPr>
-        <w:numPr>
-          <w:ilvl w:val="0"/>
-          <w:numId w:val="3"/>
-        </w:numPr>
-        <w:spacing w:after="120" w:line="360" w:lineRule="auto"/>
-        <w:rPr>
-          <w:rFonts w:ascii="Calibri" w:hAnsi="Calibri" w:cs="Calibri"/>
-          <w:sz w:val="24"/>
-          <w:szCs w:val="24"/>
-          <w:lang/>
-        </w:rPr>
-      </w:pPr>
-      <w:r>
-        <w:rPr>
-          <w:rFonts w:ascii="Segoe UI Symbol" w:hAnsi="Segoe UI Symbol" w:cs="Segoe UI Symbol"/>
-          <w:sz w:val="24"/>
-          <w:szCs w:val="24"/>
-          <w:lang/>
-        </w:rPr>
-        <w:t>☐</w:t>
-      </w:r>
-      <w:r>
-        <w:rPr>
-          <w:rFonts w:ascii="Arial" w:hAnsi="Arial" w:cs="Arial" w:eastAsia="Arial"/>
-          <w:color w:val="24303B"/>
-          <w:sz w:val="24"/>
-          <w:szCs w:val="24"/>
-          <w:lang/>
-        </w:rPr>
-        <w:t xml:space="preserve"> Groot verschil </w:t>
-      </w:r>
-    </w:p>
-    <w:p>
-      <w:pPr>
-        <w:spacing w:after="120" w:line="360" w:lineRule="auto"/>
-        <w:rPr>
-          <w:rFonts w:ascii="Calibri" w:hAnsi="Calibri" w:cs="Calibri"/>
-          <w:sz w:val="24"/>
-          <w:szCs w:val="24"/>
-          <w:lang/>
-        </w:rPr>
-      </w:pPr>
-      <w:r>
-        <w:rPr>
-          <w:rFonts w:ascii="Arial" w:hAnsi="Arial" w:cs="Arial" w:eastAsia="Arial"/>
-          <w:b/>
-          <w:bCs/>
-          <w:color w:val="123A5F"/>
-          <w:sz w:val="24"/>
-          <w:szCs w:val="24"/>
-          <w:lang/>
-        </w:rPr>
-        <w:t>Toelichting:</w:t>
-      </w:r>
-    </w:p>
-    <w:p>
-      <w:pPr>
-        <w:spacing w:after="120" w:line="360" w:lineRule="auto"/>
-        <w:rPr>
-          <w:rFonts w:ascii="Calibri" w:hAnsi="Calibri" w:cs="Calibri"/>
-          <w:sz w:val="24"/>
-          <w:szCs w:val="24"/>
-          <w:lang/>
-        </w:rPr>
-      </w:pPr>
-      <w:r>
-        <w:rPr>
-          <w:rFonts w:ascii="Arial" w:hAnsi="Arial" w:cs="Arial" w:eastAsia="Arial"/>
-          <w:color w:val="24303B"/>
-          <w:sz w:val="24"/>
-          <w:szCs w:val="24"/>
-          <w:lang/>
-        </w:rPr>
-        <w:pict w14:anchorId="492C308D">
-          <v:rect id="_x0000_i1028" style="width:0;height:1.5pt" o:hr="t" o:hrstd="t" o:hralign="center" fillcolor="#a0a0a0" stroked="f"/>
-        </w:pict>
-      </w:r>
-    </w:p>
-    <w:p>
-      <w:pPr>
-        <w:spacing w:after="120" w:line="360" w:lineRule="auto"/>
-        <w:rPr>
-          <w:rFonts w:ascii="Calibri" w:hAnsi="Calibri" w:cs="Calibri"/>
-          <w:sz w:val="24"/>
-          <w:szCs w:val="24"/>
-          <w:lang/>
-        </w:rPr>
-      </w:pPr>
-      <w:r>
-        <w:rPr>
-          <w:rFonts w:ascii="Arial" w:hAnsi="Arial" w:cs="Arial" w:eastAsia="Arial"/>
-          <w:color w:val="24303B"/>
-          <w:sz w:val="24"/>
-          <w:szCs w:val="24"/>
-          <w:lang/>
-        </w:rPr>
-        <w:pict w14:anchorId="3F4F79F9">
-          <v:rect id="_x0000_i1029" style="width:0;height:1.5pt" o:hr="t" o:hrstd="t" o:hralign="center" fillcolor="#a0a0a0" stroked="f"/>
-        </w:pict>
-      </w:r>
-    </w:p>
-    <w:p>
-      <w:pPr>
-        <w:spacing w:after="0" w:line="240" w:lineRule="auto"/>
-        <w:rPr>
-          <w:rFonts w:ascii="Calibri" w:hAnsi="Calibri" w:cs="Calibri"/>
-          <w:b/>
-          <w:bCs/>
-          <w:sz w:val="24"/>
-          <w:szCs w:val="24"/>
-          <w:lang w:val="en-US"/>
-        </w:rPr>
-      </w:pPr>
-    </w:p>
-    <w:p>
-      <w:pPr>
-        <w:spacing w:after="0" w:line="240" w:lineRule="auto"/>
-        <w:rPr>
-          <w:rFonts w:ascii="Calibri" w:hAnsi="Calibri" w:cs="Calibri"/>
-          <w:b/>
-          <w:bCs/>
-          <w:sz w:val="24"/>
-          <w:szCs w:val="24"/>
-          <w:lang/>
-        </w:rPr>
-      </w:pPr>
-      <w:r>
-        <w:rPr>
-          <w:rFonts w:ascii="Arial" w:hAnsi="Arial" w:cs="Arial" w:eastAsia="Arial"/>
-          <w:b/>
-          <w:bCs/>
-          <w:color w:val="123A5F"/>
-          <w:sz w:val="24"/>
-          <w:szCs w:val="24"/>
-          <w:lang/>
-        </w:rPr>
-        <w:t>4. Feedback aan patiënt</w:t>
-      </w:r>
-    </w:p>
-    <w:p>
-      <w:pPr>
-        <w:spacing w:after="120" w:line="360" w:lineRule="auto"/>
-        <w:rPr>
-          <w:rFonts w:ascii="Calibri" w:hAnsi="Calibri" w:cs="Calibri"/>
-          <w:sz w:val="24"/>
-          <w:szCs w:val="24"/>
-          <w:lang/>
-        </w:rPr>
-      </w:pPr>
-      <w:r>
-        <w:rPr>
-          <w:rFonts w:ascii="Arial" w:hAnsi="Arial" w:cs="Arial" w:eastAsia="Arial"/>
-          <w:i/>
-          <w:iCs/>
-          <w:color w:val="24303B"/>
-          <w:sz w:val="24"/>
-          <w:szCs w:val="24"/>
-          <w:lang/>
-        </w:rPr>
-        <w:t>(Kernboodschap die werd gegeven)</w:t>
-      </w:r>
-    </w:p>
-    <w:p>
-      <w:pPr>
-        <w:spacing w:after="120" w:line="360" w:lineRule="auto"/>
-        <w:rPr>
-          <w:rFonts w:ascii="Calibri" w:hAnsi="Calibri" w:cs="Calibri"/>
-          <w:sz w:val="24"/>
-          <w:szCs w:val="24"/>
-          <w:lang/>
-        </w:rPr>
-      </w:pPr>
-      <w:r>
-        <w:rPr>
-          <w:rFonts w:ascii="Arial" w:hAnsi="Arial" w:cs="Arial" w:eastAsia="Arial"/>
-          <w:color w:val="24303B"/>
-          <w:sz w:val="24"/>
-          <w:szCs w:val="24"/>
-          <w:lang/>
-        </w:rPr>
-        <w:pict w14:anchorId="67071CBF">
-          <v:rect id="_x0000_i1030" style="width:0;height:1.5pt" o:hr="t" o:hrstd="t" o:hralign="center" fillcolor="#a0a0a0" stroked="f"/>
-        </w:pict>
-      </w:r>
-    </w:p>
-    <w:p>
-      <w:pPr>
-        <w:spacing w:after="120" w:line="360" w:lineRule="auto"/>
-        <w:rPr>
-          <w:rFonts w:ascii="Calibri" w:hAnsi="Calibri" w:cs="Calibri"/>
-          <w:sz w:val="24"/>
-          <w:szCs w:val="24"/>
-          <w:lang/>
-        </w:rPr>
-      </w:pPr>
-      <w:r>
-        <w:rPr>
-          <w:rFonts w:ascii="Arial" w:hAnsi="Arial" w:cs="Arial" w:eastAsia="Arial"/>
-          <w:color w:val="24303B"/>
-          <w:sz w:val="24"/>
-          <w:szCs w:val="24"/>
-          <w:lang/>
-        </w:rPr>
-        <w:pict w14:anchorId="16E6BCAE">
-          <v:rect id="_x0000_i1031" style="width:0;height:1.5pt" o:hr="t" o:hrstd="t" o:hralign="center" fillcolor="#a0a0a0" stroked="f"/>
-        </w:pict>
-      </w:r>
-    </w:p>
-    <w:p>
-      <w:pPr>
-        <w:spacing w:after="120" w:line="360" w:lineRule="auto"/>
-        <w:rPr>
-          <w:rFonts w:ascii="Calibri" w:hAnsi="Calibri" w:cs="Calibri"/>
-          <w:sz w:val="24"/>
-          <w:szCs w:val="24"/>
-          <w:lang w:val="en-US"/>
-        </w:rPr>
-      </w:pPr>
-      <w:r>
-        <w:rPr>
-          <w:rFonts w:ascii="Arial" w:hAnsi="Arial" w:cs="Arial" w:eastAsia="Arial"/>
-          <w:color w:val="24303B"/>
-          <w:sz w:val="24"/>
-          <w:szCs w:val="24"/>
-          <w:lang/>
-        </w:rPr>
-        <w:pict w14:anchorId="2CE12B44">
-          <v:rect id="_x0000_i1032" style="width:0;height:1.5pt" o:hr="t" o:hrstd="t" o:hralign="center" fillcolor="#a0a0a0" stroked="f"/>
-        </w:pict>
-      </w:r>
-    </w:p>
-    <w:p>
-      <w:pPr>
-        <w:rPr>
-          <w:rFonts w:ascii="Calibri" w:hAnsi="Calibri" w:cs="Calibri"/>
-          <w:b/>
-          <w:bCs/>
-          <w:sz w:val="24"/>
-          <w:szCs w:val="24"/>
-          <w:lang/>
-        </w:rPr>
-      </w:pPr>
-      <w:r>
-        <w:rPr>
-          <w:rFonts w:ascii="Arial" w:hAnsi="Arial" w:cs="Arial" w:eastAsia="Arial"/>
-          <w:b/>
-          <w:bCs/>
-          <w:color w:val="123A5F"/>
-          <w:sz w:val="24"/>
-          <w:szCs w:val="24"/>
-          <w:lang/>
-        </w:rPr>
-        <w:t>5. Evaluatie kennis (teach-back)</w:t>
-      </w:r>
-    </w:p>
-    <w:p>
-      <w:pPr>
-        <w:rPr>
-          <w:rFonts w:ascii="Calibri" w:hAnsi="Calibri" w:cs="Calibri"/>
-          <w:sz w:val="24"/>
-          <w:szCs w:val="24"/>
-          <w:lang/>
-        </w:rPr>
-      </w:pPr>
-      <w:r>
-        <w:rPr>
-          <w:rFonts w:ascii="Arial" w:hAnsi="Arial" w:cs="Arial" w:eastAsia="Arial"/>
-          <w:b/>
-          <w:bCs/>
-          <w:color w:val="123A5F"/>
-          <w:sz w:val="24"/>
-          <w:szCs w:val="24"/>
-          <w:lang/>
-        </w:rPr>
-        <w:t>Kan de patiënt correct uitleggen:</w:t>
-      </w:r>
-    </w:p>
-    <w:p>
-      <w:pPr>
-        <w:numPr>
-          <w:ilvl w:val="0"/>
-          <w:numId w:val="4"/>
-        </w:numPr>
-        <w:rPr>
-          <w:rFonts w:ascii="Calibri" w:hAnsi="Calibri" w:cs="Calibri"/>
-          <w:sz w:val="24"/>
-          <w:szCs w:val="24"/>
-          <w:lang/>
-        </w:rPr>
-      </w:pPr>
-      <w:r>
-        <w:rPr>
-          <w:rFonts w:ascii="Arial" w:hAnsi="Arial" w:cs="Arial" w:eastAsia="Arial"/>
-          <w:color w:val="24303B"/>
-          <w:sz w:val="24"/>
-          <w:szCs w:val="24"/>
-          <w:lang/>
-        </w:rPr>
-        <w:t>Waarom het beschermend schoeisel gedragen moet worden?</w:t>
-      </w:r>
-      <w:r>
-        <w:rPr>
-          <w:rFonts w:ascii="Arial" w:hAnsi="Arial" w:cs="Arial" w:eastAsia="Arial"/>
-          <w:color w:val="24303B"/>
-          <w:sz w:val="24"/>
-          <w:szCs w:val="24"/>
-          <w:lang/>
-        </w:rPr>
-        <w:br/>
-      </w:r>
-      <w:r>
-        <w:rPr>
-          <w:rFonts w:ascii="Segoe UI Symbol" w:hAnsi="Segoe UI Symbol" w:cs="Segoe UI Symbol"/>
-          <w:sz w:val="24"/>
-          <w:szCs w:val="24"/>
-          <w:lang/>
-        </w:rPr>
-        <w:t>☐</w:t>
-      </w:r>
-      <w:r>
-        <w:rPr>
-          <w:rFonts w:ascii="Arial" w:hAnsi="Arial" w:cs="Arial" w:eastAsia="Arial"/>
-          <w:color w:val="24303B"/>
-          <w:sz w:val="24"/>
-          <w:szCs w:val="24"/>
-          <w:lang/>
-        </w:rPr>
-        <w:t xml:space="preserve"> Ja </w:t>
-      </w:r>
-      <w:r>
-        <w:rPr>
-          <w:rFonts w:ascii="Arial" w:hAnsi="Arial" w:cs="Arial" w:eastAsia="Arial"/>
-          <w:color w:val="24303B"/>
-          <w:sz w:val="24"/>
-          <w:szCs w:val="24"/>
-          <w:lang w:val="en-US"/>
-        </w:rPr>
-        <w:t xml:space="preserve">  </w:t>
-      </w:r>
-      <w:r>
-        <w:rPr>
-          <w:rFonts w:ascii="Segoe UI Symbol" w:hAnsi="Segoe UI Symbol" w:cs="Segoe UI Symbol"/>
-          <w:sz w:val="24"/>
-          <w:szCs w:val="24"/>
-          <w:lang/>
-        </w:rPr>
-        <w:t>☐</w:t>
-      </w:r>
-      <w:r>
-        <w:rPr>
-          <w:rFonts w:ascii="Arial" w:hAnsi="Arial" w:cs="Arial" w:eastAsia="Arial"/>
-          <w:color w:val="24303B"/>
-          <w:sz w:val="24"/>
-          <w:szCs w:val="24"/>
-          <w:lang/>
-        </w:rPr>
-        <w:t xml:space="preserve"> Gedeeltelijk </w:t>
-      </w:r>
-      <w:r>
-        <w:rPr>
-          <w:rFonts w:ascii="Arial" w:hAnsi="Arial" w:cs="Arial" w:eastAsia="Arial"/>
-          <w:color w:val="24303B"/>
-          <w:sz w:val="24"/>
-          <w:szCs w:val="24"/>
-          <w:lang w:val="en-US"/>
-        </w:rPr>
-        <w:t xml:space="preserve">  </w:t>
-      </w:r>
-      <w:r>
-        <w:rPr>
-          <w:rFonts w:ascii="Segoe UI Symbol" w:hAnsi="Segoe UI Symbol" w:cs="Segoe UI Symbol"/>
-          <w:sz w:val="24"/>
-          <w:szCs w:val="24"/>
-          <w:lang/>
-        </w:rPr>
-        <w:t>☐</w:t>
-      </w:r>
-      <w:r>
-        <w:rPr>
-          <w:rFonts w:ascii="Arial" w:hAnsi="Arial" w:cs="Arial" w:eastAsia="Arial"/>
-          <w:color w:val="24303B"/>
-          <w:sz w:val="24"/>
-          <w:szCs w:val="24"/>
-          <w:lang/>
-        </w:rPr>
-        <w:t xml:space="preserve"> Nee </w:t>
-      </w:r>
-    </w:p>
-    <w:p>
-      <w:pPr>
-        <w:numPr>
-          <w:ilvl w:val="0"/>
-          <w:numId w:val="4"/>
-        </w:numPr>
-        <w:rPr>
-          <w:rFonts w:ascii="Calibri" w:hAnsi="Calibri" w:cs="Calibri"/>
-          <w:sz w:val="24"/>
-          <w:szCs w:val="24"/>
-          <w:lang/>
-        </w:rPr>
-      </w:pPr>
-      <w:r>
-        <w:rPr>
-          <w:rFonts w:ascii="Arial" w:hAnsi="Arial" w:cs="Arial" w:eastAsia="Arial"/>
-          <w:color w:val="24303B"/>
-          <w:sz w:val="24"/>
-          <w:szCs w:val="24"/>
-          <w:lang/>
-        </w:rPr>
-        <w:t>Wanneer het schoeisel gedragen moet worden?</w:t>
-      </w:r>
-      <w:r>
-        <w:rPr>
-          <w:rFonts w:ascii="Arial" w:hAnsi="Arial" w:cs="Arial" w:eastAsia="Arial"/>
-          <w:color w:val="24303B"/>
-          <w:sz w:val="24"/>
-          <w:szCs w:val="24"/>
-          <w:lang/>
-        </w:rPr>
-        <w:br/>
-      </w:r>
-      <w:r>
-        <w:rPr>
-          <w:rFonts w:ascii="Segoe UI Symbol" w:hAnsi="Segoe UI Symbol" w:cs="Segoe UI Symbol"/>
-          <w:sz w:val="24"/>
-          <w:szCs w:val="24"/>
-          <w:lang/>
-        </w:rPr>
-        <w:t>☐</w:t>
-      </w:r>
-      <w:r>
-        <w:rPr>
-          <w:rFonts w:ascii="Arial" w:hAnsi="Arial" w:cs="Arial" w:eastAsia="Arial"/>
-          <w:color w:val="24303B"/>
-          <w:sz w:val="24"/>
-          <w:szCs w:val="24"/>
-          <w:lang/>
-        </w:rPr>
-        <w:t xml:space="preserve"> Ja </w:t>
-      </w:r>
-      <w:r>
-        <w:rPr>
-          <w:rFonts w:ascii="Arial" w:hAnsi="Arial" w:cs="Arial" w:eastAsia="Arial"/>
-          <w:color w:val="24303B"/>
-          <w:sz w:val="24"/>
-          <w:szCs w:val="24"/>
-          <w:lang w:val="en-US"/>
-        </w:rPr>
-        <w:t xml:space="preserve">  </w:t>
-      </w:r>
-      <w:r>
-        <w:rPr>
-          <w:rFonts w:ascii="Segoe UI Symbol" w:hAnsi="Segoe UI Symbol" w:cs="Segoe UI Symbol"/>
-          <w:sz w:val="24"/>
-          <w:szCs w:val="24"/>
-          <w:lang/>
-        </w:rPr>
-        <w:t>☐</w:t>
-      </w:r>
-      <w:r>
-        <w:rPr>
-          <w:rFonts w:ascii="Arial" w:hAnsi="Arial" w:cs="Arial" w:eastAsia="Arial"/>
-          <w:color w:val="24303B"/>
-          <w:sz w:val="24"/>
-          <w:szCs w:val="24"/>
-          <w:lang/>
-        </w:rPr>
-        <w:t xml:space="preserve"> Gedeeltelijk </w:t>
-      </w:r>
-      <w:r>
-        <w:rPr>
-          <w:rFonts w:ascii="Arial" w:hAnsi="Arial" w:cs="Arial" w:eastAsia="Arial"/>
-          <w:color w:val="24303B"/>
-          <w:sz w:val="24"/>
-          <w:szCs w:val="24"/>
-          <w:lang w:val="en-US"/>
-        </w:rPr>
-        <w:t xml:space="preserve">  </w:t>
-      </w:r>
-      <w:r>
-        <w:rPr>
-          <w:rFonts w:ascii="Segoe UI Symbol" w:hAnsi="Segoe UI Symbol" w:cs="Segoe UI Symbol"/>
-          <w:sz w:val="24"/>
-          <w:szCs w:val="24"/>
-          <w:lang/>
-        </w:rPr>
-        <w:t>☐</w:t>
-      </w:r>
-      <w:r>
-        <w:rPr>
-          <w:rFonts w:ascii="Arial" w:hAnsi="Arial" w:cs="Arial" w:eastAsia="Arial"/>
-          <w:color w:val="24303B"/>
-          <w:sz w:val="24"/>
-          <w:szCs w:val="24"/>
-          <w:lang/>
-        </w:rPr>
-        <w:t xml:space="preserve"> Nee </w:t>
-      </w:r>
-    </w:p>
-    <w:p>
-      <w:pPr>
-        <w:rPr>
-          <w:rFonts w:ascii="Calibri" w:hAnsi="Calibri" w:cs="Calibri"/>
-          <w:sz w:val="24"/>
-          <w:szCs w:val="24"/>
-          <w:lang/>
-        </w:rPr>
-      </w:pPr>
-      <w:r>
-        <w:rPr>
-          <w:rFonts w:ascii="Arial" w:hAnsi="Arial" w:cs="Arial" w:eastAsia="Arial"/>
-          <w:b/>
-          <w:bCs/>
-          <w:color w:val="123A5F"/>
-          <w:sz w:val="24"/>
-          <w:szCs w:val="24"/>
-          <w:lang/>
-        </w:rPr>
-        <w:t>Beoordeling:</w:t>
-      </w:r>
-    </w:p>
-    <w:p>
-      <w:pPr>
-        <w:numPr>
-          <w:ilvl w:val="0"/>
-          <w:numId w:val="5"/>
-        </w:numPr>
-        <w:rPr>
-          <w:rFonts w:ascii="Calibri" w:hAnsi="Calibri" w:cs="Calibri"/>
-          <w:sz w:val="24"/>
-          <w:szCs w:val="24"/>
-          <w:lang/>
-        </w:rPr>
-      </w:pPr>
-      <w:r>
-        <w:rPr>
-          <w:rFonts w:ascii="Segoe UI Symbol" w:hAnsi="Segoe UI Symbol" w:cs="Segoe UI Symbol"/>
-          <w:sz w:val="24"/>
-          <w:szCs w:val="24"/>
-          <w:lang/>
-        </w:rPr>
-        <w:t>☐</w:t>
-      </w:r>
-      <w:r>
-        <w:rPr>
-          <w:rFonts w:ascii="Arial" w:hAnsi="Arial" w:cs="Arial" w:eastAsia="Arial"/>
-          <w:color w:val="24303B"/>
-          <w:sz w:val="24"/>
-          <w:szCs w:val="24"/>
-          <w:lang/>
-        </w:rPr>
-        <w:t xml:space="preserve"> Voldoende kennis </w:t>
-      </w:r>
-    </w:p>
-    <w:p>
-      <w:pPr>
-        <w:numPr>
-          <w:ilvl w:val="0"/>
-          <w:numId w:val="5"/>
-        </w:numPr>
-        <w:rPr>
-          <w:rFonts w:ascii="Calibri" w:hAnsi="Calibri" w:cs="Calibri"/>
-          <w:sz w:val="24"/>
-          <w:szCs w:val="24"/>
-          <w:lang/>
-        </w:rPr>
-      </w:pPr>
-      <w:r>
-        <w:rPr>
-          <w:rFonts w:ascii="Segoe UI Symbol" w:hAnsi="Segoe UI Symbol" w:cs="Segoe UI Symbol"/>
-          <w:sz w:val="24"/>
-          <w:szCs w:val="24"/>
-          <w:lang/>
-        </w:rPr>
-        <w:t>☐</w:t>
-      </w:r>
-      <w:r>
-        <w:rPr>
-          <w:rFonts w:ascii="Arial" w:hAnsi="Arial" w:cs="Arial" w:eastAsia="Arial"/>
-          <w:color w:val="24303B"/>
-          <w:sz w:val="24"/>
-          <w:szCs w:val="24"/>
-          <w:lang/>
-        </w:rPr>
-        <w:t xml:space="preserve"> Onvoldoende kennis </w:t>
-      </w:r>
-    </w:p>
-    <w:p>
-      <w:pPr>
-        <w:rPr>
-          <w:rFonts w:ascii="Calibri" w:hAnsi="Calibri" w:cs="Calibri"/>
-          <w:b/>
-          <w:bCs/>
-          <w:sz w:val="24"/>
-          <w:szCs w:val="24"/>
-          <w:lang/>
-        </w:rPr>
-      </w:pPr>
-      <w:r>
-        <w:rPr>
-          <w:rFonts w:ascii="Arial" w:hAnsi="Arial" w:cs="Arial" w:eastAsia="Arial"/>
-          <w:b/>
-          <w:bCs/>
-          <w:color w:val="123A5F"/>
-          <w:sz w:val="24"/>
-          <w:szCs w:val="24"/>
-          <w:lang/>
-        </w:rPr>
-        <w:t>6. Actie bij onvoldoende kennis</w:t>
-      </w:r>
-    </w:p>
-    <w:p>
-      <w:pPr>
-        <w:numPr>
-          <w:ilvl w:val="0"/>
-          <w:numId w:val="6"/>
-        </w:numPr>
-        <w:rPr>
-          <w:rFonts w:ascii="Calibri" w:hAnsi="Calibri" w:cs="Calibri"/>
-          <w:sz w:val="24"/>
-          <w:szCs w:val="24"/>
-          <w:lang/>
-        </w:rPr>
-      </w:pPr>
-      <w:r>
-        <w:rPr>
-          <w:rFonts w:ascii="Segoe UI Symbol" w:hAnsi="Segoe UI Symbol" w:cs="Segoe UI Symbol"/>
-          <w:sz w:val="24"/>
-          <w:szCs w:val="24"/>
-          <w:lang/>
-        </w:rPr>
-        <w:t>☐</w:t>
-      </w:r>
-      <w:r>
-        <w:rPr>
-          <w:rFonts w:ascii="Arial" w:hAnsi="Arial" w:cs="Arial" w:eastAsia="Arial"/>
-          <w:color w:val="24303B"/>
-          <w:sz w:val="24"/>
-          <w:szCs w:val="24"/>
-          <w:lang/>
-        </w:rPr>
-        <w:t xml:space="preserve"> Educatie herhaald volgens </w:t>
-      </w:r>
-      <w:r>
-        <w:rPr>
-          <w:rFonts w:ascii="Arial" w:hAnsi="Arial" w:cs="Arial" w:eastAsia="Arial"/>
-          <w:b/>
-          <w:bCs/>
-          <w:color w:val="24303B"/>
-          <w:sz w:val="24"/>
-          <w:szCs w:val="24"/>
-          <w:lang/>
-        </w:rPr>
-        <w:t>STAP 2</w:t>
-      </w:r>
-      <w:r>
-        <w:rPr>
-          <w:rFonts w:ascii="Arial" w:hAnsi="Arial" w:cs="Arial" w:eastAsia="Arial"/>
-          <w:color w:val="24303B"/>
-          <w:sz w:val="24"/>
-          <w:szCs w:val="24"/>
-          <w:lang/>
-        </w:rPr>
-        <w:t xml:space="preserve"> </w:t>
-      </w:r>
-    </w:p>
-    <w:p>
-      <w:pPr>
-        <w:rPr>
-          <w:rFonts w:ascii="Calibri" w:hAnsi="Calibri" w:cs="Calibri"/>
-          <w:sz w:val="24"/>
-          <w:szCs w:val="24"/>
-          <w:lang/>
-        </w:rPr>
-      </w:pPr>
-      <w:r>
-        <w:rPr>
-          <w:rFonts w:ascii="Arial" w:hAnsi="Arial" w:cs="Arial" w:eastAsia="Arial"/>
-          <w:b/>
-          <w:bCs/>
-          <w:color w:val="123A5F"/>
-          <w:sz w:val="24"/>
-          <w:szCs w:val="24"/>
-          <w:lang/>
-        </w:rPr>
-        <w:t>Toelichting:</w:t>
-      </w:r>
-    </w:p>
-    <w:p>
-      <w:pPr>
-        <w:rPr>
-          <w:rFonts w:ascii="Calibri" w:hAnsi="Calibri" w:cs="Calibri"/>
-          <w:sz w:val="24"/>
-          <w:szCs w:val="24"/>
-          <w:lang/>
-        </w:rPr>
-      </w:pPr>
-      <w:r>
-        <w:rPr>
-          <w:rFonts w:ascii="Arial" w:hAnsi="Arial" w:cs="Arial" w:eastAsia="Arial"/>
-          <w:color w:val="24303B"/>
-          <w:sz w:val="24"/>
-          <w:szCs w:val="24"/>
-          <w:lang/>
-        </w:rPr>
-        <w:pict w14:anchorId="68DFD532">
-          <v:rect id="_x0000_i1034" style="width:0;height:1.5pt" o:hr="t" o:hrstd="t" o:hralign="center" fillcolor="#a0a0a0" stroked="f"/>
-        </w:pict>
-      </w:r>
-    </w:p>
-    <w:p>
-      <w:pPr>
-        <w:rPr>
-          <w:rFonts w:ascii="Calibri" w:hAnsi="Calibri" w:cs="Calibri"/>
-          <w:sz w:val="24"/>
-          <w:szCs w:val="24"/>
-          <w:lang/>
-        </w:rPr>
-      </w:pPr>
-      <w:r>
-        <w:rPr>
-          <w:rFonts w:ascii="Arial" w:hAnsi="Arial" w:cs="Arial" w:eastAsia="Arial"/>
-          <w:color w:val="24303B"/>
-          <w:sz w:val="24"/>
-          <w:szCs w:val="24"/>
-          <w:lang/>
-        </w:rPr>
-        <w:pict w14:anchorId="6E02DB8B">
-          <v:rect id="_x0000_i1035" style="width:0;height:1.5pt" o:hr="t" o:hrstd="t" o:hralign="center" fillcolor="#a0a0a0" stroked="f"/>
-        </w:pict>
-      </w:r>
-    </w:p>
-    <w:p>
-      <w:pPr>
-        <w:rPr>
-          <w:rFonts w:ascii="Calibri" w:hAnsi="Calibri" w:cs="Calibri"/>
-          <w:b/>
-          <w:bCs/>
-          <w:sz w:val="24"/>
-          <w:szCs w:val="24"/>
-          <w:lang/>
-        </w:rPr>
-      </w:pPr>
-      <w:r>
-        <w:rPr>
-          <w:rFonts w:ascii="Arial" w:hAnsi="Arial" w:cs="Arial" w:eastAsia="Arial"/>
-          <w:b/>
-          <w:bCs/>
-          <w:color w:val="123A5F"/>
-          <w:sz w:val="24"/>
-          <w:szCs w:val="24"/>
-          <w:lang/>
-        </w:rPr>
-        <w:t>7. Herbeoordeling na educatie</w:t>
-      </w:r>
-    </w:p>
-    <w:p>
-      <w:pPr>
-        <w:numPr>
-          <w:ilvl w:val="0"/>
-          <w:numId w:val="7"/>
-        </w:numPr>
-        <w:rPr>
-          <w:rFonts w:ascii="Calibri" w:hAnsi="Calibri" w:cs="Calibri"/>
-          <w:sz w:val="24"/>
-          <w:szCs w:val="24"/>
-          <w:lang/>
-        </w:rPr>
-      </w:pPr>
-      <w:r>
-        <w:rPr>
-          <w:rFonts w:ascii="Segoe UI Symbol" w:hAnsi="Segoe UI Symbol" w:cs="Segoe UI Symbol"/>
-          <w:sz w:val="24"/>
-          <w:szCs w:val="24"/>
-          <w:lang/>
-        </w:rPr>
-        <w:t>☐</w:t>
-      </w:r>
-      <w:r>
-        <w:rPr>
-          <w:rFonts w:ascii="Arial" w:hAnsi="Arial" w:cs="Arial" w:eastAsia="Arial"/>
-          <w:color w:val="24303B"/>
-          <w:sz w:val="24"/>
-          <w:szCs w:val="24"/>
-          <w:lang/>
-        </w:rPr>
-        <w:t xml:space="preserve"> Patiënt toont voldoende kennis </w:t>
-      </w:r>
-    </w:p>
-    <w:p>
-      <w:pPr>
-        <w:numPr>
-          <w:ilvl w:val="0"/>
-          <w:numId w:val="7"/>
-        </w:numPr>
-        <w:rPr>
-          <w:rFonts w:ascii="Calibri" w:hAnsi="Calibri" w:cs="Calibri"/>
-          <w:sz w:val="24"/>
-          <w:szCs w:val="24"/>
-          <w:lang/>
-        </w:rPr>
-      </w:pPr>
-      <w:r>
-        <w:rPr>
-          <w:rFonts w:ascii="Segoe UI Symbol" w:hAnsi="Segoe UI Symbol" w:cs="Segoe UI Symbol"/>
-          <w:sz w:val="24"/>
-          <w:szCs w:val="24"/>
-          <w:lang/>
-        </w:rPr>
-        <w:t>☐</w:t>
-      </w:r>
-      <w:r>
-        <w:rPr>
-          <w:rFonts w:ascii="Arial" w:hAnsi="Arial" w:cs="Arial" w:eastAsia="Arial"/>
-          <w:color w:val="24303B"/>
-          <w:sz w:val="24"/>
-          <w:szCs w:val="24"/>
-          <w:lang/>
-        </w:rPr>
-        <w:t xml:space="preserve"> Nog steeds onvoldoende kennis </w:t>
-      </w:r>
-    </w:p>
-    <w:p>
-      <w:pPr>
-        <w:rPr>
-          <w:rFonts w:ascii="Calibri" w:hAnsi="Calibri" w:cs="Calibri"/>
-          <w:sz w:val="24"/>
-          <w:szCs w:val="24"/>
-          <w:lang/>
-        </w:rPr>
-      </w:pPr>
-      <w:r>
-        <w:rPr>
-          <w:rFonts w:ascii="Arial" w:hAnsi="Arial" w:cs="Arial" w:eastAsia="Arial"/>
-          <w:b/>
-          <w:bCs/>
-          <w:color w:val="123A5F"/>
-          <w:sz w:val="24"/>
-          <w:szCs w:val="24"/>
-          <w:lang/>
-        </w:rPr>
-        <w:t>Toelichting:</w:t>
-      </w:r>
-    </w:p>
-    <w:p>
-      <w:pPr>
-        <w:rPr>
-          <w:rFonts w:ascii="Calibri" w:hAnsi="Calibri" w:cs="Calibri"/>
-          <w:sz w:val="24"/>
-          <w:szCs w:val="24"/>
-          <w:lang/>
-        </w:rPr>
-      </w:pPr>
-      <w:r>
-        <w:rPr>
-          <w:rFonts w:ascii="Arial" w:hAnsi="Arial" w:cs="Arial" w:eastAsia="Arial"/>
-          <w:color w:val="24303B"/>
-          <w:sz w:val="24"/>
-          <w:szCs w:val="24"/>
-          <w:lang/>
-        </w:rPr>
-        <w:pict w14:anchorId="7EAD516A">
-          <v:rect id="_x0000_i1036" style="width:0;height:1.5pt" o:hr="t" o:hrstd="t" o:hralign="center" fillcolor="#a0a0a0" stroked="f"/>
-        </w:pict>
-      </w:r>
-    </w:p>
-    <w:p>
-      <w:pPr>
-        <w:rPr>
-          <w:rFonts w:ascii="Calibri" w:hAnsi="Calibri" w:cs="Calibri"/>
-          <w:sz w:val="24"/>
-          <w:szCs w:val="24"/>
-          <w:lang/>
-        </w:rPr>
-      </w:pPr>
-      <w:r>
-        <w:rPr>
-          <w:rFonts w:ascii="Arial" w:hAnsi="Arial" w:cs="Arial" w:eastAsia="Arial"/>
-          <w:color w:val="24303B"/>
-          <w:sz w:val="24"/>
-          <w:szCs w:val="24"/>
-          <w:lang/>
-        </w:rPr>
-        <w:pict w14:anchorId="5A193B54">
-          <v:rect id="_x0000_i1037" style="width:0;height:1.5pt" o:hr="t" o:hrstd="t" o:hralign="center" fillcolor="#a0a0a0" stroked="f"/>
-        </w:pict>
-      </w:r>
-    </w:p>
-    <w:p>
-      <w:pPr>
-        <w:rPr>
-          <w:rFonts w:ascii="Calibri" w:hAnsi="Calibri" w:cs="Calibri"/>
-          <w:b/>
-          <w:bCs/>
-          <w:sz w:val="24"/>
-          <w:szCs w:val="24"/>
-          <w:lang/>
-        </w:rPr>
-      </w:pPr>
-      <w:r>
-        <w:rPr>
-          <w:rFonts w:ascii="Arial" w:hAnsi="Arial" w:cs="Arial" w:eastAsia="Arial"/>
-          <w:b/>
-          <w:bCs/>
-          <w:color w:val="123A5F"/>
-          <w:sz w:val="24"/>
-          <w:szCs w:val="24"/>
-          <w:lang/>
-        </w:rPr>
-        <w:t>8. Perceptie van belang (indien kennis voldoende)</w:t>
-      </w:r>
-    </w:p>
-    <w:p>
-      <w:pPr>
-        <w:rPr>
-          <w:rFonts w:ascii="Calibri" w:hAnsi="Calibri" w:cs="Calibri"/>
-          <w:sz w:val="24"/>
-          <w:szCs w:val="24"/>
-          <w:lang/>
-        </w:rPr>
-      </w:pPr>
-      <w:r>
-        <w:rPr>
-          <w:rFonts w:ascii="Arial" w:hAnsi="Arial" w:cs="Arial" w:eastAsia="Arial"/>
-          <w:b/>
-          <w:bCs/>
-          <w:color w:val="123A5F"/>
-          <w:sz w:val="24"/>
-          <w:szCs w:val="24"/>
-          <w:lang/>
-        </w:rPr>
-        <w:t>In welke mate vindt de patiënt het belangrijk om het beschermend schoeisel te dragen?</w:t>
-      </w:r>
-    </w:p>
-    <w:p>
-      <w:pPr>
-        <w:numPr>
-          <w:ilvl w:val="0"/>
-          <w:numId w:val="8"/>
-        </w:numPr>
-        <w:rPr>
-          <w:rFonts w:ascii="Calibri" w:hAnsi="Calibri" w:cs="Calibri"/>
-          <w:sz w:val="24"/>
-          <w:szCs w:val="24"/>
-          <w:lang/>
-        </w:rPr>
-      </w:pPr>
-      <w:r>
-        <w:rPr>
-          <w:rFonts w:ascii="Arial" w:hAnsi="Arial" w:cs="Arial" w:eastAsia="Arial"/>
-          <w:color w:val="24303B"/>
-          <w:sz w:val="24"/>
-          <w:szCs w:val="24"/>
-          <w:lang/>
-        </w:rPr>
-        <w:t>Belang score (0–10): ______</w:t>
-      </w:r>
-      <w:r>
-        <w:rPr>
-          <w:rFonts w:ascii="Arial" w:hAnsi="Arial" w:cs="Arial" w:eastAsia="Arial"/>
-          <w:color w:val="24303B"/>
-          <w:sz w:val="24"/>
-          <w:szCs w:val="24"/>
-          <w:lang/>
-        </w:rPr>
-        <w:br/>
-      </w:r>
-      <w:r>
-        <w:rPr>
-          <w:rFonts w:ascii="Arial" w:hAnsi="Arial" w:cs="Arial" w:eastAsia="Arial"/>
-          <w:i/>
-          <w:iCs/>
-          <w:color w:val="24303B"/>
-          <w:sz w:val="24"/>
-          <w:szCs w:val="24"/>
-          <w:lang/>
-        </w:rPr>
-        <w:t>(0 = helemaal niet belangrijk, 10 = zeer belangrijk)</w:t>
-      </w:r>
-      <w:r>
-        <w:rPr>
-          <w:rFonts w:ascii="Arial" w:hAnsi="Arial" w:cs="Arial" w:eastAsia="Arial"/>
-          <w:color w:val="24303B"/>
-          <w:sz w:val="24"/>
-          <w:szCs w:val="24"/>
-          <w:lang/>
-        </w:rPr>
-        <w:t xml:space="preserve"> </w:t>
-      </w:r>
-    </w:p>
-    <w:p>
-      <w:pPr>
-        <w:rPr>
-          <w:rFonts w:ascii="Calibri" w:hAnsi="Calibri" w:cs="Calibri"/>
-          <w:sz w:val="24"/>
-          <w:szCs w:val="24"/>
-          <w:lang/>
-        </w:rPr>
-      </w:pPr>
-      <w:r>
-        <w:rPr>
-          <w:rFonts w:ascii="Arial" w:hAnsi="Arial" w:cs="Arial" w:eastAsia="Arial"/>
-          <w:b/>
-          <w:bCs/>
-          <w:color w:val="123A5F"/>
-          <w:sz w:val="24"/>
-          <w:szCs w:val="24"/>
-          <w:lang/>
-        </w:rPr>
-        <w:t>Actie:</w:t>
-      </w:r>
-    </w:p>
-    <w:p>
-      <w:pPr>
-        <w:numPr>
-          <w:ilvl w:val="0"/>
-          <w:numId w:val="9"/>
-        </w:numPr>
-        <w:rPr>
-          <w:rFonts w:ascii="Calibri" w:hAnsi="Calibri" w:cs="Calibri"/>
-          <w:sz w:val="24"/>
-          <w:szCs w:val="24"/>
-          <w:lang/>
-        </w:rPr>
-      </w:pPr>
-      <w:r>
-        <w:rPr>
-          <w:rFonts w:ascii="Segoe UI Symbol" w:hAnsi="Segoe UI Symbol" w:cs="Segoe UI Symbol"/>
-          <w:sz w:val="24"/>
-          <w:szCs w:val="24"/>
-          <w:lang/>
-        </w:rPr>
-        <w:t>☐</w:t>
-      </w:r>
-      <w:r>
-        <w:rPr>
-          <w:rFonts w:ascii="Arial" w:hAnsi="Arial" w:cs="Arial" w:eastAsia="Arial"/>
-          <w:color w:val="24303B"/>
-          <w:sz w:val="24"/>
-          <w:szCs w:val="24"/>
-          <w:lang/>
-        </w:rPr>
-        <w:t xml:space="preserve"> Score ≥ 8 → Ga verder naar zelfvertrouwen </w:t>
-      </w:r>
-    </w:p>
-    <w:p>
-      <w:pPr>
-        <w:numPr>
-          <w:ilvl w:val="0"/>
-          <w:numId w:val="9"/>
-        </w:numPr>
-        <w:rPr>
-          <w:rFonts w:ascii="Calibri" w:hAnsi="Calibri" w:cs="Calibri"/>
-          <w:sz w:val="24"/>
-          <w:szCs w:val="24"/>
-          <w:lang/>
-        </w:rPr>
-      </w:pPr>
-      <w:r>
-        <w:rPr>
-          <w:rFonts w:ascii="Segoe UI Symbol" w:hAnsi="Segoe UI Symbol" w:cs="Segoe UI Symbol"/>
-          <w:sz w:val="24"/>
-          <w:szCs w:val="24"/>
-          <w:lang/>
-        </w:rPr>
-        <w:t>☐</w:t>
-      </w:r>
-      <w:r>
-        <w:rPr>
-          <w:rFonts w:ascii="Arial" w:hAnsi="Arial" w:cs="Arial" w:eastAsia="Arial"/>
-          <w:color w:val="24303B"/>
-          <w:sz w:val="24"/>
-          <w:szCs w:val="24"/>
-          <w:lang/>
-        </w:rPr>
-        <w:t xml:space="preserve"> Score &lt; 8 → Motiverende gespreksvoering toegepast </w:t>
-      </w:r>
-    </w:p>
-    <w:p>
-      <w:pPr>
-        <w:rPr>
-          <w:rFonts w:ascii="Calibri" w:hAnsi="Calibri" w:cs="Calibri"/>
-          <w:sz w:val="24"/>
-          <w:szCs w:val="24"/>
-          <w:lang/>
-        </w:rPr>
-      </w:pPr>
-      <w:r>
-        <w:rPr>
-          <w:rFonts w:ascii="Arial" w:hAnsi="Arial" w:cs="Arial" w:eastAsia="Arial"/>
-          <w:b/>
-          <w:bCs/>
-          <w:color w:val="123A5F"/>
-          <w:sz w:val="24"/>
-          <w:szCs w:val="24"/>
-          <w:lang/>
-        </w:rPr>
-        <w:t>Toelichting (MI interventies):</w:t>
-      </w:r>
-    </w:p>
-    <w:p>
-      <w:pPr>
-        <w:rPr>
-          <w:rFonts w:ascii="Calibri" w:hAnsi="Calibri" w:cs="Calibri"/>
-          <w:sz w:val="24"/>
-          <w:szCs w:val="24"/>
-          <w:lang/>
-        </w:rPr>
-      </w:pPr>
-      <w:r>
-        <w:rPr>
-          <w:rFonts w:ascii="Arial" w:hAnsi="Arial" w:cs="Arial" w:eastAsia="Arial"/>
-          <w:color w:val="24303B"/>
-          <w:sz w:val="24"/>
-          <w:szCs w:val="24"/>
-          <w:lang/>
-        </w:rPr>
-        <w:pict w14:anchorId="1505EE0B">
-          <v:rect id="_x0000_i1038" style="width:0;height:1.5pt" o:hr="t" o:hrstd="t" o:hralign="center" fillcolor="#a0a0a0" stroked="f"/>
-        </w:pict>
-      </w:r>
-    </w:p>
-    <w:p>
-      <w:pPr>
-        <w:rPr>
-          <w:rFonts w:ascii="Calibri" w:hAnsi="Calibri" w:cs="Calibri"/>
-          <w:sz w:val="24"/>
-          <w:szCs w:val="24"/>
-          <w:lang/>
-        </w:rPr>
-      </w:pPr>
-      <w:r>
-        <w:rPr>
-          <w:rFonts w:ascii="Arial" w:hAnsi="Arial" w:cs="Arial" w:eastAsia="Arial"/>
-          <w:color w:val="24303B"/>
-          <w:sz w:val="24"/>
-          <w:szCs w:val="24"/>
-          <w:lang/>
-        </w:rPr>
-        <w:pict w14:anchorId="1F89DE63">
-          <v:rect id="_x0000_i1039" style="width:0;height:1.5pt" o:hr="t" o:hrstd="t" o:hralign="center" fillcolor="#a0a0a0" stroked="f"/>
-        </w:pict>
-      </w:r>
-    </w:p>
-    <w:p>
-      <w:pPr>
-        <w:rPr>
-          <w:rFonts w:ascii="Calibri" w:hAnsi="Calibri" w:cs="Calibri"/>
-          <w:b/>
-          <w:bCs/>
-          <w:sz w:val="24"/>
-          <w:szCs w:val="24"/>
-          <w:lang/>
-        </w:rPr>
-      </w:pPr>
-      <w:r>
-        <w:rPr>
-          <w:rFonts w:ascii="Arial" w:hAnsi="Arial" w:cs="Arial" w:eastAsia="Arial"/>
-          <w:b/>
-          <w:bCs/>
-          <w:color w:val="123A5F"/>
-          <w:sz w:val="24"/>
-          <w:szCs w:val="24"/>
-          <w:lang/>
-        </w:rPr>
-        <w:t>9. Zelfvertrouwen (confidence)</w:t>
-      </w:r>
-    </w:p>
-    <w:p>
-      <w:pPr>
-        <w:rPr>
-          <w:rFonts w:ascii="Calibri" w:hAnsi="Calibri" w:cs="Calibri"/>
-          <w:sz w:val="24"/>
-          <w:szCs w:val="24"/>
-          <w:lang/>
-        </w:rPr>
-      </w:pPr>
-      <w:r>
-        <w:rPr>
-          <w:rFonts w:ascii="Arial" w:hAnsi="Arial" w:cs="Arial" w:eastAsia="Arial"/>
-          <w:b/>
-          <w:bCs/>
-          <w:color w:val="123A5F"/>
-          <w:sz w:val="24"/>
-          <w:szCs w:val="24"/>
-          <w:lang/>
-        </w:rPr>
-        <w:t>In welke mate heeft de patiënt vertrouwen in het consequent dragen van het schoeisel?</w:t>
-      </w:r>
-    </w:p>
-    <w:p>
-      <w:pPr>
-        <w:numPr>
-          <w:ilvl w:val="0"/>
-          <w:numId w:val="10"/>
-        </w:numPr>
-        <w:rPr>
-          <w:rFonts w:ascii="Calibri" w:hAnsi="Calibri" w:cs="Calibri"/>
-          <w:sz w:val="24"/>
-          <w:szCs w:val="24"/>
-          <w:lang/>
-        </w:rPr>
-      </w:pPr>
-      <w:r>
-        <w:rPr>
-          <w:rFonts w:ascii="Arial" w:hAnsi="Arial" w:cs="Arial" w:eastAsia="Arial"/>
-          <w:color w:val="24303B"/>
-          <w:sz w:val="24"/>
-          <w:szCs w:val="24"/>
-          <w:lang/>
-        </w:rPr>
-        <w:t xml:space="preserve">Confidence score (0–10): ______ </w:t>
-      </w:r>
-    </w:p>
-    <w:p>
-      <w:pPr>
-        <w:rPr>
-          <w:rFonts w:ascii="Calibri" w:hAnsi="Calibri" w:cs="Calibri"/>
-          <w:sz w:val="24"/>
-          <w:szCs w:val="24"/>
-          <w:lang/>
-        </w:rPr>
-      </w:pPr>
-      <w:r>
-        <w:rPr>
-          <w:rFonts w:ascii="Arial" w:hAnsi="Arial" w:cs="Arial" w:eastAsia="Arial"/>
-          <w:b/>
-          <w:bCs/>
-          <w:color w:val="123A5F"/>
-          <w:sz w:val="24"/>
-          <w:szCs w:val="24"/>
-          <w:lang/>
-        </w:rPr>
-        <w:t>Actie:</w:t>
-      </w:r>
-    </w:p>
-    <w:p>
-      <w:pPr>
-        <w:numPr>
-          <w:ilvl w:val="0"/>
-          <w:numId w:val="11"/>
-        </w:numPr>
-        <w:rPr>
-          <w:rFonts w:ascii="Calibri" w:hAnsi="Calibri" w:cs="Calibri"/>
-          <w:sz w:val="24"/>
-          <w:szCs w:val="24"/>
-          <w:lang/>
-        </w:rPr>
-      </w:pPr>
-      <w:r>
-        <w:rPr>
-          <w:rFonts w:ascii="Segoe UI Symbol" w:hAnsi="Segoe UI Symbol" w:cs="Segoe UI Symbol"/>
-          <w:sz w:val="24"/>
-          <w:szCs w:val="24"/>
-          <w:lang/>
-        </w:rPr>
-        <w:t>☐</w:t>
-      </w:r>
-      <w:r>
-        <w:rPr>
-          <w:rFonts w:ascii="Arial" w:hAnsi="Arial" w:cs="Arial" w:eastAsia="Arial"/>
-          <w:color w:val="24303B"/>
-          <w:sz w:val="24"/>
-          <w:szCs w:val="24"/>
-          <w:lang/>
-        </w:rPr>
-        <w:t xml:space="preserve"> Score ≥ 8 → Geen bijkomende actie nodig </w:t>
-      </w:r>
-    </w:p>
-    <w:p>
-      <w:pPr>
-        <w:numPr>
-          <w:ilvl w:val="0"/>
-          <w:numId w:val="11"/>
-        </w:numPr>
-        <w:spacing w:after="240" w:line="360" w:lineRule="auto"/>
-        <w:ind w:left="714" w:hanging="357"/>
-        <w:rPr>
-          <w:rFonts w:ascii="Calibri" w:hAnsi="Calibri" w:cs="Calibri"/>
-          <w:sz w:val="24"/>
-          <w:szCs w:val="24"/>
-          <w:lang/>
-        </w:rPr>
-      </w:pPr>
-      <w:r>
-        <w:rPr>
-          <w:rFonts w:ascii="Segoe UI Symbol" w:hAnsi="Segoe UI Symbol" w:cs="Segoe UI Symbol"/>
-          <w:sz w:val="24"/>
-          <w:szCs w:val="24"/>
-          <w:lang/>
-        </w:rPr>
-        <w:t>☐</w:t>
-      </w:r>
-      <w:r>
-        <w:rPr>
-          <w:rFonts w:ascii="Arial" w:hAnsi="Arial" w:cs="Arial" w:eastAsia="Arial"/>
-          <w:color w:val="24303B"/>
-          <w:sz w:val="24"/>
-          <w:szCs w:val="24"/>
-          <w:lang/>
-        </w:rPr>
-        <w:t xml:space="preserve"> Score &lt; 8 → Barrières exploreren </w:t>
-      </w:r>
-    </w:p>
-    <w:p>
-      <w:pPr>
-        <w:rPr>
-          <w:rFonts w:ascii="Calibri" w:hAnsi="Calibri" w:cs="Calibri"/>
-          <w:b/>
-          <w:bCs/>
-          <w:sz w:val="24"/>
-          <w:szCs w:val="24"/>
-          <w:lang/>
-        </w:rPr>
-      </w:pPr>
-      <w:r>
-        <w:rPr>
-          <w:rFonts w:ascii="Arial" w:hAnsi="Arial" w:cs="Arial" w:eastAsia="Arial"/>
-          <w:b/>
-          <w:bCs/>
-          <w:color w:val="123A5F"/>
-          <w:sz w:val="24"/>
-          <w:szCs w:val="24"/>
-          <w:lang/>
-        </w:rPr>
-        <w:t>10. Barrières en oplossingen</w:t>
-      </w:r>
-    </w:p>
-    <w:p>
-      <w:pPr>
-        <w:numPr>
-          <w:ilvl w:val="0"/>
-          <w:numId w:val="12"/>
-        </w:numPr>
-        <w:rPr>
-          <w:rFonts w:ascii="Calibri" w:hAnsi="Calibri" w:cs="Calibri"/>
-          <w:sz w:val="24"/>
-          <w:szCs w:val="24"/>
-          <w:lang/>
-        </w:rPr>
-      </w:pPr>
-      <w:r>
-        <w:rPr>
-          <w:rFonts w:ascii="Arial" w:hAnsi="Arial" w:cs="Arial" w:eastAsia="Arial"/>
-          <w:color w:val="24303B"/>
-          <w:sz w:val="24"/>
-          <w:szCs w:val="24"/>
-          <w:lang/>
-        </w:rPr>
-        <w:t>Barrières geïdentificeerd met de</w:t>
-      </w:r>
-      <w:r>
-        <w:rPr>
-          <w:rFonts w:ascii="Arial" w:hAnsi="Arial" w:cs="Arial" w:eastAsia="Arial"/>
-          <w:color w:val="24303B"/>
-          <w:sz w:val="24"/>
-          <w:szCs w:val="24"/>
-          <w:lang/>
-        </w:rPr>
-        <w:br/>
-      </w:r>
-      <w:r>
-        <w:rPr>
-          <w:rFonts w:ascii="Arial" w:hAnsi="Arial" w:cs="Arial" w:eastAsia="Arial"/>
-          <w:color w:val="24303B"/>
-          <w:sz w:val="24"/>
-          <w:szCs w:val="24"/>
-          <w:lang/>
-        </w:rPr>
-        <w:t xml:space="preserve">Monitor Orthopaedic Shoes Questionnaire (MOS-revised) </w:t>
-      </w:r>
-    </w:p>
-    <w:p>
-      <w:pPr>
-        <w:rPr>
-          <w:rFonts w:ascii="Calibri" w:hAnsi="Calibri" w:cs="Calibri"/>
-          <w:sz w:val="24"/>
-          <w:szCs w:val="24"/>
-          <w:lang/>
-        </w:rPr>
-      </w:pPr>
-      <w:r>
-        <w:rPr>
-          <w:rFonts w:ascii="Arial" w:hAnsi="Arial" w:cs="Arial" w:eastAsia="Arial"/>
-          <w:b/>
-          <w:bCs/>
-          <w:color w:val="123A5F"/>
-          <w:sz w:val="24"/>
-          <w:szCs w:val="24"/>
-          <w:lang/>
-        </w:rPr>
-        <w:t>Geïdentificeerde barrières:</w:t>
-      </w:r>
-    </w:p>
-    <w:p>
-      <w:pPr>
-        <w:rPr>
-          <w:rFonts w:ascii="Calibri" w:hAnsi="Calibri" w:cs="Calibri"/>
-          <w:sz w:val="24"/>
-          <w:szCs w:val="24"/>
-          <w:lang/>
-        </w:rPr>
-      </w:pPr>
-      <w:r>
-        <w:rPr>
-          <w:rFonts w:ascii="Arial" w:hAnsi="Arial" w:cs="Arial" w:eastAsia="Arial"/>
-          <w:color w:val="24303B"/>
-          <w:sz w:val="24"/>
-          <w:szCs w:val="24"/>
-          <w:lang/>
-        </w:rPr>
-        <w:pict w14:anchorId="3838181F">
-          <v:rect id="_x0000_i1041" style="width:0;height:1.5pt" o:hr="t" o:hrstd="t" o:hralign="center" fillcolor="#a0a0a0" stroked="f"/>
-        </w:pict>
-      </w:r>
-    </w:p>
-    <w:p>
-      <w:pPr>
-        <w:rPr>
-          <w:rFonts w:ascii="Calibri" w:hAnsi="Calibri" w:cs="Calibri"/>
-          <w:sz w:val="24"/>
-          <w:szCs w:val="24"/>
-          <w:lang/>
-        </w:rPr>
-      </w:pPr>
-      <w:r>
-        <w:rPr>
-          <w:rFonts w:ascii="Arial" w:hAnsi="Arial" w:cs="Arial" w:eastAsia="Arial"/>
-          <w:b/>
-          <w:bCs/>
-          <w:color w:val="24303B"/>
-          <w:sz w:val="24"/>
-          <w:szCs w:val="24"/>
-          <w:lang/>
-        </w:rPr>
-        <w:t>Besproken oplossingen:</w:t>
-      </w:r>
-      <w:r>
-        <w:rPr>
-          <w:rFonts w:ascii="Arial" w:hAnsi="Arial" w:cs="Arial" w:eastAsia="Arial"/>
-          <w:color w:val="24303B"/>
-          <w:sz w:val="24"/>
-          <w:szCs w:val="24"/>
-          <w:lang/>
-        </w:rPr>
-        <w:br/>
-      </w:r>
-      <w:r>
-        <w:rPr>
-          <w:rFonts w:ascii="Arial" w:hAnsi="Arial" w:cs="Arial" w:eastAsia="Arial"/>
-          <w:i/>
-          <w:iCs/>
-          <w:color w:val="24303B"/>
-          <w:sz w:val="24"/>
-          <w:szCs w:val="24"/>
-          <w:lang/>
-        </w:rPr>
-        <w:t>(gebruik makend van motiverende gespreksvoering en oplossingsgerichte technieken)</w:t>
-      </w:r>
-    </w:p>
-    <w:p>
-      <w:pPr>
-        <w:rPr>
-          <w:rFonts w:ascii="Calibri" w:hAnsi="Calibri" w:cs="Calibri"/>
-          <w:sz w:val="24"/>
-          <w:szCs w:val="24"/>
-          <w:lang/>
-        </w:rPr>
-      </w:pPr>
-      <w:r>
-        <w:rPr>
-          <w:rFonts w:ascii="Arial" w:hAnsi="Arial" w:cs="Arial" w:eastAsia="Arial"/>
-          <w:color w:val="24303B"/>
-          <w:sz w:val="24"/>
-          <w:szCs w:val="24"/>
-          <w:lang/>
-        </w:rPr>
-        <w:pict w14:anchorId="5B022950">
-          <v:rect id="_x0000_i1042" style="width:0;height:1.5pt" o:hr="t" o:hrstd="t" o:hralign="center" fillcolor="#a0a0a0" stroked="f"/>
-        </w:pict>
-      </w:r>
-    </w:p>
-    <w:p>
-      <w:pPr>
-        <w:rPr>
-          <w:rFonts w:ascii="Calibri" w:hAnsi="Calibri" w:cs="Calibri"/>
-          <w:sz w:val="24"/>
-          <w:szCs w:val="24"/>
-          <w:lang/>
-        </w:rPr>
-      </w:pPr>
-      <w:r>
-        <w:rPr>
-          <w:rFonts w:ascii="Arial" w:hAnsi="Arial" w:cs="Arial" w:eastAsia="Arial"/>
-          <w:color w:val="24303B"/>
-          <w:sz w:val="24"/>
-          <w:szCs w:val="24"/>
-          <w:lang/>
-        </w:rPr>
-        <w:pict w14:anchorId="7CF7C9E9">
-          <v:rect id="_x0000_i1043" style="width:0;height:1.5pt" o:hr="t" o:hrstd="t" o:hralign="center" fillcolor="#a0a0a0" stroked="f"/>
-        </w:pict>
-      </w:r>
-    </w:p>
-    <w:p>
-      <w:pPr>
-        <w:rPr>
-          <w:rFonts w:ascii="Calibri" w:hAnsi="Calibri" w:cs="Calibri"/>
-          <w:sz w:val="24"/>
-          <w:szCs w:val="24"/>
-          <w:lang/>
-        </w:rPr>
-      </w:pPr>
-      <w:r>
-        <w:rPr>
-          <w:rFonts w:ascii="Arial" w:hAnsi="Arial" w:cs="Arial" w:eastAsia="Arial"/>
-          <w:color w:val="24303B"/>
-          <w:sz w:val="24"/>
-          <w:szCs w:val="24"/>
-          <w:lang/>
-        </w:rPr>
-        <w:pict w14:anchorId="4909E668">
-          <v:rect id="_x0000_i1044" style="width:0;height:1.5pt" o:hr="t" o:hrstd="t" o:hralign="center" fillcolor="#a0a0a0" stroked="f"/>
-        </w:pict>
-      </w:r>
-    </w:p>
-    <w:p>
-      <w:pPr>
-        <w:rPr>
-          <w:rFonts w:ascii="Calibri" w:hAnsi="Calibri" w:cs="Calibri"/>
-          <w:b/>
-          <w:bCs/>
-          <w:sz w:val="24"/>
-          <w:szCs w:val="24"/>
-          <w:lang/>
-        </w:rPr>
-      </w:pPr>
-      <w:r>
-        <w:rPr>
-          <w:rFonts w:ascii="Arial" w:hAnsi="Arial" w:cs="Arial" w:eastAsia="Arial"/>
-          <w:b/>
-          <w:bCs/>
-          <w:color w:val="123A5F"/>
-          <w:sz w:val="24"/>
-          <w:szCs w:val="24"/>
-          <w:lang/>
-        </w:rPr>
-        <w:t>11. Reactie van patiënt op feedback</w:t>
-      </w:r>
-    </w:p>
-    <w:p>
-      <w:pPr>
-        <w:numPr>
-          <w:ilvl w:val="0"/>
-          <w:numId w:val="13"/>
-        </w:numPr>
-        <w:rPr>
-          <w:rFonts w:ascii="Calibri" w:hAnsi="Calibri" w:cs="Calibri"/>
-          <w:sz w:val="24"/>
-          <w:szCs w:val="24"/>
-          <w:lang/>
-        </w:rPr>
-      </w:pPr>
-      <w:r>
-        <w:rPr>
-          <w:rFonts w:ascii="Segoe UI Symbol" w:hAnsi="Segoe UI Symbol" w:cs="Segoe UI Symbol"/>
-          <w:sz w:val="24"/>
-          <w:szCs w:val="24"/>
-          <w:lang/>
-        </w:rPr>
-        <w:t>☐</w:t>
-      </w:r>
-      <w:r>
-        <w:rPr>
-          <w:rFonts w:ascii="Arial" w:hAnsi="Arial" w:cs="Arial" w:eastAsia="Arial"/>
-          <w:color w:val="24303B"/>
-          <w:sz w:val="24"/>
-          <w:szCs w:val="24"/>
-          <w:lang/>
-        </w:rPr>
-        <w:t xml:space="preserve"> Begrijpt feedback </w:t>
-      </w:r>
-    </w:p>
-    <w:p>
-      <w:pPr>
-        <w:numPr>
-          <w:ilvl w:val="0"/>
-          <w:numId w:val="13"/>
-        </w:numPr>
-        <w:rPr>
-          <w:rFonts w:ascii="Calibri" w:hAnsi="Calibri" w:cs="Calibri"/>
-          <w:sz w:val="24"/>
-          <w:szCs w:val="24"/>
-          <w:lang/>
-        </w:rPr>
-      </w:pPr>
-      <w:r>
-        <w:rPr>
-          <w:rFonts w:ascii="Segoe UI Symbol" w:hAnsi="Segoe UI Symbol" w:cs="Segoe UI Symbol"/>
-          <w:sz w:val="24"/>
-          <w:szCs w:val="24"/>
-          <w:lang/>
-        </w:rPr>
-        <w:t>☐</w:t>
-      </w:r>
-      <w:r>
-        <w:rPr>
-          <w:rFonts w:ascii="Arial" w:hAnsi="Arial" w:cs="Arial" w:eastAsia="Arial"/>
-          <w:color w:val="24303B"/>
-          <w:sz w:val="24"/>
-          <w:szCs w:val="24"/>
-          <w:lang/>
-        </w:rPr>
-        <w:t xml:space="preserve"> Verrast door verschil </w:t>
-      </w:r>
-    </w:p>
-    <w:p>
-      <w:pPr>
-        <w:numPr>
-          <w:ilvl w:val="0"/>
-          <w:numId w:val="13"/>
-        </w:numPr>
-        <w:rPr>
-          <w:rFonts w:ascii="Calibri" w:hAnsi="Calibri" w:cs="Calibri"/>
-          <w:sz w:val="24"/>
-          <w:szCs w:val="24"/>
-          <w:lang/>
-        </w:rPr>
-      </w:pPr>
-      <w:r>
-        <w:rPr>
-          <w:rFonts w:ascii="Segoe UI Symbol" w:hAnsi="Segoe UI Symbol" w:cs="Segoe UI Symbol"/>
-          <w:sz w:val="24"/>
-          <w:szCs w:val="24"/>
-          <w:lang/>
-        </w:rPr>
-        <w:t>☐</w:t>
-      </w:r>
-      <w:r>
-        <w:rPr>
-          <w:rFonts w:ascii="Arial" w:hAnsi="Arial" w:cs="Arial" w:eastAsia="Arial"/>
-          <w:color w:val="24303B"/>
-          <w:sz w:val="24"/>
-          <w:szCs w:val="24"/>
-          <w:lang/>
-        </w:rPr>
-        <w:t xml:space="preserve"> Niet akkoord / twijfelt </w:t>
-      </w:r>
-    </w:p>
-    <w:p>
-      <w:pPr>
-        <w:numPr>
-          <w:ilvl w:val="0"/>
-          <w:numId w:val="13"/>
-        </w:numPr>
-        <w:rPr>
-          <w:rFonts w:ascii="Calibri" w:hAnsi="Calibri" w:cs="Calibri"/>
-          <w:sz w:val="24"/>
-          <w:szCs w:val="24"/>
-          <w:lang/>
-        </w:rPr>
-      </w:pPr>
-      <w:r>
-        <w:rPr>
-          <w:rFonts w:ascii="Segoe UI Symbol" w:hAnsi="Segoe UI Symbol" w:cs="Segoe UI Symbol"/>
-          <w:sz w:val="24"/>
-          <w:szCs w:val="24"/>
-          <w:lang/>
-        </w:rPr>
-        <w:t>☐</w:t>
-      </w:r>
-      <w:r>
-        <w:rPr>
-          <w:rFonts w:ascii="Arial" w:hAnsi="Arial" w:cs="Arial" w:eastAsia="Arial"/>
-          <w:color w:val="24303B"/>
-          <w:sz w:val="24"/>
-          <w:szCs w:val="24"/>
-          <w:lang/>
-        </w:rPr>
-        <w:t xml:space="preserve"> Anders: __________________ </w:t>
-      </w:r>
-    </w:p>
-    <w:p>
-      <w:pPr>
-        <w:rPr>
-          <w:rFonts w:ascii="Calibri" w:hAnsi="Calibri" w:cs="Calibri"/>
-          <w:sz w:val="24"/>
-          <w:szCs w:val="24"/>
-          <w:lang/>
-        </w:rPr>
-      </w:pPr>
-      <w:r>
-        <w:rPr>
-          <w:rFonts w:ascii="Arial" w:hAnsi="Arial" w:cs="Arial" w:eastAsia="Arial"/>
-          <w:b/>
-          <w:bCs/>
-          <w:color w:val="123A5F"/>
-          <w:sz w:val="24"/>
-          <w:szCs w:val="24"/>
-          <w:lang/>
-        </w:rPr>
-        <w:t>Toelichting:</w:t>
-      </w:r>
-    </w:p>
-    <w:p>
-      <w:pPr>
-        <w:rPr>
-          <w:rFonts w:ascii="Calibri" w:hAnsi="Calibri" w:cs="Calibri"/>
-          <w:sz w:val="24"/>
-          <w:szCs w:val="24"/>
-          <w:lang/>
-        </w:rPr>
-      </w:pPr>
-      <w:r>
-        <w:rPr>
-          <w:rFonts w:ascii="Arial" w:hAnsi="Arial" w:cs="Arial" w:eastAsia="Arial"/>
-          <w:color w:val="24303B"/>
-          <w:sz w:val="24"/>
-          <w:szCs w:val="24"/>
-          <w:lang/>
-        </w:rPr>
-        <w:pict w14:anchorId="1BD8F9E0">
-          <v:rect id="_x0000_i1045" style="width:0;height:1.5pt" o:hr="t" o:hrstd="t" o:hralign="center" fillcolor="#a0a0a0" stroked="f"/>
-        </w:pict>
-      </w:r>
-    </w:p>
-    <w:p>
-      <w:pPr>
-        <w:rPr>
-          <w:rFonts w:ascii="Calibri" w:hAnsi="Calibri" w:cs="Calibri"/>
-          <w:sz w:val="24"/>
-          <w:szCs w:val="24"/>
-          <w:lang/>
-        </w:rPr>
-      </w:pPr>
-      <w:r>
-        <w:rPr>
-          <w:rFonts w:ascii="Arial" w:hAnsi="Arial" w:cs="Arial" w:eastAsia="Arial"/>
-          <w:color w:val="24303B"/>
-          <w:sz w:val="24"/>
-          <w:szCs w:val="24"/>
-          <w:lang/>
-        </w:rPr>
-        <w:pict w14:anchorId="6DF6D4E6">
-          <v:rect id="_x0000_i1046" style="width:0;height:1.5pt" o:hr="t" o:hrstd="t" o:hralign="center" fillcolor="#a0a0a0" stroked="f"/>
-        </w:pict>
-      </w:r>
-    </w:p>
-    <w:p>
-      <w:pPr>
-        <w:rPr>
-          <w:rFonts w:ascii="Calibri" w:hAnsi="Calibri" w:cs="Calibri"/>
-          <w:b/>
-          <w:bCs/>
-          <w:sz w:val="24"/>
-          <w:szCs w:val="24"/>
-          <w:lang w:val="en-US"/>
-        </w:rPr>
-      </w:pPr>
-    </w:p>
-    <w:p>
-      <w:pPr>
-        <w:rPr>
-          <w:rFonts w:ascii="Calibri" w:hAnsi="Calibri" w:cs="Calibri"/>
-          <w:b/>
-          <w:bCs/>
-          <w:sz w:val="24"/>
-          <w:szCs w:val="24"/>
-          <w:lang w:val="en-US"/>
-        </w:rPr>
-      </w:pPr>
-    </w:p>
-    <w:p>
-      <w:pPr>
-        <w:rPr>
-          <w:rFonts w:ascii="Calibri" w:hAnsi="Calibri" w:cs="Calibri"/>
-          <w:b/>
-          <w:bCs/>
-          <w:sz w:val="24"/>
-          <w:szCs w:val="24"/>
-          <w:lang w:val="en-US"/>
-        </w:rPr>
-      </w:pPr>
-    </w:p>
-    <w:p>
-      <w:pPr>
-        <w:rPr>
-          <w:rFonts w:ascii="Calibri" w:hAnsi="Calibri" w:cs="Calibri"/>
-          <w:b/>
-          <w:bCs/>
-          <w:sz w:val="24"/>
-          <w:szCs w:val="24"/>
-          <w:lang w:val="en-US"/>
-        </w:rPr>
-      </w:pPr>
-    </w:p>
-    <w:p>
-      <w:pPr>
-        <w:rPr>
-          <w:rFonts w:ascii="Calibri" w:hAnsi="Calibri" w:cs="Calibri"/>
-          <w:b/>
-          <w:bCs/>
-          <w:sz w:val="24"/>
-          <w:szCs w:val="24"/>
-          <w:lang w:val="en-US"/>
-        </w:rPr>
-      </w:pPr>
-    </w:p>
-    <w:p>
-      <w:pPr>
-        <w:rPr>
-          <w:rFonts w:ascii="Calibri" w:hAnsi="Calibri" w:cs="Calibri"/>
-          <w:b/>
-          <w:bCs/>
-          <w:sz w:val="24"/>
-          <w:szCs w:val="24"/>
-          <w:lang/>
-        </w:rPr>
-      </w:pPr>
-      <w:r>
-        <w:rPr>
-          <w:rFonts w:ascii="Arial" w:hAnsi="Arial" w:cs="Arial" w:eastAsia="Arial"/>
-          <w:b/>
-          <w:bCs/>
-          <w:color w:val="123A5F"/>
-          <w:sz w:val="24"/>
-          <w:szCs w:val="24"/>
-          <w:lang/>
-        </w:rPr>
-        <w:t>12. Actie / vervolg</w:t>
-      </w:r>
-    </w:p>
-    <w:p>
-      <w:pPr>
-        <w:numPr>
-          <w:ilvl w:val="0"/>
-          <w:numId w:val="14"/>
-        </w:numPr>
-        <w:rPr>
-          <w:rFonts w:ascii="Calibri" w:hAnsi="Calibri" w:cs="Calibri"/>
-          <w:sz w:val="24"/>
-          <w:szCs w:val="24"/>
-          <w:lang/>
-        </w:rPr>
-      </w:pPr>
-      <w:r>
-        <w:rPr>
-          <w:rFonts w:ascii="Segoe UI Symbol" w:hAnsi="Segoe UI Symbol" w:cs="Segoe UI Symbol"/>
-          <w:sz w:val="24"/>
-          <w:szCs w:val="24"/>
-          <w:lang/>
-        </w:rPr>
-        <w:t>☐</w:t>
-      </w:r>
-      <w:r>
-        <w:rPr>
-          <w:rFonts w:ascii="Arial" w:hAnsi="Arial" w:cs="Arial" w:eastAsia="Arial"/>
-          <w:color w:val="24303B"/>
-          <w:sz w:val="24"/>
-          <w:szCs w:val="24"/>
-          <w:lang/>
-        </w:rPr>
-        <w:t xml:space="preserve"> Geen actie nodig </w:t>
-      </w:r>
-    </w:p>
-    <w:p>
-      <w:pPr>
-        <w:numPr>
-          <w:ilvl w:val="0"/>
-          <w:numId w:val="14"/>
-        </w:numPr>
-        <w:rPr>
-          <w:rFonts w:ascii="Calibri" w:hAnsi="Calibri" w:cs="Calibri"/>
-          <w:sz w:val="24"/>
-          <w:szCs w:val="24"/>
-          <w:lang/>
-        </w:rPr>
-      </w:pPr>
-      <w:r>
-        <w:rPr>
-          <w:rFonts w:ascii="Segoe UI Symbol" w:hAnsi="Segoe UI Symbol" w:cs="Segoe UI Symbol"/>
-          <w:sz w:val="24"/>
-          <w:szCs w:val="24"/>
-          <w:lang/>
-        </w:rPr>
-        <w:t>☐</w:t>
-      </w:r>
-      <w:r>
-        <w:rPr>
-          <w:rFonts w:ascii="Arial" w:hAnsi="Arial" w:cs="Arial" w:eastAsia="Arial"/>
-          <w:color w:val="24303B"/>
-          <w:sz w:val="24"/>
-          <w:szCs w:val="24"/>
-          <w:lang/>
-        </w:rPr>
-        <w:t xml:space="preserve"> Extra educatie gegeven </w:t>
-      </w:r>
-    </w:p>
-    <w:p>
-      <w:pPr>
-        <w:numPr>
-          <w:ilvl w:val="0"/>
-          <w:numId w:val="14"/>
-        </w:numPr>
-        <w:rPr>
-          <w:rFonts w:ascii="Calibri" w:hAnsi="Calibri" w:cs="Calibri"/>
-          <w:sz w:val="24"/>
-          <w:szCs w:val="24"/>
-          <w:lang/>
-        </w:rPr>
-      </w:pPr>
-      <w:r>
-        <w:rPr>
-          <w:rFonts w:ascii="Segoe UI Symbol" w:hAnsi="Segoe UI Symbol" w:cs="Segoe UI Symbol"/>
-          <w:sz w:val="24"/>
-          <w:szCs w:val="24"/>
-          <w:lang/>
-        </w:rPr>
-        <w:t>☐</w:t>
-      </w:r>
-      <w:r>
-        <w:rPr>
-          <w:rFonts w:ascii="Arial" w:hAnsi="Arial" w:cs="Arial" w:eastAsia="Arial"/>
-          <w:color w:val="24303B"/>
-          <w:sz w:val="24"/>
-          <w:szCs w:val="24"/>
-          <w:lang/>
-        </w:rPr>
-        <w:t xml:space="preserve"> Doelen herhaald / aangepast </w:t>
-      </w:r>
-    </w:p>
-    <w:p>
-      <w:pPr>
-        <w:numPr>
-          <w:ilvl w:val="0"/>
-          <w:numId w:val="14"/>
-        </w:numPr>
-        <w:rPr>
-          <w:rFonts w:ascii="Calibri" w:hAnsi="Calibri" w:cs="Calibri"/>
-          <w:sz w:val="24"/>
-          <w:szCs w:val="24"/>
-          <w:lang/>
-        </w:rPr>
-      </w:pPr>
-      <w:r>
-        <w:rPr>
-          <w:rFonts w:ascii="Segoe UI Symbol" w:hAnsi="Segoe UI Symbol" w:cs="Segoe UI Symbol"/>
-          <w:sz w:val="24"/>
-          <w:szCs w:val="24"/>
-          <w:lang/>
-        </w:rPr>
-        <w:t>☐</w:t>
-      </w:r>
-      <w:r>
-        <w:rPr>
-          <w:rFonts w:ascii="Arial" w:hAnsi="Arial" w:cs="Arial" w:eastAsia="Arial"/>
-          <w:color w:val="24303B"/>
-          <w:sz w:val="24"/>
-          <w:szCs w:val="24"/>
-          <w:lang/>
-        </w:rPr>
-        <w:t xml:space="preserve"> Nieuwe afspraak gepland </w:t>
-      </w:r>
-    </w:p>
-    <w:p>
-      <w:pPr>
-        <w:numPr>
-          <w:ilvl w:val="0"/>
-          <w:numId w:val="14"/>
-        </w:numPr>
-        <w:rPr>
-          <w:rFonts w:ascii="Calibri" w:hAnsi="Calibri" w:cs="Calibri"/>
-          <w:sz w:val="24"/>
-          <w:szCs w:val="24"/>
-          <w:lang/>
-        </w:rPr>
-      </w:pPr>
-      <w:r>
-        <w:rPr>
-          <w:rFonts w:ascii="Segoe UI Symbol" w:hAnsi="Segoe UI Symbol" w:cs="Segoe UI Symbol"/>
-          <w:sz w:val="24"/>
-          <w:szCs w:val="24"/>
-          <w:lang/>
-        </w:rPr>
-        <w:t>☐</w:t>
-      </w:r>
-      <w:r>
-        <w:rPr>
-          <w:rFonts w:ascii="Arial" w:hAnsi="Arial" w:cs="Arial" w:eastAsia="Arial"/>
-          <w:color w:val="24303B"/>
-          <w:sz w:val="24"/>
-          <w:szCs w:val="24"/>
-          <w:lang/>
-        </w:rPr>
-        <w:t xml:space="preserve"> Anders: __________________</w:t>
-      </w:r>
-    </w:p>
-    <w:p/>
     <w:sectPr>
-      <w:headerReference w:type="default" r:id="rId10"/>
-      <w:footerReference w:type="default" r:id="rId11"/>
-      <w:pgSz w:w="11906" w:h="16838" w:orient="portrait"/>
+      <w:headerReference w:type="default" r:id="rId15"/>
+      <w:footerReference w:type="default" r:id="rId16"/>
+      <w:pgSz w:w="11906" w:h="16838"/>
       <w:pgMar w:top="1440" w:right="1440" w:bottom="1440" w:left="1440" w:header="708" w:footer="708" w:gutter="0"/>
       <w:cols w:space="708"/>
       <w:docGrid w:linePitch="360"/>
@@ -2531,45 +92,6 @@
 </w:document>
 </file>
 
-<file path=word/comments.xml><?xml version="1.0" encoding="utf-8"?>
-<w:comments xmlns:w14="http://schemas.microsoft.com/office/word/2010/wordml" xmlns:w="http://schemas.openxmlformats.org/wordprocessingml/2006/main">
-  <w:comment xmlns:w="http://schemas.openxmlformats.org/wordprocessingml/2006/main" w:initials="FD" w:author="Fabienne Dobbels" w:date="2026-07-12T15:47:08" w:id="733582504">
-    <w:p xmlns:w14="http://schemas.microsoft.com/office/word/2010/wordml" xmlns:w="http://schemas.openxmlformats.org/wordprocessingml/2006/main">
-      <w:pPr>
-        <w:pStyle w:val="CommentText"/>
-      </w:pPr>
-      <w:r>
-        <w:rPr>
-          <w:rStyle w:val="CommentReference"/>
-        </w:rPr>
-        <w:annotationRef/>
-      </w:r>
-      <w:r>
-        <w:t>te vervangen door apart document dat via mail werd gedeeld</w:t>
-      </w:r>
-    </w:p>
-  </w:comment>
-</w:comments>
-</file>
-
-<file path=word/commentsExtended.xml><?xml version="1.0" encoding="utf-8"?>
-<w15:commentsEx xmlns:mc="http://schemas.openxmlformats.org/markup-compatibility/2006" xmlns:w15="http://schemas.microsoft.com/office/word/2012/wordml" mc:Ignorable="w15">
-  <w15:commentEx w15:done="0" w15:paraId="0EA8D672"/>
-</w15:commentsEx>
-</file>
-
-<file path=word/commentsExtensible.xml><?xml version="1.0" encoding="utf-8"?>
-<w16cex:commentsExtensible xmlns:w16="http://schemas.microsoft.com/office/word/2018/wordml" xmlns:w16cex="http://schemas.microsoft.com/office/word/2018/wordml/cex" xmlns:mc="http://schemas.openxmlformats.org/markup-compatibility/2006" mc:Ignorable="w16 w16cex">
-  <w16cex:commentExtensible w16cex:durableId="6925AE77" w16cex:dateUtc="2026-07-12T13:47:08.855Z"/>
-</w16cex:commentsExtensible>
-</file>
-
-<file path=word/commentsIds.xml><?xml version="1.0" encoding="utf-8"?>
-<w16cid:commentsIds xmlns:mc="http://schemas.openxmlformats.org/markup-compatibility/2006" xmlns:w16cid="http://schemas.microsoft.com/office/word/2016/wordml/cid" mc:Ignorable="w16cid">
-  <w16cid:commentId w16cid:paraId="0EA8D672" w16cid:durableId="6925AE77"/>
-</w16cid:commentsIds>
-</file>
-
 <file path=word/endnotes.xml><?xml version="1.0" encoding="utf-8"?>
 <w:endnotes xmlns:wpc="http://schemas.microsoft.com/office/word/2010/wordprocessingCanvas" xmlns:cx="http://schemas.microsoft.com/office/drawing/2014/chartex" xmlns:cx1="http://schemas.microsoft.com/office/drawing/2015/9/8/chartex" xmlns:cx2="http://schemas.microsoft.com/office/drawing/2015/10/21/chartex" xmlns:cx3="http://schemas.microsoft.com/office/drawing/2016/5/9/chartex" xmlns:cx4="http://schemas.microsoft.com/office/drawing/2016/5/10/chartex" xmlns:cx5="http://schemas.microsoft.com/office/drawing/2016/5/11/chartex" xmlns:cx6="http://schemas.microsoft.com/office/drawing/2016/5/12/chartex" xmlns:cx7="http://schemas.microsoft.com/office/drawing/2016/5/13/chartex" xmlns:cx8="http://schemas.microsoft.com/office/drawing/2016/5/14/chartex" xmlns:mc="http://schemas.openxmlformats.org/markup-compatibility/2006" xmlns:aink="http://schemas.microsoft.com/office/drawing/2016/ink" xmlns:am3d="http://schemas.microsoft.com/office/drawing/2017/model3d" xmlns:o="urn:schemas-microsoft-com:office:office" xmlns:oel="http://schemas.microsoft.com/office/2019/extlst" xmlns:r="http://schemas.openxmlformats.org/officeDocument/2006/relationships" xmlns:m="http://schemas.openxmlformats.org/officeDocument/2006/math" xmlns:v="urn:schemas-microsoft-com:vml" xmlns:wp14="http://schemas.microsoft.com/office/word/2010/wordprocessingDrawing" xmlns:wp="http://schemas.openxmlformats.org/drawingml/2006/wordprocessingDrawing" xmlns:w10="urn:schemas-microsoft-com:office:word" xmlns:w="http://schemas.openxmlformats.org/wordprocessingml/2006/main" xmlns:w14="http://schemas.microsoft.com/office/word/2010/wordml" xmlns:w15="http://schemas.microsoft.com/office/word/2012/wordml" xmlns:w16cex="http://schemas.microsoft.com/office/word/2018/wordml/cex" xmlns:w16cid="http://schemas.microsoft.com/office/word/2016/wordml/cid" xmlns:w16="http://schemas.microsoft.com/office/word/2018/wordml" xmlns:w16du="http://schemas.microsoft.com/office/word/2023/wordml/word16du" xmlns:w16sdtdh="http://schemas.microsoft.com/office/word/2020/wordml/sdtdatahash" xmlns:w16sdtfl="http://schemas.microsoft.com/office/word/2024/wordml/sdtformatlock" xmlns:w16se="http://schemas.microsoft.com/office/word/2015/wordml/symex" xmlns:wpg="http://schemas.microsoft.com/office/word/2010/wordprocessingGroup" xmlns:wpi="http://schemas.microsoft.com/office/word/2010/wordprocessingInk" xmlns:wne="http://schemas.microsoft.com/office/word/2006/wordml" xmlns:wps="http://schemas.microsoft.com/office/word/2010/wordprocessingShape" mc:Ignorable="w14 w15 w16se w16cid w16 w16cex w16sdtdh w16sdtfl w16du wp14">
   <w:endnote w:type="separator" w:id="-1">
@@ -2577,9 +99,6 @@
       <w:pPr>
         <w:spacing w:after="0" w:line="240" w:lineRule="auto"/>
       </w:pPr>
-      <w:r>
-        <w:separator/>
-      </w:r>
     </w:p>
   </w:endnote>
   <w:endnote w:type="continuationSeparator" w:id="0">
@@ -2587,9 +106,6 @@
       <w:pPr>
         <w:spacing w:after="0" w:line="240" w:lineRule="auto"/>
       </w:pPr>
-      <w:r>
-        <w:continuationSeparator/>
-      </w:r>
     </w:p>
   </w:endnote>
 </w:endnotes>
@@ -2611,17 +127,15 @@
     </w:sdtPr>
     <w:sdtEndPr>
       <w:rPr>
-        <w:rFonts w:ascii="Calibri" w:hAnsi="Calibri" w:cs="Calibri"/>
-        <w:color w:val="000000" w:themeColor="text1" w:themeTint="FF" w:themeShade="FF"/>
         <w:spacing w:val="60"/>
       </w:rPr>
     </w:sdtEndPr>
     <w:sdtContent>
       <w:p>
         <w:pPr>
-          <w:pStyle w:val="Footer"/>
+          <w:pStyle w:val="Voettekst"/>
           <w:pBdr>
-            <w:top w:val="single" w:color="D9D9D9" w:themeColor="background1" w:themeShade="D9" w:sz="4" w:space="1"/>
+            <w:top w:val="single" w:sz="4" w:space="1" w:color="D9D9D9" w:themeColor="background1" w:themeShade="D9"/>
           </w:pBdr>
           <w:jc w:val="right"/>
           <w:rPr>
@@ -2686,8 +200,117 @@
   </w:sdt>
   <w:p>
     <w:pPr>
-      <w:pStyle w:val="Footer"/>
+      <w:pStyle w:val="Voettekst"/>
+      <w:jc w:val="center"/>
     </w:pPr>
+    <w:r>
+      <w:rPr>
+        <w:rFonts w:ascii="Arial" w:hAnsi="Arial" w:eastAsia="Arial" w:cs="Arial"/>
+        <w:b w:val="0"/>
+        <w:color w:val="59636E"/>
+        <w:sz w:val="18"/>
+      </w:rPr>
+      <w:t xml:space="preserve">Pagina </w:t>
+    </w:r>
+    <w:r>
+      <w:rPr>
+        <w:rFonts w:ascii="Arial" w:hAnsi="Arial" w:eastAsia="Arial" w:cs="Arial"/>
+        <w:b w:val="0"/>
+        <w:color w:val="59636E"/>
+        <w:sz w:val="18"/>
+      </w:rPr>
+      <w:fldChar w:fldCharType="begin"/>
+    </w:r>
+    <w:r>
+      <w:rPr>
+        <w:rFonts w:ascii="Arial" w:hAnsi="Arial" w:eastAsia="Arial" w:cs="Arial"/>
+        <w:b w:val="0"/>
+        <w:color w:val="59636E"/>
+        <w:sz w:val="18"/>
+      </w:rPr>
+      <w:instrText xml:space="preserve"> PAGE </w:instrText>
+    </w:r>
+    <w:r>
+      <w:rPr>
+        <w:rFonts w:ascii="Arial" w:hAnsi="Arial" w:eastAsia="Arial" w:cs="Arial"/>
+        <w:b w:val="0"/>
+        <w:color w:val="59636E"/>
+        <w:sz w:val="18"/>
+      </w:rPr>
+      <w:fldChar w:fldCharType="separate"/>
+    </w:r>
+    <w:r>
+      <w:rPr>
+        <w:rFonts w:ascii="Arial" w:hAnsi="Arial" w:eastAsia="Arial" w:cs="Arial"/>
+        <w:b w:val="0"/>
+        <w:color w:val="59636E"/>
+        <w:sz w:val="18"/>
+      </w:rPr>
+      <w:t>1</w:t>
+    </w:r>
+    <w:r>
+      <w:rPr>
+        <w:rFonts w:ascii="Arial" w:hAnsi="Arial" w:eastAsia="Arial" w:cs="Arial"/>
+        <w:b w:val="0"/>
+        <w:color w:val="59636E"/>
+        <w:sz w:val="18"/>
+      </w:rPr>
+      <w:fldChar w:fldCharType="end"/>
+    </w:r>
+    <w:r>
+      <w:rPr>
+        <w:rFonts w:ascii="Arial" w:hAnsi="Arial" w:eastAsia="Arial" w:cs="Arial"/>
+        <w:b w:val="0"/>
+        <w:color w:val="59636E"/>
+        <w:sz w:val="18"/>
+      </w:rPr>
+      <w:t xml:space="preserve"> van </w:t>
+    </w:r>
+    <w:r>
+      <w:rPr>
+        <w:rFonts w:ascii="Arial" w:hAnsi="Arial" w:eastAsia="Arial" w:cs="Arial"/>
+        <w:b w:val="0"/>
+        <w:color w:val="59636E"/>
+        <w:sz w:val="18"/>
+      </w:rPr>
+      <w:fldChar w:fldCharType="begin"/>
+    </w:r>
+    <w:r>
+      <w:rPr>
+        <w:rFonts w:ascii="Arial" w:hAnsi="Arial" w:eastAsia="Arial" w:cs="Arial"/>
+        <w:b w:val="0"/>
+        <w:color w:val="59636E"/>
+        <w:sz w:val="18"/>
+      </w:rPr>
+      <w:instrText xml:space="preserve"> NUMPAGES </w:instrText>
+    </w:r>
+    <w:r>
+      <w:rPr>
+        <w:rFonts w:ascii="Arial" w:hAnsi="Arial" w:eastAsia="Arial" w:cs="Arial"/>
+        <w:b w:val="0"/>
+        <w:color w:val="59636E"/>
+        <w:sz w:val="18"/>
+      </w:rPr>
+      <w:fldChar w:fldCharType="separate"/>
+    </w:r>
+    <w:r>
+      <w:rPr>
+        <w:rFonts w:ascii="Arial" w:hAnsi="Arial" w:eastAsia="Arial" w:cs="Arial"/>
+        <w:b w:val="0"/>
+        <w:color w:val="59636E"/>
+        <w:sz w:val="18"/>
+      </w:rPr>
+      <w:t>1</w:t>
+    </w:r>
+    <w:r>
+      <w:rPr>
+        <w:rFonts w:ascii="Arial" w:hAnsi="Arial" w:eastAsia="Arial" w:cs="Arial"/>
+        <w:b w:val="0"/>
+        <w:color w:val="59636E"/>
+        <w:sz w:val="18"/>
+      </w:rPr>
+      <w:fldChar w:fldCharType="end"/>
+    </w:r>
   </w:p>
 </w:ftr>
 </file>
@@ -2699,9 +322,6 @@
       <w:pPr>
         <w:spacing w:after="0" w:line="240" w:lineRule="auto"/>
       </w:pPr>
-      <w:r>
-        <w:separator/>
-      </w:r>
     </w:p>
   </w:footnote>
   <w:footnote w:type="continuationSeparator" w:id="0">
@@ -2709,9 +329,6 @@
       <w:pPr>
         <w:spacing w:after="0" w:line="240" w:lineRule="auto"/>
       </w:pPr>
-      <w:r>
-        <w:continuationSeparator/>
-      </w:r>
     </w:p>
   </w:footnote>
 </w:footnotes>
@@ -2721,7 +338,8 @@
 <w:hdr xmlns:wpc="http://schemas.microsoft.com/office/word/2010/wordprocessingCanvas" xmlns:cx="http://schemas.microsoft.com/office/drawing/2014/chartex" xmlns:cx1="http://schemas.microsoft.com/office/drawing/2015/9/8/chartex" xmlns:cx2="http://schemas.microsoft.com/office/drawing/2015/10/21/chartex" xmlns:cx3="http://schemas.microsoft.com/office/drawing/2016/5/9/chartex" xmlns:cx4="http://schemas.microsoft.com/office/drawing/2016/5/10/chartex" xmlns:cx5="http://schemas.microsoft.com/office/drawing/2016/5/11/chartex" xmlns:cx6="http://schemas.microsoft.com/office/drawing/2016/5/12/chartex" xmlns:cx7="http://schemas.microsoft.com/office/drawing/2016/5/13/chartex" xmlns:cx8="http://schemas.microsoft.com/office/drawing/2016/5/14/chartex" xmlns:mc="http://schemas.openxmlformats.org/markup-compatibility/2006" xmlns:aink="http://schemas.microsoft.com/office/drawing/2016/ink" xmlns:am3d="http://schemas.microsoft.com/office/drawing/2017/model3d" xmlns:o="urn:schemas-microsoft-com:office:office" xmlns:oel="http://schemas.microsoft.com/office/2019/extlst" xmlns:r="http://schemas.openxmlformats.org/officeDocument/2006/relationships" xmlns:m="http://schemas.openxmlformats.org/officeDocument/2006/math" xmlns:v="urn:schemas-microsoft-com:vml" xmlns:wp14="http://schemas.microsoft.com/office/word/2010/wordprocessingDrawing" xmlns:wp="http://schemas.openxmlformats.org/drawingml/2006/wordprocessingDrawing" xmlns:w10="urn:schemas-microsoft-com:office:word" xmlns:w="http://schemas.openxmlformats.org/wordprocessingml/2006/main" xmlns:w14="http://schemas.microsoft.com/office/word/2010/wordml" xmlns:w15="http://schemas.microsoft.com/office/word/2012/wordml" xmlns:w16cex="http://schemas.microsoft.com/office/word/2018/wordml/cex" xmlns:w16cid="http://schemas.microsoft.com/office/word/2016/wordml/cid" xmlns:w16="http://schemas.microsoft.com/office/word/2018/wordml" xmlns:w16du="http://schemas.microsoft.com/office/word/2023/wordml/word16du" xmlns:w16sdtdh="http://schemas.microsoft.com/office/word/2020/wordml/sdtdatahash" xmlns:w16sdtfl="http://schemas.microsoft.com/office/word/2024/wordml/sdtformatlock" xmlns:w16se="http://schemas.microsoft.com/office/word/2015/wordml/symex" xmlns:wpg="http://schemas.microsoft.com/office/word/2010/wordprocessingGroup" xmlns:wpi="http://schemas.microsoft.com/office/word/2010/wordprocessingInk" xmlns:wne="http://schemas.microsoft.com/office/word/2006/wordml" xmlns:wps="http://schemas.microsoft.com/office/word/2010/wordprocessingShape" mc:Ignorable="w14 w15 w16se w16cid w16 w16cex w16sdtdh w16sdtfl w16du wp14">
   <w:p>
     <w:pPr>
-      <w:pStyle w:val="Header"/>
+      <w:pStyle w:val="Koptekst"/>
+      <w:jc w:val="left"/>
       <w:rPr>
         <w:color w:val="000000" w:themeColor="text1"/>
         <w:sz w:val="18"/>
@@ -2731,41 +349,14 @@
     </w:pPr>
     <w:r>
       <w:rPr>
-        <w:rFonts w:ascii="Arial" w:hAnsi="Arial" w:cs="Arial" w:eastAsia="Arial"/>
-        <w:color w:val="000000" w:themeColor="text1"/>
+        <w:rFonts w:ascii="Arial" w:hAnsi="Arial" w:eastAsia="Arial" w:cs="Arial"/>
+        <w:b w:val="0"/>
+        <w:color w:val="59636E"/>
+        <w:sz w:val="18"/>
         <w:lang w:val="en-US"/>
       </w:rPr>
-      <w:t>Feedback mbt therapietrouw</w:t>
+      <w:t>PARADISE (S71769) — eCRF 32: Feedback over therapietrouw</w:t>
     </w:r>
-    <w:r>
-      <w:rPr>
-        <w:rFonts w:ascii="Arial" w:hAnsi="Arial" w:cs="Arial" w:eastAsia="Arial"/>
-        <w:color w:val="000000" w:themeColor="text1"/>
-        <w:lang w:val="en-US"/>
-      </w:rPr>
-      <w:tab/>
-    </w:r>
-    <w:r>
-      <w:rPr>
-        <w:rFonts w:ascii="Arial" w:hAnsi="Arial" w:cs="Arial" w:eastAsia="Arial"/>
-        <w:color w:val="000000" w:themeColor="text1"/>
-        <w:lang w:val="en-US"/>
-      </w:rPr>
-      <w:tab/>
-    </w:r>
-    <w:r>
-      <w:rPr>
-        <w:rFonts w:ascii="Arial" w:hAnsi="Arial" w:cs="Arial" w:eastAsia="Arial"/>
-        <w:color w:val="000000" w:themeColor="text1"/>
-        <w:lang w:val="en-US"/>
-      </w:rPr>
-      <w:t>v.30_03_2026</w:t>
-    </w:r>
-  </w:p>
-  <w:p>
-    <w:pPr>
-      <w:pStyle w:val="Header"/>
-    </w:pPr>
   </w:p>
 </w:hdr>
 </file>
@@ -2788,7 +379,7 @@
         <w:ind w:left="720" w:hanging="360"/>
       </w:pPr>
       <w:rPr>
-        <w:rFonts w:hint="default" w:ascii="Symbol" w:hAnsi="Symbol"/>
+        <w:rFonts w:ascii="Symbol" w:hAnsi="Symbol" w:hint="default"/>
         <w:sz w:val="20"/>
       </w:rPr>
     </w:lvl>
@@ -2804,7 +395,7 @@
         <w:ind w:left="1440" w:hanging="360"/>
       </w:pPr>
       <w:rPr>
-        <w:rFonts w:hint="default" w:ascii="Courier New" w:hAnsi="Courier New"/>
+        <w:rFonts w:ascii="Courier New" w:hAnsi="Courier New" w:hint="default"/>
         <w:sz w:val="20"/>
       </w:rPr>
     </w:lvl>
@@ -2820,7 +411,7 @@
         <w:ind w:left="2160" w:hanging="360"/>
       </w:pPr>
       <w:rPr>
-        <w:rFonts w:hint="default" w:ascii="Wingdings" w:hAnsi="Wingdings"/>
+        <w:rFonts w:ascii="Wingdings" w:hAnsi="Wingdings" w:hint="default"/>
         <w:sz w:val="20"/>
       </w:rPr>
     </w:lvl>
@@ -2836,7 +427,7 @@
         <w:ind w:left="2880" w:hanging="360"/>
       </w:pPr>
       <w:rPr>
-        <w:rFonts w:hint="default" w:ascii="Wingdings" w:hAnsi="Wingdings"/>
+        <w:rFonts w:ascii="Wingdings" w:hAnsi="Wingdings" w:hint="default"/>
         <w:sz w:val="20"/>
       </w:rPr>
     </w:lvl>
@@ -2852,7 +443,7 @@
         <w:ind w:left="3600" w:hanging="360"/>
       </w:pPr>
       <w:rPr>
-        <w:rFonts w:hint="default" w:ascii="Wingdings" w:hAnsi="Wingdings"/>
+        <w:rFonts w:ascii="Wingdings" w:hAnsi="Wingdings" w:hint="default"/>
         <w:sz w:val="20"/>
       </w:rPr>
     </w:lvl>
@@ -2868,7 +459,7 @@
         <w:ind w:left="4320" w:hanging="360"/>
       </w:pPr>
       <w:rPr>
-        <w:rFonts w:hint="default" w:ascii="Wingdings" w:hAnsi="Wingdings"/>
+        <w:rFonts w:ascii="Wingdings" w:hAnsi="Wingdings" w:hint="default"/>
         <w:sz w:val="20"/>
       </w:rPr>
     </w:lvl>
@@ -2884,7 +475,7 @@
         <w:ind w:left="5040" w:hanging="360"/>
       </w:pPr>
       <w:rPr>
-        <w:rFonts w:hint="default" w:ascii="Wingdings" w:hAnsi="Wingdings"/>
+        <w:rFonts w:ascii="Wingdings" w:hAnsi="Wingdings" w:hint="default"/>
         <w:sz w:val="20"/>
       </w:rPr>
     </w:lvl>
@@ -2900,7 +491,7 @@
         <w:ind w:left="5760" w:hanging="360"/>
       </w:pPr>
       <w:rPr>
-        <w:rFonts w:hint="default" w:ascii="Wingdings" w:hAnsi="Wingdings"/>
+        <w:rFonts w:ascii="Wingdings" w:hAnsi="Wingdings" w:hint="default"/>
         <w:sz w:val="20"/>
       </w:rPr>
     </w:lvl>
@@ -2916,7 +507,7 @@
         <w:ind w:left="6480" w:hanging="360"/>
       </w:pPr>
       <w:rPr>
-        <w:rFonts w:hint="default" w:ascii="Wingdings" w:hAnsi="Wingdings"/>
+        <w:rFonts w:ascii="Wingdings" w:hAnsi="Wingdings" w:hint="default"/>
         <w:sz w:val="20"/>
       </w:rPr>
     </w:lvl>
@@ -2937,7 +528,7 @@
         <w:ind w:left="720" w:hanging="360"/>
       </w:pPr>
       <w:rPr>
-        <w:rFonts w:hint="default" w:ascii="Symbol" w:hAnsi="Symbol"/>
+        <w:rFonts w:ascii="Symbol" w:hAnsi="Symbol" w:hint="default"/>
         <w:sz w:val="20"/>
       </w:rPr>
     </w:lvl>
@@ -2953,7 +544,7 @@
         <w:ind w:left="1440" w:hanging="360"/>
       </w:pPr>
       <w:rPr>
-        <w:rFonts w:hint="default" w:ascii="Courier New" w:hAnsi="Courier New"/>
+        <w:rFonts w:ascii="Courier New" w:hAnsi="Courier New" w:hint="default"/>
         <w:sz w:val="20"/>
       </w:rPr>
     </w:lvl>
@@ -2969,7 +560,7 @@
         <w:ind w:left="2160" w:hanging="360"/>
       </w:pPr>
       <w:rPr>
-        <w:rFonts w:hint="default" w:ascii="Wingdings" w:hAnsi="Wingdings"/>
+        <w:rFonts w:ascii="Wingdings" w:hAnsi="Wingdings" w:hint="default"/>
         <w:sz w:val="20"/>
       </w:rPr>
     </w:lvl>
@@ -2985,7 +576,7 @@
         <w:ind w:left="2880" w:hanging="360"/>
       </w:pPr>
       <w:rPr>
-        <w:rFonts w:hint="default" w:ascii="Wingdings" w:hAnsi="Wingdings"/>
+        <w:rFonts w:ascii="Wingdings" w:hAnsi="Wingdings" w:hint="default"/>
         <w:sz w:val="20"/>
       </w:rPr>
     </w:lvl>
@@ -3001,7 +592,7 @@
         <w:ind w:left="3600" w:hanging="360"/>
       </w:pPr>
       <w:rPr>
-        <w:rFonts w:hint="default" w:ascii="Wingdings" w:hAnsi="Wingdings"/>
+        <w:rFonts w:ascii="Wingdings" w:hAnsi="Wingdings" w:hint="default"/>
         <w:sz w:val="20"/>
       </w:rPr>
     </w:lvl>
@@ -3017,7 +608,7 @@
         <w:ind w:left="4320" w:hanging="360"/>
       </w:pPr>
       <w:rPr>
-        <w:rFonts w:hint="default" w:ascii="Wingdings" w:hAnsi="Wingdings"/>
+        <w:rFonts w:ascii="Wingdings" w:hAnsi="Wingdings" w:hint="default"/>
         <w:sz w:val="20"/>
       </w:rPr>
     </w:lvl>
@@ -3033,7 +624,7 @@
         <w:ind w:left="5040" w:hanging="360"/>
       </w:pPr>
       <w:rPr>
-        <w:rFonts w:hint="default" w:ascii="Wingdings" w:hAnsi="Wingdings"/>
+        <w:rFonts w:ascii="Wingdings" w:hAnsi="Wingdings" w:hint="default"/>
         <w:sz w:val="20"/>
       </w:rPr>
     </w:lvl>
@@ -3049,7 +640,7 @@
         <w:ind w:left="5760" w:hanging="360"/>
       </w:pPr>
       <w:rPr>
-        <w:rFonts w:hint="default" w:ascii="Wingdings" w:hAnsi="Wingdings"/>
+        <w:rFonts w:ascii="Wingdings" w:hAnsi="Wingdings" w:hint="default"/>
         <w:sz w:val="20"/>
       </w:rPr>
     </w:lvl>
@@ -3065,7 +656,7 @@
         <w:ind w:left="6480" w:hanging="360"/>
       </w:pPr>
       <w:rPr>
-        <w:rFonts w:hint="default" w:ascii="Wingdings" w:hAnsi="Wingdings"/>
+        <w:rFonts w:ascii="Wingdings" w:hAnsi="Wingdings" w:hint="default"/>
         <w:sz w:val="20"/>
       </w:rPr>
     </w:lvl>
@@ -3086,7 +677,7 @@
         <w:ind w:left="720" w:hanging="360"/>
       </w:pPr>
       <w:rPr>
-        <w:rFonts w:hint="default" w:ascii="Symbol" w:hAnsi="Symbol"/>
+        <w:rFonts w:ascii="Symbol" w:hAnsi="Symbol" w:hint="default"/>
         <w:sz w:val="20"/>
       </w:rPr>
     </w:lvl>
@@ -3102,7 +693,7 @@
         <w:ind w:left="1440" w:hanging="360"/>
       </w:pPr>
       <w:rPr>
-        <w:rFonts w:hint="default" w:ascii="Courier New" w:hAnsi="Courier New"/>
+        <w:rFonts w:ascii="Courier New" w:hAnsi="Courier New" w:hint="default"/>
         <w:sz w:val="20"/>
       </w:rPr>
     </w:lvl>
@@ -3118,7 +709,7 @@
         <w:ind w:left="2160" w:hanging="360"/>
       </w:pPr>
       <w:rPr>
-        <w:rFonts w:hint="default" w:ascii="Wingdings" w:hAnsi="Wingdings"/>
+        <w:rFonts w:ascii="Wingdings" w:hAnsi="Wingdings" w:hint="default"/>
         <w:sz w:val="20"/>
       </w:rPr>
     </w:lvl>
@@ -3134,7 +725,7 @@
         <w:ind w:left="2880" w:hanging="360"/>
       </w:pPr>
       <w:rPr>
-        <w:rFonts w:hint="default" w:ascii="Wingdings" w:hAnsi="Wingdings"/>
+        <w:rFonts w:ascii="Wingdings" w:hAnsi="Wingdings" w:hint="default"/>
         <w:sz w:val="20"/>
       </w:rPr>
     </w:lvl>
@@ -3150,7 +741,7 @@
         <w:ind w:left="3600" w:hanging="360"/>
       </w:pPr>
       <w:rPr>
-        <w:rFonts w:hint="default" w:ascii="Wingdings" w:hAnsi="Wingdings"/>
+        <w:rFonts w:ascii="Wingdings" w:hAnsi="Wingdings" w:hint="default"/>
         <w:sz w:val="20"/>
       </w:rPr>
     </w:lvl>
@@ -3166,7 +757,7 @@
         <w:ind w:left="4320" w:hanging="360"/>
       </w:pPr>
       <w:rPr>
-        <w:rFonts w:hint="default" w:ascii="Wingdings" w:hAnsi="Wingdings"/>
+        <w:rFonts w:ascii="Wingdings" w:hAnsi="Wingdings" w:hint="default"/>
         <w:sz w:val="20"/>
       </w:rPr>
     </w:lvl>
@@ -3182,7 +773,7 @@
         <w:ind w:left="5040" w:hanging="360"/>
       </w:pPr>
       <w:rPr>
-        <w:rFonts w:hint="default" w:ascii="Wingdings" w:hAnsi="Wingdings"/>
+        <w:rFonts w:ascii="Wingdings" w:hAnsi="Wingdings" w:hint="default"/>
         <w:sz w:val="20"/>
       </w:rPr>
     </w:lvl>
@@ -3198,7 +789,7 @@
         <w:ind w:left="5760" w:hanging="360"/>
       </w:pPr>
       <w:rPr>
-        <w:rFonts w:hint="default" w:ascii="Wingdings" w:hAnsi="Wingdings"/>
+        <w:rFonts w:ascii="Wingdings" w:hAnsi="Wingdings" w:hint="default"/>
         <w:sz w:val="20"/>
       </w:rPr>
     </w:lvl>
@@ -3214,7 +805,7 @@
         <w:ind w:left="6480" w:hanging="360"/>
       </w:pPr>
       <w:rPr>
-        <w:rFonts w:hint="default" w:ascii="Wingdings" w:hAnsi="Wingdings"/>
+        <w:rFonts w:ascii="Wingdings" w:hAnsi="Wingdings" w:hint="default"/>
         <w:sz w:val="20"/>
       </w:rPr>
     </w:lvl>
@@ -3235,7 +826,7 @@
         <w:ind w:left="720" w:hanging="360"/>
       </w:pPr>
       <w:rPr>
-        <w:rFonts w:hint="default" w:ascii="Symbol" w:hAnsi="Symbol"/>
+        <w:rFonts w:ascii="Symbol" w:hAnsi="Symbol" w:hint="default"/>
         <w:sz w:val="20"/>
       </w:rPr>
     </w:lvl>
@@ -3251,7 +842,7 @@
         <w:ind w:left="1440" w:hanging="360"/>
       </w:pPr>
       <w:rPr>
-        <w:rFonts w:hint="default" w:ascii="Courier New" w:hAnsi="Courier New"/>
+        <w:rFonts w:ascii="Courier New" w:hAnsi="Courier New" w:hint="default"/>
         <w:sz w:val="20"/>
       </w:rPr>
     </w:lvl>
@@ -3267,7 +858,7 @@
         <w:ind w:left="2160" w:hanging="360"/>
       </w:pPr>
       <w:rPr>
-        <w:rFonts w:hint="default" w:ascii="Wingdings" w:hAnsi="Wingdings"/>
+        <w:rFonts w:ascii="Wingdings" w:hAnsi="Wingdings" w:hint="default"/>
         <w:sz w:val="20"/>
       </w:rPr>
     </w:lvl>
@@ -3283,7 +874,7 @@
         <w:ind w:left="2880" w:hanging="360"/>
       </w:pPr>
       <w:rPr>
-        <w:rFonts w:hint="default" w:ascii="Wingdings" w:hAnsi="Wingdings"/>
+        <w:rFonts w:ascii="Wingdings" w:hAnsi="Wingdings" w:hint="default"/>
         <w:sz w:val="20"/>
       </w:rPr>
     </w:lvl>
@@ -3299,7 +890,7 @@
         <w:ind w:left="3600" w:hanging="360"/>
       </w:pPr>
       <w:rPr>
-        <w:rFonts w:hint="default" w:ascii="Wingdings" w:hAnsi="Wingdings"/>
+        <w:rFonts w:ascii="Wingdings" w:hAnsi="Wingdings" w:hint="default"/>
         <w:sz w:val="20"/>
       </w:rPr>
     </w:lvl>
@@ -3315,7 +906,7 @@
         <w:ind w:left="4320" w:hanging="360"/>
       </w:pPr>
       <w:rPr>
-        <w:rFonts w:hint="default" w:ascii="Wingdings" w:hAnsi="Wingdings"/>
+        <w:rFonts w:ascii="Wingdings" w:hAnsi="Wingdings" w:hint="default"/>
         <w:sz w:val="20"/>
       </w:rPr>
     </w:lvl>
@@ -3331,7 +922,7 @@
         <w:ind w:left="5040" w:hanging="360"/>
       </w:pPr>
       <w:rPr>
-        <w:rFonts w:hint="default" w:ascii="Wingdings" w:hAnsi="Wingdings"/>
+        <w:rFonts w:ascii="Wingdings" w:hAnsi="Wingdings" w:hint="default"/>
         <w:sz w:val="20"/>
       </w:rPr>
     </w:lvl>
@@ -3347,7 +938,7 @@
         <w:ind w:left="5760" w:hanging="360"/>
       </w:pPr>
       <w:rPr>
-        <w:rFonts w:hint="default" w:ascii="Wingdings" w:hAnsi="Wingdings"/>
+        <w:rFonts w:ascii="Wingdings" w:hAnsi="Wingdings" w:hint="default"/>
         <w:sz w:val="20"/>
       </w:rPr>
     </w:lvl>
@@ -3363,7 +954,7 @@
         <w:ind w:left="6480" w:hanging="360"/>
       </w:pPr>
       <w:rPr>
-        <w:rFonts w:hint="default" w:ascii="Wingdings" w:hAnsi="Wingdings"/>
+        <w:rFonts w:ascii="Wingdings" w:hAnsi="Wingdings" w:hint="default"/>
         <w:sz w:val="20"/>
       </w:rPr>
     </w:lvl>
@@ -3384,7 +975,7 @@
         <w:ind w:left="720" w:hanging="360"/>
       </w:pPr>
       <w:rPr>
-        <w:rFonts w:hint="default" w:ascii="Symbol" w:hAnsi="Symbol"/>
+        <w:rFonts w:ascii="Symbol" w:hAnsi="Symbol" w:hint="default"/>
         <w:sz w:val="20"/>
       </w:rPr>
     </w:lvl>
@@ -3400,7 +991,7 @@
         <w:ind w:left="1440" w:hanging="360"/>
       </w:pPr>
       <w:rPr>
-        <w:rFonts w:hint="default" w:ascii="Courier New" w:hAnsi="Courier New"/>
+        <w:rFonts w:ascii="Courier New" w:hAnsi="Courier New" w:hint="default"/>
         <w:sz w:val="20"/>
       </w:rPr>
     </w:lvl>
@@ -3416,7 +1007,7 @@
         <w:ind w:left="2160" w:hanging="360"/>
       </w:pPr>
       <w:rPr>
-        <w:rFonts w:hint="default" w:ascii="Wingdings" w:hAnsi="Wingdings"/>
+        <w:rFonts w:ascii="Wingdings" w:hAnsi="Wingdings" w:hint="default"/>
         <w:sz w:val="20"/>
       </w:rPr>
     </w:lvl>
@@ -3432,7 +1023,7 @@
         <w:ind w:left="2880" w:hanging="360"/>
       </w:pPr>
       <w:rPr>
-        <w:rFonts w:hint="default" w:ascii="Wingdings" w:hAnsi="Wingdings"/>
+        <w:rFonts w:ascii="Wingdings" w:hAnsi="Wingdings" w:hint="default"/>
         <w:sz w:val="20"/>
       </w:rPr>
     </w:lvl>
@@ -3448,7 +1039,7 @@
         <w:ind w:left="3600" w:hanging="360"/>
       </w:pPr>
       <w:rPr>
-        <w:rFonts w:hint="default" w:ascii="Wingdings" w:hAnsi="Wingdings"/>
+        <w:rFonts w:ascii="Wingdings" w:hAnsi="Wingdings" w:hint="default"/>
         <w:sz w:val="20"/>
       </w:rPr>
     </w:lvl>
@@ -3464,7 +1055,7 @@
         <w:ind w:left="4320" w:hanging="360"/>
       </w:pPr>
       <w:rPr>
-        <w:rFonts w:hint="default" w:ascii="Wingdings" w:hAnsi="Wingdings"/>
+        <w:rFonts w:ascii="Wingdings" w:hAnsi="Wingdings" w:hint="default"/>
         <w:sz w:val="20"/>
       </w:rPr>
     </w:lvl>
@@ -3480,7 +1071,7 @@
         <w:ind w:left="5040" w:hanging="360"/>
       </w:pPr>
       <w:rPr>
-        <w:rFonts w:hint="default" w:ascii="Wingdings" w:hAnsi="Wingdings"/>
+        <w:rFonts w:ascii="Wingdings" w:hAnsi="Wingdings" w:hint="default"/>
         <w:sz w:val="20"/>
       </w:rPr>
     </w:lvl>
@@ -3496,7 +1087,7 @@
         <w:ind w:left="5760" w:hanging="360"/>
       </w:pPr>
       <w:rPr>
-        <w:rFonts w:hint="default" w:ascii="Wingdings" w:hAnsi="Wingdings"/>
+        <w:rFonts w:ascii="Wingdings" w:hAnsi="Wingdings" w:hint="default"/>
         <w:sz w:val="20"/>
       </w:rPr>
     </w:lvl>
@@ -3512,7 +1103,7 @@
         <w:ind w:left="6480" w:hanging="360"/>
       </w:pPr>
       <w:rPr>
-        <w:rFonts w:hint="default" w:ascii="Wingdings" w:hAnsi="Wingdings"/>
+        <w:rFonts w:ascii="Wingdings" w:hAnsi="Wingdings" w:hint="default"/>
         <w:sz w:val="20"/>
       </w:rPr>
     </w:lvl>
@@ -3533,7 +1124,7 @@
         <w:ind w:left="720" w:hanging="360"/>
       </w:pPr>
       <w:rPr>
-        <w:rFonts w:hint="default" w:ascii="Symbol" w:hAnsi="Symbol"/>
+        <w:rFonts w:ascii="Symbol" w:hAnsi="Symbol" w:hint="default"/>
         <w:sz w:val="20"/>
       </w:rPr>
     </w:lvl>
@@ -3549,7 +1140,7 @@
         <w:ind w:left="1440" w:hanging="360"/>
       </w:pPr>
       <w:rPr>
-        <w:rFonts w:hint="default" w:ascii="Courier New" w:hAnsi="Courier New"/>
+        <w:rFonts w:ascii="Courier New" w:hAnsi="Courier New" w:hint="default"/>
         <w:sz w:val="20"/>
       </w:rPr>
     </w:lvl>
@@ -3565,7 +1156,7 @@
         <w:ind w:left="2160" w:hanging="360"/>
       </w:pPr>
       <w:rPr>
-        <w:rFonts w:hint="default" w:ascii="Wingdings" w:hAnsi="Wingdings"/>
+        <w:rFonts w:ascii="Wingdings" w:hAnsi="Wingdings" w:hint="default"/>
         <w:sz w:val="20"/>
       </w:rPr>
     </w:lvl>
@@ -3581,7 +1172,7 @@
         <w:ind w:left="2880" w:hanging="360"/>
       </w:pPr>
       <w:rPr>
-        <w:rFonts w:hint="default" w:ascii="Wingdings" w:hAnsi="Wingdings"/>
+        <w:rFonts w:ascii="Wingdings" w:hAnsi="Wingdings" w:hint="default"/>
         <w:sz w:val="20"/>
       </w:rPr>
     </w:lvl>
@@ -3597,7 +1188,7 @@
         <w:ind w:left="3600" w:hanging="360"/>
       </w:pPr>
       <w:rPr>
-        <w:rFonts w:hint="default" w:ascii="Wingdings" w:hAnsi="Wingdings"/>
+        <w:rFonts w:ascii="Wingdings" w:hAnsi="Wingdings" w:hint="default"/>
         <w:sz w:val="20"/>
       </w:rPr>
     </w:lvl>
@@ -3613,7 +1204,7 @@
         <w:ind w:left="4320" w:hanging="360"/>
       </w:pPr>
       <w:rPr>
-        <w:rFonts w:hint="default" w:ascii="Wingdings" w:hAnsi="Wingdings"/>
+        <w:rFonts w:ascii="Wingdings" w:hAnsi="Wingdings" w:hint="default"/>
         <w:sz w:val="20"/>
       </w:rPr>
     </w:lvl>
@@ -3629,7 +1220,7 @@
         <w:ind w:left="5040" w:hanging="360"/>
       </w:pPr>
       <w:rPr>
-        <w:rFonts w:hint="default" w:ascii="Wingdings" w:hAnsi="Wingdings"/>
+        <w:rFonts w:ascii="Wingdings" w:hAnsi="Wingdings" w:hint="default"/>
         <w:sz w:val="20"/>
       </w:rPr>
     </w:lvl>
@@ -3645,7 +1236,7 @@
         <w:ind w:left="5760" w:hanging="360"/>
       </w:pPr>
       <w:rPr>
-        <w:rFonts w:hint="default" w:ascii="Wingdings" w:hAnsi="Wingdings"/>
+        <w:rFonts w:ascii="Wingdings" w:hAnsi="Wingdings" w:hint="default"/>
         <w:sz w:val="20"/>
       </w:rPr>
     </w:lvl>
@@ -3661,7 +1252,7 @@
         <w:ind w:left="6480" w:hanging="360"/>
       </w:pPr>
       <w:rPr>
-        <w:rFonts w:hint="default" w:ascii="Wingdings" w:hAnsi="Wingdings"/>
+        <w:rFonts w:ascii="Wingdings" w:hAnsi="Wingdings" w:hint="default"/>
         <w:sz w:val="20"/>
       </w:rPr>
     </w:lvl>
@@ -3682,7 +1273,7 @@
         <w:ind w:left="720" w:hanging="360"/>
       </w:pPr>
       <w:rPr>
-        <w:rFonts w:hint="default" w:ascii="Symbol" w:hAnsi="Symbol"/>
+        <w:rFonts w:ascii="Symbol" w:hAnsi="Symbol" w:hint="default"/>
         <w:sz w:val="20"/>
       </w:rPr>
     </w:lvl>
@@ -3698,7 +1289,7 @@
         <w:ind w:left="1440" w:hanging="360"/>
       </w:pPr>
       <w:rPr>
-        <w:rFonts w:hint="default" w:ascii="Courier New" w:hAnsi="Courier New"/>
+        <w:rFonts w:ascii="Courier New" w:hAnsi="Courier New" w:hint="default"/>
         <w:sz w:val="20"/>
       </w:rPr>
     </w:lvl>
@@ -3714,7 +1305,7 @@
         <w:ind w:left="2160" w:hanging="360"/>
       </w:pPr>
       <w:rPr>
-        <w:rFonts w:hint="default" w:ascii="Wingdings" w:hAnsi="Wingdings"/>
+        <w:rFonts w:ascii="Wingdings" w:hAnsi="Wingdings" w:hint="default"/>
         <w:sz w:val="20"/>
       </w:rPr>
     </w:lvl>
@@ -3730,7 +1321,7 @@
         <w:ind w:left="2880" w:hanging="360"/>
       </w:pPr>
       <w:rPr>
-        <w:rFonts w:hint="default" w:ascii="Wingdings" w:hAnsi="Wingdings"/>
+        <w:rFonts w:ascii="Wingdings" w:hAnsi="Wingdings" w:hint="default"/>
         <w:sz w:val="20"/>
       </w:rPr>
     </w:lvl>
@@ -3746,7 +1337,7 @@
         <w:ind w:left="3600" w:hanging="360"/>
       </w:pPr>
       <w:rPr>
-        <w:rFonts w:hint="default" w:ascii="Wingdings" w:hAnsi="Wingdings"/>
+        <w:rFonts w:ascii="Wingdings" w:hAnsi="Wingdings" w:hint="default"/>
         <w:sz w:val="20"/>
       </w:rPr>
     </w:lvl>
@@ -3762,7 +1353,7 @@
         <w:ind w:left="4320" w:hanging="360"/>
       </w:pPr>
       <w:rPr>
-        <w:rFonts w:hint="default" w:ascii="Wingdings" w:hAnsi="Wingdings"/>
+        <w:rFonts w:ascii="Wingdings" w:hAnsi="Wingdings" w:hint="default"/>
         <w:sz w:val="20"/>
       </w:rPr>
     </w:lvl>
@@ -3778,7 +1369,7 @@
         <w:ind w:left="5040" w:hanging="360"/>
       </w:pPr>
       <w:rPr>
-        <w:rFonts w:hint="default" w:ascii="Wingdings" w:hAnsi="Wingdings"/>
+        <w:rFonts w:ascii="Wingdings" w:hAnsi="Wingdings" w:hint="default"/>
         <w:sz w:val="20"/>
       </w:rPr>
     </w:lvl>
@@ -3794,7 +1385,7 @@
         <w:ind w:left="5760" w:hanging="360"/>
       </w:pPr>
       <w:rPr>
-        <w:rFonts w:hint="default" w:ascii="Wingdings" w:hAnsi="Wingdings"/>
+        <w:rFonts w:ascii="Wingdings" w:hAnsi="Wingdings" w:hint="default"/>
         <w:sz w:val="20"/>
       </w:rPr>
     </w:lvl>
@@ -3810,7 +1401,7 @@
         <w:ind w:left="6480" w:hanging="360"/>
       </w:pPr>
       <w:rPr>
-        <w:rFonts w:hint="default" w:ascii="Wingdings" w:hAnsi="Wingdings"/>
+        <w:rFonts w:ascii="Wingdings" w:hAnsi="Wingdings" w:hint="default"/>
         <w:sz w:val="20"/>
       </w:rPr>
     </w:lvl>
@@ -3831,7 +1422,7 @@
         <w:ind w:left="720" w:hanging="360"/>
       </w:pPr>
       <w:rPr>
-        <w:rFonts w:hint="default" w:ascii="Symbol" w:hAnsi="Symbol"/>
+        <w:rFonts w:ascii="Symbol" w:hAnsi="Symbol" w:hint="default"/>
         <w:sz w:val="20"/>
       </w:rPr>
     </w:lvl>
@@ -3847,7 +1438,7 @@
         <w:ind w:left="1440" w:hanging="360"/>
       </w:pPr>
       <w:rPr>
-        <w:rFonts w:hint="default" w:ascii="Courier New" w:hAnsi="Courier New"/>
+        <w:rFonts w:ascii="Courier New" w:hAnsi="Courier New" w:hint="default"/>
         <w:sz w:val="20"/>
       </w:rPr>
     </w:lvl>
@@ -3863,7 +1454,7 @@
         <w:ind w:left="2160" w:hanging="360"/>
       </w:pPr>
       <w:rPr>
-        <w:rFonts w:hint="default" w:ascii="Wingdings" w:hAnsi="Wingdings"/>
+        <w:rFonts w:ascii="Wingdings" w:hAnsi="Wingdings" w:hint="default"/>
         <w:sz w:val="20"/>
       </w:rPr>
     </w:lvl>
@@ -3879,7 +1470,7 @@
         <w:ind w:left="2880" w:hanging="360"/>
       </w:pPr>
       <w:rPr>
-        <w:rFonts w:hint="default" w:ascii="Wingdings" w:hAnsi="Wingdings"/>
+        <w:rFonts w:ascii="Wingdings" w:hAnsi="Wingdings" w:hint="default"/>
         <w:sz w:val="20"/>
       </w:rPr>
     </w:lvl>
@@ -3895,7 +1486,7 @@
         <w:ind w:left="3600" w:hanging="360"/>
       </w:pPr>
       <w:rPr>
-        <w:rFonts w:hint="default" w:ascii="Wingdings" w:hAnsi="Wingdings"/>
+        <w:rFonts w:ascii="Wingdings" w:hAnsi="Wingdings" w:hint="default"/>
         <w:sz w:val="20"/>
       </w:rPr>
     </w:lvl>
@@ -3911,7 +1502,7 @@
         <w:ind w:left="4320" w:hanging="360"/>
       </w:pPr>
       <w:rPr>
-        <w:rFonts w:hint="default" w:ascii="Wingdings" w:hAnsi="Wingdings"/>
+        <w:rFonts w:ascii="Wingdings" w:hAnsi="Wingdings" w:hint="default"/>
         <w:sz w:val="20"/>
       </w:rPr>
     </w:lvl>
@@ -3927,7 +1518,7 @@
         <w:ind w:left="5040" w:hanging="360"/>
       </w:pPr>
       <w:rPr>
-        <w:rFonts w:hint="default" w:ascii="Wingdings" w:hAnsi="Wingdings"/>
+        <w:rFonts w:ascii="Wingdings" w:hAnsi="Wingdings" w:hint="default"/>
         <w:sz w:val="20"/>
       </w:rPr>
     </w:lvl>
@@ -3943,7 +1534,7 @@
         <w:ind w:left="5760" w:hanging="360"/>
       </w:pPr>
       <w:rPr>
-        <w:rFonts w:hint="default" w:ascii="Wingdings" w:hAnsi="Wingdings"/>
+        <w:rFonts w:ascii="Wingdings" w:hAnsi="Wingdings" w:hint="default"/>
         <w:sz w:val="20"/>
       </w:rPr>
     </w:lvl>
@@ -3959,7 +1550,7 @@
         <w:ind w:left="6480" w:hanging="360"/>
       </w:pPr>
       <w:rPr>
-        <w:rFonts w:hint="default" w:ascii="Wingdings" w:hAnsi="Wingdings"/>
+        <w:rFonts w:ascii="Wingdings" w:hAnsi="Wingdings" w:hint="default"/>
         <w:sz w:val="20"/>
       </w:rPr>
     </w:lvl>
@@ -3980,7 +1571,7 @@
         <w:ind w:left="720" w:hanging="360"/>
       </w:pPr>
       <w:rPr>
-        <w:rFonts w:hint="default" w:ascii="Symbol" w:hAnsi="Symbol"/>
+        <w:rFonts w:ascii="Symbol" w:hAnsi="Symbol" w:hint="default"/>
         <w:sz w:val="20"/>
       </w:rPr>
     </w:lvl>
@@ -3996,7 +1587,7 @@
         <w:ind w:left="1440" w:hanging="360"/>
       </w:pPr>
       <w:rPr>
-        <w:rFonts w:hint="default" w:ascii="Courier New" w:hAnsi="Courier New"/>
+        <w:rFonts w:ascii="Courier New" w:hAnsi="Courier New" w:hint="default"/>
         <w:sz w:val="20"/>
       </w:rPr>
     </w:lvl>
@@ -4012,7 +1603,7 @@
         <w:ind w:left="2160" w:hanging="360"/>
       </w:pPr>
       <w:rPr>
-        <w:rFonts w:hint="default" w:ascii="Wingdings" w:hAnsi="Wingdings"/>
+        <w:rFonts w:ascii="Wingdings" w:hAnsi="Wingdings" w:hint="default"/>
         <w:sz w:val="20"/>
       </w:rPr>
     </w:lvl>
@@ -4028,7 +1619,7 @@
         <w:ind w:left="2880" w:hanging="360"/>
       </w:pPr>
       <w:rPr>
-        <w:rFonts w:hint="default" w:ascii="Wingdings" w:hAnsi="Wingdings"/>
+        <w:rFonts w:ascii="Wingdings" w:hAnsi="Wingdings" w:hint="default"/>
         <w:sz w:val="20"/>
       </w:rPr>
     </w:lvl>
@@ -4044,7 +1635,7 @@
         <w:ind w:left="3600" w:hanging="360"/>
       </w:pPr>
       <w:rPr>
-        <w:rFonts w:hint="default" w:ascii="Wingdings" w:hAnsi="Wingdings"/>
+        <w:rFonts w:ascii="Wingdings" w:hAnsi="Wingdings" w:hint="default"/>
         <w:sz w:val="20"/>
       </w:rPr>
     </w:lvl>
@@ -4060,7 +1651,7 @@
         <w:ind w:left="4320" w:hanging="360"/>
       </w:pPr>
       <w:rPr>
-        <w:rFonts w:hint="default" w:ascii="Wingdings" w:hAnsi="Wingdings"/>
+        <w:rFonts w:ascii="Wingdings" w:hAnsi="Wingdings" w:hint="default"/>
         <w:sz w:val="20"/>
       </w:rPr>
     </w:lvl>
@@ -4076,7 +1667,7 @@
         <w:ind w:left="5040" w:hanging="360"/>
       </w:pPr>
       <w:rPr>
-        <w:rFonts w:hint="default" w:ascii="Wingdings" w:hAnsi="Wingdings"/>
+        <w:rFonts w:ascii="Wingdings" w:hAnsi="Wingdings" w:hint="default"/>
         <w:sz w:val="20"/>
       </w:rPr>
     </w:lvl>
@@ -4092,7 +1683,7 @@
         <w:ind w:left="5760" w:hanging="360"/>
       </w:pPr>
       <w:rPr>
-        <w:rFonts w:hint="default" w:ascii="Wingdings" w:hAnsi="Wingdings"/>
+        <w:rFonts w:ascii="Wingdings" w:hAnsi="Wingdings" w:hint="default"/>
         <w:sz w:val="20"/>
       </w:rPr>
     </w:lvl>
@@ -4108,7 +1699,7 @@
         <w:ind w:left="6480" w:hanging="360"/>
       </w:pPr>
       <w:rPr>
-        <w:rFonts w:hint="default" w:ascii="Wingdings" w:hAnsi="Wingdings"/>
+        <w:rFonts w:ascii="Wingdings" w:hAnsi="Wingdings" w:hint="default"/>
         <w:sz w:val="20"/>
       </w:rPr>
     </w:lvl>
@@ -4129,7 +1720,7 @@
         <w:ind w:left="720" w:hanging="360"/>
       </w:pPr>
       <w:rPr>
-        <w:rFonts w:hint="default" w:ascii="Symbol" w:hAnsi="Symbol"/>
+        <w:rFonts w:ascii="Symbol" w:hAnsi="Symbol" w:hint="default"/>
         <w:sz w:val="20"/>
       </w:rPr>
     </w:lvl>
@@ -4145,7 +1736,7 @@
         <w:ind w:left="1440" w:hanging="360"/>
       </w:pPr>
       <w:rPr>
-        <w:rFonts w:hint="default" w:ascii="Courier New" w:hAnsi="Courier New"/>
+        <w:rFonts w:ascii="Courier New" w:hAnsi="Courier New" w:hint="default"/>
         <w:sz w:val="20"/>
       </w:rPr>
     </w:lvl>
@@ -4161,7 +1752,7 @@
         <w:ind w:left="2160" w:hanging="360"/>
       </w:pPr>
       <w:rPr>
-        <w:rFonts w:hint="default" w:ascii="Wingdings" w:hAnsi="Wingdings"/>
+        <w:rFonts w:ascii="Wingdings" w:hAnsi="Wingdings" w:hint="default"/>
         <w:sz w:val="20"/>
       </w:rPr>
     </w:lvl>
@@ -4177,7 +1768,7 @@
         <w:ind w:left="2880" w:hanging="360"/>
       </w:pPr>
       <w:rPr>
-        <w:rFonts w:hint="default" w:ascii="Wingdings" w:hAnsi="Wingdings"/>
+        <w:rFonts w:ascii="Wingdings" w:hAnsi="Wingdings" w:hint="default"/>
         <w:sz w:val="20"/>
       </w:rPr>
     </w:lvl>
@@ -4193,7 +1784,7 @@
         <w:ind w:left="3600" w:hanging="360"/>
       </w:pPr>
       <w:rPr>
-        <w:rFonts w:hint="default" w:ascii="Wingdings" w:hAnsi="Wingdings"/>
+        <w:rFonts w:ascii="Wingdings" w:hAnsi="Wingdings" w:hint="default"/>
         <w:sz w:val="20"/>
       </w:rPr>
     </w:lvl>
@@ -4209,7 +1800,7 @@
         <w:ind w:left="4320" w:hanging="360"/>
       </w:pPr>
       <w:rPr>
-        <w:rFonts w:hint="default" w:ascii="Wingdings" w:hAnsi="Wingdings"/>
+        <w:rFonts w:ascii="Wingdings" w:hAnsi="Wingdings" w:hint="default"/>
         <w:sz w:val="20"/>
       </w:rPr>
     </w:lvl>
@@ -4225,7 +1816,7 @@
         <w:ind w:left="5040" w:hanging="360"/>
       </w:pPr>
       <w:rPr>
-        <w:rFonts w:hint="default" w:ascii="Wingdings" w:hAnsi="Wingdings"/>
+        <w:rFonts w:ascii="Wingdings" w:hAnsi="Wingdings" w:hint="default"/>
         <w:sz w:val="20"/>
       </w:rPr>
     </w:lvl>
@@ -4241,7 +1832,7 @@
         <w:ind w:left="5760" w:hanging="360"/>
       </w:pPr>
       <w:rPr>
-        <w:rFonts w:hint="default" w:ascii="Wingdings" w:hAnsi="Wingdings"/>
+        <w:rFonts w:ascii="Wingdings" w:hAnsi="Wingdings" w:hint="default"/>
         <w:sz w:val="20"/>
       </w:rPr>
     </w:lvl>
@@ -4257,7 +1848,7 @@
         <w:ind w:left="6480" w:hanging="360"/>
       </w:pPr>
       <w:rPr>
-        <w:rFonts w:hint="default" w:ascii="Wingdings" w:hAnsi="Wingdings"/>
+        <w:rFonts w:ascii="Wingdings" w:hAnsi="Wingdings" w:hint="default"/>
         <w:sz w:val="20"/>
       </w:rPr>
     </w:lvl>
@@ -4278,7 +1869,7 @@
         <w:ind w:left="720" w:hanging="360"/>
       </w:pPr>
       <w:rPr>
-        <w:rFonts w:hint="default" w:ascii="Symbol" w:hAnsi="Symbol"/>
+        <w:rFonts w:ascii="Symbol" w:hAnsi="Symbol" w:hint="default"/>
         <w:sz w:val="20"/>
       </w:rPr>
     </w:lvl>
@@ -4294,7 +1885,7 @@
         <w:ind w:left="1440" w:hanging="360"/>
       </w:pPr>
       <w:rPr>
-        <w:rFonts w:hint="default" w:ascii="Courier New" w:hAnsi="Courier New"/>
+        <w:rFonts w:ascii="Courier New" w:hAnsi="Courier New" w:hint="default"/>
         <w:sz w:val="20"/>
       </w:rPr>
     </w:lvl>
@@ -4310,7 +1901,7 @@
         <w:ind w:left="2160" w:hanging="360"/>
       </w:pPr>
       <w:rPr>
-        <w:rFonts w:hint="default" w:ascii="Wingdings" w:hAnsi="Wingdings"/>
+        <w:rFonts w:ascii="Wingdings" w:hAnsi="Wingdings" w:hint="default"/>
         <w:sz w:val="20"/>
       </w:rPr>
     </w:lvl>
@@ -4326,7 +1917,7 @@
         <w:ind w:left="2880" w:hanging="360"/>
       </w:pPr>
       <w:rPr>
-        <w:rFonts w:hint="default" w:ascii="Wingdings" w:hAnsi="Wingdings"/>
+        <w:rFonts w:ascii="Wingdings" w:hAnsi="Wingdings" w:hint="default"/>
         <w:sz w:val="20"/>
       </w:rPr>
     </w:lvl>
@@ -4342,7 +1933,7 @@
         <w:ind w:left="3600" w:hanging="360"/>
       </w:pPr>
       <w:rPr>
-        <w:rFonts w:hint="default" w:ascii="Wingdings" w:hAnsi="Wingdings"/>
+        <w:rFonts w:ascii="Wingdings" w:hAnsi="Wingdings" w:hint="default"/>
         <w:sz w:val="20"/>
       </w:rPr>
     </w:lvl>
@@ -4358,7 +1949,7 @@
         <w:ind w:left="4320" w:hanging="360"/>
       </w:pPr>
       <w:rPr>
-        <w:rFonts w:hint="default" w:ascii="Wingdings" w:hAnsi="Wingdings"/>
+        <w:rFonts w:ascii="Wingdings" w:hAnsi="Wingdings" w:hint="default"/>
         <w:sz w:val="20"/>
       </w:rPr>
     </w:lvl>
@@ -4374,7 +1965,7 @@
         <w:ind w:left="5040" w:hanging="360"/>
       </w:pPr>
       <w:rPr>
-        <w:rFonts w:hint="default" w:ascii="Wingdings" w:hAnsi="Wingdings"/>
+        <w:rFonts w:ascii="Wingdings" w:hAnsi="Wingdings" w:hint="default"/>
         <w:sz w:val="20"/>
       </w:rPr>
     </w:lvl>
@@ -4390,7 +1981,7 @@
         <w:ind w:left="5760" w:hanging="360"/>
       </w:pPr>
       <w:rPr>
-        <w:rFonts w:hint="default" w:ascii="Wingdings" w:hAnsi="Wingdings"/>
+        <w:rFonts w:ascii="Wingdings" w:hAnsi="Wingdings" w:hint="default"/>
         <w:sz w:val="20"/>
       </w:rPr>
     </w:lvl>
@@ -4406,7 +1997,7 @@
         <w:ind w:left="6480" w:hanging="360"/>
       </w:pPr>
       <w:rPr>
-        <w:rFonts w:hint="default" w:ascii="Wingdings" w:hAnsi="Wingdings"/>
+        <w:rFonts w:ascii="Wingdings" w:hAnsi="Wingdings" w:hint="default"/>
         <w:sz w:val="20"/>
       </w:rPr>
     </w:lvl>
@@ -4427,7 +2018,7 @@
         <w:ind w:left="720" w:hanging="360"/>
       </w:pPr>
       <w:rPr>
-        <w:rFonts w:hint="default" w:ascii="Symbol" w:hAnsi="Symbol"/>
+        <w:rFonts w:ascii="Symbol" w:hAnsi="Symbol" w:hint="default"/>
         <w:sz w:val="20"/>
       </w:rPr>
     </w:lvl>
@@ -4443,7 +2034,7 @@
         <w:ind w:left="1440" w:hanging="360"/>
       </w:pPr>
       <w:rPr>
-        <w:rFonts w:hint="default" w:ascii="Courier New" w:hAnsi="Courier New"/>
+        <w:rFonts w:ascii="Courier New" w:hAnsi="Courier New" w:hint="default"/>
         <w:sz w:val="20"/>
       </w:rPr>
     </w:lvl>
@@ -4459,7 +2050,7 @@
         <w:ind w:left="2160" w:hanging="360"/>
       </w:pPr>
       <w:rPr>
-        <w:rFonts w:hint="default" w:ascii="Wingdings" w:hAnsi="Wingdings"/>
+        <w:rFonts w:ascii="Wingdings" w:hAnsi="Wingdings" w:hint="default"/>
         <w:sz w:val="20"/>
       </w:rPr>
     </w:lvl>
@@ -4475,7 +2066,7 @@
         <w:ind w:left="2880" w:hanging="360"/>
       </w:pPr>
       <w:rPr>
-        <w:rFonts w:hint="default" w:ascii="Wingdings" w:hAnsi="Wingdings"/>
+        <w:rFonts w:ascii="Wingdings" w:hAnsi="Wingdings" w:hint="default"/>
         <w:sz w:val="20"/>
       </w:rPr>
     </w:lvl>
@@ -4491,7 +2082,7 @@
         <w:ind w:left="3600" w:hanging="360"/>
       </w:pPr>
       <w:rPr>
-        <w:rFonts w:hint="default" w:ascii="Wingdings" w:hAnsi="Wingdings"/>
+        <w:rFonts w:ascii="Wingdings" w:hAnsi="Wingdings" w:hint="default"/>
         <w:sz w:val="20"/>
       </w:rPr>
     </w:lvl>
@@ -4507,7 +2098,7 @@
         <w:ind w:left="4320" w:hanging="360"/>
       </w:pPr>
       <w:rPr>
-        <w:rFonts w:hint="default" w:ascii="Wingdings" w:hAnsi="Wingdings"/>
+        <w:rFonts w:ascii="Wingdings" w:hAnsi="Wingdings" w:hint="default"/>
         <w:sz w:val="20"/>
       </w:rPr>
     </w:lvl>
@@ -4523,7 +2114,7 @@
         <w:ind w:left="5040" w:hanging="360"/>
       </w:pPr>
       <w:rPr>
-        <w:rFonts w:hint="default" w:ascii="Wingdings" w:hAnsi="Wingdings"/>
+        <w:rFonts w:ascii="Wingdings" w:hAnsi="Wingdings" w:hint="default"/>
         <w:sz w:val="20"/>
       </w:rPr>
     </w:lvl>
@@ -4539,7 +2130,7 @@
         <w:ind w:left="5760" w:hanging="360"/>
       </w:pPr>
       <w:rPr>
-        <w:rFonts w:hint="default" w:ascii="Wingdings" w:hAnsi="Wingdings"/>
+        <w:rFonts w:ascii="Wingdings" w:hAnsi="Wingdings" w:hint="default"/>
         <w:sz w:val="20"/>
       </w:rPr>
     </w:lvl>
@@ -4555,7 +2146,7 @@
         <w:ind w:left="6480" w:hanging="360"/>
       </w:pPr>
       <w:rPr>
-        <w:rFonts w:hint="default" w:ascii="Wingdings" w:hAnsi="Wingdings"/>
+        <w:rFonts w:ascii="Wingdings" w:hAnsi="Wingdings" w:hint="default"/>
         <w:sz w:val="20"/>
       </w:rPr>
     </w:lvl>
@@ -4576,7 +2167,7 @@
         <w:ind w:left="720" w:hanging="360"/>
       </w:pPr>
       <w:rPr>
-        <w:rFonts w:hint="default" w:ascii="Symbol" w:hAnsi="Symbol"/>
+        <w:rFonts w:ascii="Symbol" w:hAnsi="Symbol" w:hint="default"/>
         <w:sz w:val="20"/>
       </w:rPr>
     </w:lvl>
@@ -4592,7 +2183,7 @@
         <w:ind w:left="1440" w:hanging="360"/>
       </w:pPr>
       <w:rPr>
-        <w:rFonts w:hint="default" w:ascii="Courier New" w:hAnsi="Courier New"/>
+        <w:rFonts w:ascii="Courier New" w:hAnsi="Courier New" w:hint="default"/>
         <w:sz w:val="20"/>
       </w:rPr>
     </w:lvl>
@@ -4608,7 +2199,7 @@
         <w:ind w:left="2160" w:hanging="360"/>
       </w:pPr>
       <w:rPr>
-        <w:rFonts w:hint="default" w:ascii="Wingdings" w:hAnsi="Wingdings"/>
+        <w:rFonts w:ascii="Wingdings" w:hAnsi="Wingdings" w:hint="default"/>
         <w:sz w:val="20"/>
       </w:rPr>
     </w:lvl>
@@ -4624,7 +2215,7 @@
         <w:ind w:left="2880" w:hanging="360"/>
       </w:pPr>
       <w:rPr>
-        <w:rFonts w:hint="default" w:ascii="Wingdings" w:hAnsi="Wingdings"/>
+        <w:rFonts w:ascii="Wingdings" w:hAnsi="Wingdings" w:hint="default"/>
         <w:sz w:val="20"/>
       </w:rPr>
     </w:lvl>
@@ -4640,7 +2231,7 @@
         <w:ind w:left="3600" w:hanging="360"/>
       </w:pPr>
       <w:rPr>
-        <w:rFonts w:hint="default" w:ascii="Wingdings" w:hAnsi="Wingdings"/>
+        <w:rFonts w:ascii="Wingdings" w:hAnsi="Wingdings" w:hint="default"/>
         <w:sz w:val="20"/>
       </w:rPr>
     </w:lvl>
@@ -4656,7 +2247,7 @@
         <w:ind w:left="4320" w:hanging="360"/>
       </w:pPr>
       <w:rPr>
-        <w:rFonts w:hint="default" w:ascii="Wingdings" w:hAnsi="Wingdings"/>
+        <w:rFonts w:ascii="Wingdings" w:hAnsi="Wingdings" w:hint="default"/>
         <w:sz w:val="20"/>
       </w:rPr>
     </w:lvl>
@@ -4672,7 +2263,7 @@
         <w:ind w:left="5040" w:hanging="360"/>
       </w:pPr>
       <w:rPr>
-        <w:rFonts w:hint="default" w:ascii="Wingdings" w:hAnsi="Wingdings"/>
+        <w:rFonts w:ascii="Wingdings" w:hAnsi="Wingdings" w:hint="default"/>
         <w:sz w:val="20"/>
       </w:rPr>
     </w:lvl>
@@ -4688,7 +2279,7 @@
         <w:ind w:left="5760" w:hanging="360"/>
       </w:pPr>
       <w:rPr>
-        <w:rFonts w:hint="default" w:ascii="Wingdings" w:hAnsi="Wingdings"/>
+        <w:rFonts w:ascii="Wingdings" w:hAnsi="Wingdings" w:hint="default"/>
         <w:sz w:val="20"/>
       </w:rPr>
     </w:lvl>
@@ -4704,7 +2295,7 @@
         <w:ind w:left="6480" w:hanging="360"/>
       </w:pPr>
       <w:rPr>
-        <w:rFonts w:hint="default" w:ascii="Wingdings" w:hAnsi="Wingdings"/>
+        <w:rFonts w:ascii="Wingdings" w:hAnsi="Wingdings" w:hint="default"/>
         <w:sz w:val="20"/>
       </w:rPr>
     </w:lvl>
@@ -4725,7 +2316,7 @@
         <w:ind w:left="720" w:hanging="360"/>
       </w:pPr>
       <w:rPr>
-        <w:rFonts w:hint="default" w:ascii="Symbol" w:hAnsi="Symbol"/>
+        <w:rFonts w:ascii="Symbol" w:hAnsi="Symbol" w:hint="default"/>
         <w:sz w:val="20"/>
       </w:rPr>
     </w:lvl>
@@ -4741,7 +2332,7 @@
         <w:ind w:left="1440" w:hanging="360"/>
       </w:pPr>
       <w:rPr>
-        <w:rFonts w:hint="default" w:ascii="Courier New" w:hAnsi="Courier New"/>
+        <w:rFonts w:ascii="Courier New" w:hAnsi="Courier New" w:hint="default"/>
         <w:sz w:val="20"/>
       </w:rPr>
     </w:lvl>
@@ -4757,7 +2348,7 @@
         <w:ind w:left="2160" w:hanging="360"/>
       </w:pPr>
       <w:rPr>
-        <w:rFonts w:hint="default" w:ascii="Wingdings" w:hAnsi="Wingdings"/>
+        <w:rFonts w:ascii="Wingdings" w:hAnsi="Wingdings" w:hint="default"/>
         <w:sz w:val="20"/>
       </w:rPr>
     </w:lvl>
@@ -4773,7 +2364,7 @@
         <w:ind w:left="2880" w:hanging="360"/>
       </w:pPr>
       <w:rPr>
-        <w:rFonts w:hint="default" w:ascii="Wingdings" w:hAnsi="Wingdings"/>
+        <w:rFonts w:ascii="Wingdings" w:hAnsi="Wingdings" w:hint="default"/>
         <w:sz w:val="20"/>
       </w:rPr>
     </w:lvl>
@@ -4789,7 +2380,7 @@
         <w:ind w:left="3600" w:hanging="360"/>
       </w:pPr>
       <w:rPr>
-        <w:rFonts w:hint="default" w:ascii="Wingdings" w:hAnsi="Wingdings"/>
+        <w:rFonts w:ascii="Wingdings" w:hAnsi="Wingdings" w:hint="default"/>
         <w:sz w:val="20"/>
       </w:rPr>
     </w:lvl>
@@ -4805,7 +2396,7 @@
         <w:ind w:left="4320" w:hanging="360"/>
       </w:pPr>
       <w:rPr>
-        <w:rFonts w:hint="default" w:ascii="Wingdings" w:hAnsi="Wingdings"/>
+        <w:rFonts w:ascii="Wingdings" w:hAnsi="Wingdings" w:hint="default"/>
         <w:sz w:val="20"/>
       </w:rPr>
     </w:lvl>
@@ -4821,7 +2412,7 @@
         <w:ind w:left="5040" w:hanging="360"/>
       </w:pPr>
       <w:rPr>
-        <w:rFonts w:hint="default" w:ascii="Wingdings" w:hAnsi="Wingdings"/>
+        <w:rFonts w:ascii="Wingdings" w:hAnsi="Wingdings" w:hint="default"/>
         <w:sz w:val="20"/>
       </w:rPr>
     </w:lvl>
@@ -4837,7 +2428,7 @@
         <w:ind w:left="5760" w:hanging="360"/>
       </w:pPr>
       <w:rPr>
-        <w:rFonts w:hint="default" w:ascii="Wingdings" w:hAnsi="Wingdings"/>
+        <w:rFonts w:ascii="Wingdings" w:hAnsi="Wingdings" w:hint="default"/>
         <w:sz w:val="20"/>
       </w:rPr>
     </w:lvl>
@@ -4853,7 +2444,7 @@
         <w:ind w:left="6480" w:hanging="360"/>
       </w:pPr>
       <w:rPr>
-        <w:rFonts w:hint="default" w:ascii="Wingdings" w:hAnsi="Wingdings"/>
+        <w:rFonts w:ascii="Wingdings" w:hAnsi="Wingdings" w:hint="default"/>
         <w:sz w:val="20"/>
       </w:rPr>
     </w:lvl>
@@ -4904,7 +2495,7 @@
 </file>
 
 <file path=word/people.xml><?xml version="1.0" encoding="utf-8"?>
-<w15:people xmlns:mc="http://schemas.openxmlformats.org/markup-compatibility/2006" xmlns:w15="http://schemas.microsoft.com/office/word/2012/wordml" mc:Ignorable="w15">
+<w15:people xmlns:wpc="http://schemas.microsoft.com/office/word/2010/wordprocessingCanvas" xmlns:cx="http://schemas.microsoft.com/office/drawing/2014/chartex" xmlns:cx1="http://schemas.microsoft.com/office/drawing/2015/9/8/chartex" xmlns:cx2="http://schemas.microsoft.com/office/drawing/2015/10/21/chartex" xmlns:cx3="http://schemas.microsoft.com/office/drawing/2016/5/9/chartex" xmlns:cx4="http://schemas.microsoft.com/office/drawing/2016/5/10/chartex" xmlns:cx5="http://schemas.microsoft.com/office/drawing/2016/5/11/chartex" xmlns:cx6="http://schemas.microsoft.com/office/drawing/2016/5/12/chartex" xmlns:cx7="http://schemas.microsoft.com/office/drawing/2016/5/13/chartex" xmlns:cx8="http://schemas.microsoft.com/office/drawing/2016/5/14/chartex" xmlns:mc="http://schemas.openxmlformats.org/markup-compatibility/2006" xmlns:aink="http://schemas.microsoft.com/office/drawing/2016/ink" xmlns:am3d="http://schemas.microsoft.com/office/drawing/2017/model3d" xmlns:o="urn:schemas-microsoft-com:office:office" xmlns:oel="http://schemas.microsoft.com/office/2019/extlst" xmlns:r="http://schemas.openxmlformats.org/officeDocument/2006/relationships" xmlns:m="http://schemas.openxmlformats.org/officeDocument/2006/math" xmlns:v="urn:schemas-microsoft-com:vml" xmlns:wp14="http://schemas.microsoft.com/office/word/2010/wordprocessingDrawing" xmlns:wp="http://schemas.openxmlformats.org/drawingml/2006/wordprocessingDrawing" xmlns:w10="urn:schemas-microsoft-com:office:word" xmlns:w="http://schemas.openxmlformats.org/wordprocessingml/2006/main" xmlns:w14="http://schemas.microsoft.com/office/word/2010/wordml" xmlns:w15="http://schemas.microsoft.com/office/word/2012/wordml" xmlns:w16cex="http://schemas.microsoft.com/office/word/2018/wordml/cex" xmlns:w16cid="http://schemas.microsoft.com/office/word/2016/wordml/cid" xmlns:w16="http://schemas.microsoft.com/office/word/2018/wordml" xmlns:w16du="http://schemas.microsoft.com/office/word/2023/wordml/word16du" xmlns:w16sdtdh="http://schemas.microsoft.com/office/word/2020/wordml/sdtdatahash" xmlns:w16sdtfl="http://schemas.microsoft.com/office/word/2024/wordml/sdtformatlock" xmlns:w16se="http://schemas.microsoft.com/office/word/2015/wordml/symex" xmlns:wpg="http://schemas.microsoft.com/office/word/2010/wordprocessingGroup" xmlns:wpi="http://schemas.microsoft.com/office/word/2010/wordprocessingInk" xmlns:wne="http://schemas.microsoft.com/office/word/2006/wordml" xmlns:wps="http://schemas.microsoft.com/office/word/2010/wordprocessingShape" mc:Ignorable="w14 w15 w16se w16cid w16 w16cex w16sdtdh w16sdtfl w16du wp14">
   <w15:person w15:author="Fabienne Dobbels">
     <w15:presenceInfo w15:providerId="AD" w15:userId="S::fabienne.dobbels@kuleuven.be::6af49e9b-5a3b-47c4-8312-83989a90b1c2"/>
   </w15:person>
@@ -4912,15 +2503,15 @@
 </file>
 
 <file path=word/styles.xml><?xml version="1.0" encoding="utf-8"?>
-<w:styles xmlns:wp14="http://schemas.microsoft.com/office/word/2010/wordprocessingDrawing" xmlns:mc="http://schemas.openxmlformats.org/markup-compatibility/2006" xmlns:r="http://schemas.openxmlformats.org/officeDocument/2006/relationships" xmlns:w="http://schemas.openxmlformats.org/wordprocessingml/2006/main" xmlns:w14="http://schemas.microsoft.com/office/word/2010/wordml" xmlns:w15="http://schemas.microsoft.com/office/word/2012/wordml" xmlns:w16cex="http://schemas.microsoft.com/office/word/2018/wordml/cex" xmlns:w16cid="http://schemas.microsoft.com/office/word/2016/wordml/cid" xmlns:w16="http://schemas.microsoft.com/office/word/2018/wordml" xmlns:w16du="http://schemas.microsoft.com/office/word/2023/wordml/word16du" xmlns:w16sdtdh="http://schemas.microsoft.com/office/word/2020/wordml/sdtdatahash" xmlns:w16sdtfl="http://schemas.microsoft.com/office/word/2024/wordml/sdtformatlock" xmlns:w16se="http://schemas.microsoft.com/office/word/2015/wordml/symex" mc:Ignorable="w14 w15 w16se w16cid w16 w16cex w16sdtdh w16sdtfl w16du wp14">
+<w:styles xmlns:mc="http://schemas.openxmlformats.org/markup-compatibility/2006" xmlns:r="http://schemas.openxmlformats.org/officeDocument/2006/relationships" xmlns:w="http://schemas.openxmlformats.org/wordprocessingml/2006/main" xmlns:w14="http://schemas.microsoft.com/office/word/2010/wordml" xmlns:w15="http://schemas.microsoft.com/office/word/2012/wordml" xmlns:w16cex="http://schemas.microsoft.com/office/word/2018/wordml/cex" xmlns:w16cid="http://schemas.microsoft.com/office/word/2016/wordml/cid" xmlns:w16="http://schemas.microsoft.com/office/word/2018/wordml" xmlns:w16du="http://schemas.microsoft.com/office/word/2023/wordml/word16du" xmlns:w16sdtdh="http://schemas.microsoft.com/office/word/2020/wordml/sdtdatahash" xmlns:w16sdtfl="http://schemas.microsoft.com/office/word/2024/wordml/sdtformatlock" xmlns:w16se="http://schemas.microsoft.com/office/word/2015/wordml/symex" mc:Ignorable="w14 w15 w16se w16cid w16 w16cex w16sdtdh w16sdtfl w16du">
   <w:docDefaults>
     <w:rPrDefault>
       <w:rPr>
-        <w:rFonts w:asciiTheme="minorHAnsi" w:hAnsiTheme="minorHAnsi" w:eastAsiaTheme="minorHAnsi" w:cstheme="minorBidi"/>
+        <w:rFonts w:asciiTheme="minorHAnsi" w:eastAsiaTheme="minorHAnsi" w:hAnsiTheme="minorHAnsi" w:cstheme="minorBidi"/>
         <w:kern w:val="2"/>
         <w:sz w:val="22"/>
         <w:szCs w:val="22"/>
-        <w:lang w:eastAsia="en-US" w:bidi="ar-SA"/>
+        <w:lang w:val="nl-BE" w:eastAsia="en-US" w:bidi="ar-SA"/>
         <w14:ligatures w14:val="standardContextual"/>
       </w:rPr>
     </w:rPrDefault>
@@ -4933,14 +2524,14 @@
   <w:latentStyles w:defLockedState="0" w:defUIPriority="99" w:defSemiHidden="0" w:defUnhideWhenUsed="0" w:defQFormat="0" w:count="376">
     <w:lsdException w:name="Normal" w:uiPriority="0" w:qFormat="1"/>
     <w:lsdException w:name="heading 1" w:uiPriority="9" w:qFormat="1"/>
-    <w:lsdException w:name="heading 2" w:uiPriority="9" w:semiHidden="1" w:unhideWhenUsed="1" w:qFormat="1"/>
-    <w:lsdException w:name="heading 3" w:uiPriority="9" w:semiHidden="1" w:unhideWhenUsed="1" w:qFormat="1"/>
-    <w:lsdException w:name="heading 4" w:uiPriority="9" w:semiHidden="1" w:unhideWhenUsed="1" w:qFormat="1"/>
-    <w:lsdException w:name="heading 5" w:uiPriority="9" w:semiHidden="1" w:unhideWhenUsed="1" w:qFormat="1"/>
-    <w:lsdException w:name="heading 6" w:uiPriority="9" w:semiHidden="1" w:unhideWhenUsed="1" w:qFormat="1"/>
-    <w:lsdException w:name="heading 7" w:uiPriority="9" w:semiHidden="1" w:unhideWhenUsed="1" w:qFormat="1"/>
-    <w:lsdException w:name="heading 8" w:uiPriority="9" w:semiHidden="1" w:unhideWhenUsed="1" w:qFormat="1"/>
-    <w:lsdException w:name="heading 9" w:uiPriority="9" w:semiHidden="1" w:unhideWhenUsed="1" w:qFormat="1"/>
+    <w:lsdException w:name="heading 2" w:semiHidden="1" w:uiPriority="9" w:unhideWhenUsed="1" w:qFormat="1"/>
+    <w:lsdException w:name="heading 3" w:semiHidden="1" w:uiPriority="9" w:unhideWhenUsed="1" w:qFormat="1"/>
+    <w:lsdException w:name="heading 4" w:semiHidden="1" w:uiPriority="9" w:unhideWhenUsed="1" w:qFormat="1"/>
+    <w:lsdException w:name="heading 5" w:semiHidden="1" w:uiPriority="9" w:unhideWhenUsed="1" w:qFormat="1"/>
+    <w:lsdException w:name="heading 6" w:semiHidden="1" w:uiPriority="9" w:unhideWhenUsed="1" w:qFormat="1"/>
+    <w:lsdException w:name="heading 7" w:semiHidden="1" w:uiPriority="9" w:unhideWhenUsed="1" w:qFormat="1"/>
+    <w:lsdException w:name="heading 8" w:semiHidden="1" w:uiPriority="9" w:unhideWhenUsed="1" w:qFormat="1"/>
+    <w:lsdException w:name="heading 9" w:semiHidden="1" w:uiPriority="9" w:unhideWhenUsed="1" w:qFormat="1"/>
     <w:lsdException w:name="index 1" w:semiHidden="1" w:unhideWhenUsed="1"/>
     <w:lsdException w:name="index 2" w:semiHidden="1" w:unhideWhenUsed="1"/>
     <w:lsdException w:name="index 3" w:semiHidden="1" w:unhideWhenUsed="1"/>
@@ -4950,22 +2541,22 @@
     <w:lsdException w:name="index 7" w:semiHidden="1" w:unhideWhenUsed="1"/>
     <w:lsdException w:name="index 8" w:semiHidden="1" w:unhideWhenUsed="1"/>
     <w:lsdException w:name="index 9" w:semiHidden="1" w:unhideWhenUsed="1"/>
-    <w:lsdException w:name="toc 1" w:uiPriority="39" w:semiHidden="1" w:unhideWhenUsed="1"/>
-    <w:lsdException w:name="toc 2" w:uiPriority="39" w:semiHidden="1" w:unhideWhenUsed="1"/>
-    <w:lsdException w:name="toc 3" w:uiPriority="39" w:semiHidden="1" w:unhideWhenUsed="1"/>
-    <w:lsdException w:name="toc 4" w:uiPriority="39" w:semiHidden="1" w:unhideWhenUsed="1"/>
-    <w:lsdException w:name="toc 5" w:uiPriority="39" w:semiHidden="1" w:unhideWhenUsed="1"/>
-    <w:lsdException w:name="toc 6" w:uiPriority="39" w:semiHidden="1" w:unhideWhenUsed="1"/>
-    <w:lsdException w:name="toc 7" w:uiPriority="39" w:semiHidden="1" w:unhideWhenUsed="1"/>
-    <w:lsdException w:name="toc 8" w:uiPriority="39" w:semiHidden="1" w:unhideWhenUsed="1"/>
-    <w:lsdException w:name="toc 9" w:uiPriority="39" w:semiHidden="1" w:unhideWhenUsed="1"/>
+    <w:lsdException w:name="toc 1" w:semiHidden="1" w:uiPriority="39" w:unhideWhenUsed="1"/>
+    <w:lsdException w:name="toc 2" w:semiHidden="1" w:uiPriority="39" w:unhideWhenUsed="1"/>
+    <w:lsdException w:name="toc 3" w:semiHidden="1" w:uiPriority="39" w:unhideWhenUsed="1"/>
+    <w:lsdException w:name="toc 4" w:semiHidden="1" w:uiPriority="39" w:unhideWhenUsed="1"/>
+    <w:lsdException w:name="toc 5" w:semiHidden="1" w:uiPriority="39" w:unhideWhenUsed="1"/>
+    <w:lsdException w:name="toc 6" w:semiHidden="1" w:uiPriority="39" w:unhideWhenUsed="1"/>
+    <w:lsdException w:name="toc 7" w:semiHidden="1" w:uiPriority="39" w:unhideWhenUsed="1"/>
+    <w:lsdException w:name="toc 8" w:semiHidden="1" w:uiPriority="39" w:unhideWhenUsed="1"/>
+    <w:lsdException w:name="toc 9" w:semiHidden="1" w:uiPriority="39" w:unhideWhenUsed="1"/>
     <w:lsdException w:name="Normal Indent" w:semiHidden="1" w:unhideWhenUsed="1"/>
     <w:lsdException w:name="footnote text" w:semiHidden="1" w:unhideWhenUsed="1"/>
     <w:lsdException w:name="annotation text" w:semiHidden="1" w:unhideWhenUsed="1"/>
     <w:lsdException w:name="header" w:semiHidden="1" w:unhideWhenUsed="1"/>
     <w:lsdException w:name="footer" w:semiHidden="1" w:unhideWhenUsed="1"/>
     <w:lsdException w:name="index heading" w:semiHidden="1" w:unhideWhenUsed="1"/>
-    <w:lsdException w:name="caption" w:uiPriority="35" w:semiHidden="1" w:unhideWhenUsed="1" w:qFormat="1"/>
+    <w:lsdException w:name="caption" w:semiHidden="1" w:uiPriority="35" w:unhideWhenUsed="1" w:qFormat="1"/>
     <w:lsdException w:name="table of figures" w:semiHidden="1" w:unhideWhenUsed="1"/>
     <w:lsdException w:name="envelope address" w:semiHidden="1" w:unhideWhenUsed="1"/>
     <w:lsdException w:name="envelope return" w:semiHidden="1" w:unhideWhenUsed="1"/>
@@ -4996,7 +2587,7 @@
     <w:lsdException w:name="Title" w:uiPriority="10" w:qFormat="1"/>
     <w:lsdException w:name="Closing" w:semiHidden="1" w:unhideWhenUsed="1"/>
     <w:lsdException w:name="Signature" w:semiHidden="1" w:unhideWhenUsed="1"/>
-    <w:lsdException w:name="Default Paragraph Font" w:uiPriority="1" w:semiHidden="1" w:unhideWhenUsed="1"/>
+    <w:lsdException w:name="Default Paragraph Font" w:semiHidden="1" w:uiPriority="1" w:unhideWhenUsed="1"/>
     <w:lsdException w:name="Body Text" w:semiHidden="1" w:unhideWhenUsed="1"/>
     <w:lsdException w:name="Body Text Indent" w:semiHidden="1" w:unhideWhenUsed="1"/>
     <w:lsdException w:name="List Continue" w:semiHidden="1" w:unhideWhenUsed="1"/>
@@ -5196,8 +2787,8 @@
     <w:lsdException w:name="Subtle Reference" w:uiPriority="31" w:qFormat="1"/>
     <w:lsdException w:name="Intense Reference" w:uiPriority="32" w:qFormat="1"/>
     <w:lsdException w:name="Book Title" w:uiPriority="33" w:qFormat="1"/>
-    <w:lsdException w:name="Bibliography" w:uiPriority="37" w:semiHidden="1" w:unhideWhenUsed="1"/>
-    <w:lsdException w:name="TOC Heading" w:uiPriority="39" w:semiHidden="1" w:unhideWhenUsed="1" w:qFormat="1"/>
+    <w:lsdException w:name="Bibliography" w:semiHidden="1" w:uiPriority="37" w:unhideWhenUsed="1"/>
+    <w:lsdException w:name="TOC Heading" w:semiHidden="1" w:uiPriority="39" w:unhideWhenUsed="1" w:qFormat="1"/>
     <w:lsdException w:name="Plain Table 1" w:uiPriority="41"/>
     <w:lsdException w:name="Plain Table 2" w:uiPriority="42"/>
     <w:lsdException w:name="Plain Table 3" w:uiPriority="43"/>
@@ -5308,20 +2899,20 @@
     <w:lsdException w:name="Unresolved Mention" w:semiHidden="1" w:unhideWhenUsed="1"/>
     <w:lsdException w:name="Smart Link" w:semiHidden="1" w:unhideWhenUsed="1"/>
   </w:latentStyles>
-  <w:style w:type="paragraph" w:styleId="Normal" w:default="1">
+  <w:style w:type="paragraph" w:default="1" w:styleId="Standaard">
     <w:name w:val="Normal"/>
     <w:qFormat/>
     <w:rsid w:val="005514B1"/>
     <w:rPr>
-      <w:rFonts w:ascii="Arial" w:hAnsi="Arial" w:eastAsia="Arial" w:cs="Arial"/>
+      <w:rFonts w:ascii="Arial" w:eastAsia="Arial" w:hAnsi="Arial" w:cs="Arial"/>
       <w:lang w:val="en-GB"/>
     </w:rPr>
   </w:style>
-  <w:style w:type="paragraph" w:styleId="Heading1">
+  <w:style w:type="paragraph" w:styleId="Kop1">
     <w:name w:val="heading 1"/>
-    <w:basedOn w:val="Normal"/>
-    <w:next w:val="Normal"/>
-    <w:link w:val="Heading1Char"/>
+    <w:basedOn w:val="Standaard"/>
+    <w:next w:val="Standaard"/>
+    <w:link w:val="Kop1Char"/>
     <w:uiPriority w:val="9"/>
     <w:qFormat/>
     <w:rsid w:val="005514B1"/>
@@ -5332,17 +2923,17 @@
       <w:outlineLvl w:val="0"/>
     </w:pPr>
     <w:rPr>
-      <w:rFonts w:asciiTheme="majorHAnsi" w:hAnsiTheme="majorHAnsi" w:eastAsiaTheme="majorEastAsia" w:cstheme="majorBidi"/>
+      <w:rFonts w:asciiTheme="majorHAnsi" w:eastAsiaTheme="majorEastAsia" w:hAnsiTheme="majorHAnsi" w:cstheme="majorBidi"/>
       <w:color w:val="0F4761" w:themeColor="accent1" w:themeShade="BF"/>
       <w:sz w:val="40"/>
       <w:szCs w:val="40"/>
     </w:rPr>
   </w:style>
-  <w:style w:type="paragraph" w:styleId="Heading2">
+  <w:style w:type="paragraph" w:styleId="Kop2">
     <w:name w:val="heading 2"/>
-    <w:basedOn w:val="Normal"/>
-    <w:next w:val="Normal"/>
-    <w:link w:val="Heading2Char"/>
+    <w:basedOn w:val="Standaard"/>
+    <w:next w:val="Standaard"/>
+    <w:link w:val="Kop2Char"/>
     <w:uiPriority w:val="9"/>
     <w:semiHidden/>
     <w:unhideWhenUsed/>
@@ -5355,17 +2946,17 @@
       <w:outlineLvl w:val="1"/>
     </w:pPr>
     <w:rPr>
-      <w:rFonts w:asciiTheme="majorHAnsi" w:hAnsiTheme="majorHAnsi" w:eastAsiaTheme="majorEastAsia" w:cstheme="majorBidi"/>
+      <w:rFonts w:asciiTheme="majorHAnsi" w:eastAsiaTheme="majorEastAsia" w:hAnsiTheme="majorHAnsi" w:cstheme="majorBidi"/>
       <w:color w:val="0F4761" w:themeColor="accent1" w:themeShade="BF"/>
       <w:sz w:val="32"/>
       <w:szCs w:val="32"/>
     </w:rPr>
   </w:style>
-  <w:style w:type="paragraph" w:styleId="Heading3">
+  <w:style w:type="paragraph" w:styleId="Kop3">
     <w:name w:val="heading 3"/>
-    <w:basedOn w:val="Normal"/>
-    <w:next w:val="Normal"/>
-    <w:link w:val="Heading3Char"/>
+    <w:basedOn w:val="Standaard"/>
+    <w:next w:val="Standaard"/>
+    <w:link w:val="Kop3Char"/>
     <w:uiPriority w:val="9"/>
     <w:semiHidden/>
     <w:unhideWhenUsed/>
@@ -5384,11 +2975,11 @@
       <w:szCs w:val="28"/>
     </w:rPr>
   </w:style>
-  <w:style w:type="paragraph" w:styleId="Heading4">
+  <w:style w:type="paragraph" w:styleId="Kop4">
     <w:name w:val="heading 4"/>
-    <w:basedOn w:val="Normal"/>
-    <w:next w:val="Normal"/>
-    <w:link w:val="Heading4Char"/>
+    <w:basedOn w:val="Standaard"/>
+    <w:next w:val="Standaard"/>
+    <w:link w:val="Kop4Char"/>
     <w:uiPriority w:val="9"/>
     <w:semiHidden/>
     <w:unhideWhenUsed/>
@@ -5407,11 +2998,11 @@
       <w:color w:val="0F4761" w:themeColor="accent1" w:themeShade="BF"/>
     </w:rPr>
   </w:style>
-  <w:style w:type="paragraph" w:styleId="Heading5">
+  <w:style w:type="paragraph" w:styleId="Kop5">
     <w:name w:val="heading 5"/>
-    <w:basedOn w:val="Normal"/>
-    <w:next w:val="Normal"/>
-    <w:link w:val="Heading5Char"/>
+    <w:basedOn w:val="Standaard"/>
+    <w:next w:val="Standaard"/>
+    <w:link w:val="Kop5Char"/>
     <w:uiPriority w:val="9"/>
     <w:semiHidden/>
     <w:unhideWhenUsed/>
@@ -5428,11 +3019,11 @@
       <w:color w:val="0F4761" w:themeColor="accent1" w:themeShade="BF"/>
     </w:rPr>
   </w:style>
-  <w:style w:type="paragraph" w:styleId="Heading6">
+  <w:style w:type="paragraph" w:styleId="Kop6">
     <w:name w:val="heading 6"/>
-    <w:basedOn w:val="Normal"/>
-    <w:next w:val="Normal"/>
-    <w:link w:val="Heading6Char"/>
+    <w:basedOn w:val="Standaard"/>
+    <w:next w:val="Standaard"/>
+    <w:link w:val="Kop6Char"/>
     <w:uiPriority w:val="9"/>
     <w:semiHidden/>
     <w:unhideWhenUsed/>
@@ -5451,11 +3042,11 @@
       <w:color w:val="595959" w:themeColor="text1" w:themeTint="A6"/>
     </w:rPr>
   </w:style>
-  <w:style w:type="paragraph" w:styleId="Heading7">
+  <w:style w:type="paragraph" w:styleId="Kop7">
     <w:name w:val="heading 7"/>
-    <w:basedOn w:val="Normal"/>
-    <w:next w:val="Normal"/>
-    <w:link w:val="Heading7Char"/>
+    <w:basedOn w:val="Standaard"/>
+    <w:next w:val="Standaard"/>
+    <w:link w:val="Kop7Char"/>
     <w:uiPriority w:val="9"/>
     <w:semiHidden/>
     <w:unhideWhenUsed/>
@@ -5472,11 +3063,11 @@
       <w:color w:val="595959" w:themeColor="text1" w:themeTint="A6"/>
     </w:rPr>
   </w:style>
-  <w:style w:type="paragraph" w:styleId="Heading8">
+  <w:style w:type="paragraph" w:styleId="Kop8">
     <w:name w:val="heading 8"/>
-    <w:basedOn w:val="Normal"/>
-    <w:next w:val="Normal"/>
-    <w:link w:val="Heading8Char"/>
+    <w:basedOn w:val="Standaard"/>
+    <w:next w:val="Standaard"/>
+    <w:link w:val="Kop8Char"/>
     <w:uiPriority w:val="9"/>
     <w:semiHidden/>
     <w:unhideWhenUsed/>
@@ -5495,11 +3086,11 @@
       <w:color w:val="272727" w:themeColor="text1" w:themeTint="D8"/>
     </w:rPr>
   </w:style>
-  <w:style w:type="paragraph" w:styleId="Heading9">
+  <w:style w:type="paragraph" w:styleId="Kop9">
     <w:name w:val="heading 9"/>
-    <w:basedOn w:val="Normal"/>
-    <w:next w:val="Normal"/>
-    <w:link w:val="Heading9Char"/>
+    <w:basedOn w:val="Standaard"/>
+    <w:next w:val="Standaard"/>
+    <w:link w:val="Kop9Char"/>
     <w:uiPriority w:val="9"/>
     <w:semiHidden/>
     <w:unhideWhenUsed/>
@@ -5516,13 +3107,13 @@
       <w:color w:val="272727" w:themeColor="text1" w:themeTint="D8"/>
     </w:rPr>
   </w:style>
-  <w:style w:type="character" w:styleId="DefaultParagraphFont" w:default="1">
+  <w:style w:type="character" w:default="1" w:styleId="Standaardalinea-lettertype">
     <w:name w:val="Default Paragraph Font"/>
     <w:uiPriority w:val="1"/>
     <w:semiHidden/>
     <w:unhideWhenUsed/>
   </w:style>
-  <w:style w:type="table" w:styleId="TableNormal" w:default="1">
+  <w:style w:type="table" w:default="1" w:styleId="Standaardtabel">
     <w:name w:val="Normal Table"/>
     <w:uiPriority w:val="99"/>
     <w:semiHidden/>
@@ -5537,45 +3128,45 @@
       </w:tblCellMar>
     </w:tblPr>
   </w:style>
-  <w:style w:type="numbering" w:styleId="NoList" w:default="1">
+  <w:style w:type="numbering" w:default="1" w:styleId="Geenlijst">
     <w:name w:val="No List"/>
     <w:uiPriority w:val="99"/>
     <w:semiHidden/>
     <w:unhideWhenUsed/>
   </w:style>
-  <w:style w:type="character" w:styleId="Heading1Char" w:customStyle="1">
-    <w:name w:val="Heading 1 Char"/>
-    <w:basedOn w:val="DefaultParagraphFont"/>
-    <w:link w:val="Heading1"/>
+  <w:style w:type="character" w:customStyle="1" w:styleId="Kop1Char">
+    <w:name w:val="Kop 1 Char"/>
+    <w:basedOn w:val="Standaardalinea-lettertype"/>
+    <w:link w:val="Kop1"/>
     <w:uiPriority w:val="9"/>
     <w:rsid w:val="005514B1"/>
     <w:rPr>
-      <w:rFonts w:asciiTheme="majorHAnsi" w:hAnsiTheme="majorHAnsi" w:eastAsiaTheme="majorEastAsia" w:cstheme="majorBidi"/>
+      <w:rFonts w:asciiTheme="majorHAnsi" w:eastAsiaTheme="majorEastAsia" w:hAnsiTheme="majorHAnsi" w:cstheme="majorBidi"/>
       <w:color w:val="0F4761" w:themeColor="accent1" w:themeShade="BF"/>
       <w:sz w:val="40"/>
       <w:szCs w:val="40"/>
       <w:lang w:val="en-GB"/>
     </w:rPr>
   </w:style>
-  <w:style w:type="character" w:styleId="Heading2Char" w:customStyle="1">
-    <w:name w:val="Heading 2 Char"/>
-    <w:basedOn w:val="DefaultParagraphFont"/>
-    <w:link w:val="Heading2"/>
+  <w:style w:type="character" w:customStyle="1" w:styleId="Kop2Char">
+    <w:name w:val="Kop 2 Char"/>
+    <w:basedOn w:val="Standaardalinea-lettertype"/>
+    <w:link w:val="Kop2"/>
     <w:uiPriority w:val="9"/>
     <w:semiHidden/>
     <w:rsid w:val="005514B1"/>
     <w:rPr>
-      <w:rFonts w:asciiTheme="majorHAnsi" w:hAnsiTheme="majorHAnsi" w:eastAsiaTheme="majorEastAsia" w:cstheme="majorBidi"/>
+      <w:rFonts w:asciiTheme="majorHAnsi" w:eastAsiaTheme="majorEastAsia" w:hAnsiTheme="majorHAnsi" w:cstheme="majorBidi"/>
       <w:color w:val="0F4761" w:themeColor="accent1" w:themeShade="BF"/>
       <w:sz w:val="32"/>
       <w:szCs w:val="32"/>
       <w:lang w:val="en-GB"/>
     </w:rPr>
   </w:style>
-  <w:style w:type="character" w:styleId="Heading3Char" w:customStyle="1">
-    <w:name w:val="Heading 3 Char"/>
-    <w:basedOn w:val="DefaultParagraphFont"/>
-    <w:link w:val="Heading3"/>
+  <w:style w:type="character" w:customStyle="1" w:styleId="Kop3Char">
+    <w:name w:val="Kop 3 Char"/>
+    <w:basedOn w:val="Standaardalinea-lettertype"/>
+    <w:link w:val="Kop3"/>
     <w:uiPriority w:val="9"/>
     <w:semiHidden/>
     <w:rsid w:val="005514B1"/>
@@ -5587,10 +3178,10 @@
       <w:lang w:val="en-GB"/>
     </w:rPr>
   </w:style>
-  <w:style w:type="character" w:styleId="Heading4Char" w:customStyle="1">
-    <w:name w:val="Heading 4 Char"/>
-    <w:basedOn w:val="DefaultParagraphFont"/>
-    <w:link w:val="Heading4"/>
+  <w:style w:type="character" w:customStyle="1" w:styleId="Kop4Char">
+    <w:name w:val="Kop 4 Char"/>
+    <w:basedOn w:val="Standaardalinea-lettertype"/>
+    <w:link w:val="Kop4"/>
     <w:uiPriority w:val="9"/>
     <w:semiHidden/>
     <w:rsid w:val="005514B1"/>
@@ -5602,10 +3193,10 @@
       <w:lang w:val="en-GB"/>
     </w:rPr>
   </w:style>
-  <w:style w:type="character" w:styleId="Heading5Char" w:customStyle="1">
-    <w:name w:val="Heading 5 Char"/>
-    <w:basedOn w:val="DefaultParagraphFont"/>
-    <w:link w:val="Heading5"/>
+  <w:style w:type="character" w:customStyle="1" w:styleId="Kop5Char">
+    <w:name w:val="Kop 5 Char"/>
+    <w:basedOn w:val="Standaardalinea-lettertype"/>
+    <w:link w:val="Kop5"/>
     <w:uiPriority w:val="9"/>
     <w:semiHidden/>
     <w:rsid w:val="005514B1"/>
@@ -5615,10 +3206,10 @@
       <w:lang w:val="en-GB"/>
     </w:rPr>
   </w:style>
-  <w:style w:type="character" w:styleId="Heading6Char" w:customStyle="1">
-    <w:name w:val="Heading 6 Char"/>
-    <w:basedOn w:val="DefaultParagraphFont"/>
-    <w:link w:val="Heading6"/>
+  <w:style w:type="character" w:customStyle="1" w:styleId="Kop6Char">
+    <w:name w:val="Kop 6 Char"/>
+    <w:basedOn w:val="Standaardalinea-lettertype"/>
+    <w:link w:val="Kop6"/>
     <w:uiPriority w:val="9"/>
     <w:semiHidden/>
     <w:rsid w:val="005514B1"/>
@@ -5630,10 +3221,10 @@
       <w:lang w:val="en-GB"/>
     </w:rPr>
   </w:style>
-  <w:style w:type="character" w:styleId="Heading7Char" w:customStyle="1">
-    <w:name w:val="Heading 7 Char"/>
-    <w:basedOn w:val="DefaultParagraphFont"/>
-    <w:link w:val="Heading7"/>
+  <w:style w:type="character" w:customStyle="1" w:styleId="Kop7Char">
+    <w:name w:val="Kop 7 Char"/>
+    <w:basedOn w:val="Standaardalinea-lettertype"/>
+    <w:link w:val="Kop7"/>
     <w:uiPriority w:val="9"/>
     <w:semiHidden/>
     <w:rsid w:val="005514B1"/>
@@ -5643,10 +3234,10 @@
       <w:lang w:val="en-GB"/>
     </w:rPr>
   </w:style>
-  <w:style w:type="character" w:styleId="Heading8Char" w:customStyle="1">
-    <w:name w:val="Heading 8 Char"/>
-    <w:basedOn w:val="DefaultParagraphFont"/>
-    <w:link w:val="Heading8"/>
+  <w:style w:type="character" w:customStyle="1" w:styleId="Kop8Char">
+    <w:name w:val="Kop 8 Char"/>
+    <w:basedOn w:val="Standaardalinea-lettertype"/>
+    <w:link w:val="Kop8"/>
     <w:uiPriority w:val="9"/>
     <w:semiHidden/>
     <w:rsid w:val="005514B1"/>
@@ -5658,10 +3249,10 @@
       <w:lang w:val="en-GB"/>
     </w:rPr>
   </w:style>
-  <w:style w:type="character" w:styleId="Heading9Char" w:customStyle="1">
-    <w:name w:val="Heading 9 Char"/>
-    <w:basedOn w:val="DefaultParagraphFont"/>
-    <w:link w:val="Heading9"/>
+  <w:style w:type="character" w:customStyle="1" w:styleId="Kop9Char">
+    <w:name w:val="Kop 9 Char"/>
+    <w:basedOn w:val="Standaardalinea-lettertype"/>
+    <w:link w:val="Kop9"/>
     <w:uiPriority w:val="9"/>
     <w:semiHidden/>
     <w:rsid w:val="005514B1"/>
@@ -5671,11 +3262,11 @@
       <w:lang w:val="en-GB"/>
     </w:rPr>
   </w:style>
-  <w:style w:type="paragraph" w:styleId="Title">
+  <w:style w:type="paragraph" w:styleId="Titel">
     <w:name w:val="Title"/>
-    <w:basedOn w:val="Normal"/>
-    <w:next w:val="Normal"/>
-    <w:link w:val="TitleChar"/>
+    <w:basedOn w:val="Standaard"/>
+    <w:next w:val="Standaard"/>
+    <w:link w:val="TitelChar"/>
     <w:uiPriority w:val="10"/>
     <w:qFormat/>
     <w:rsid w:val="005514B1"/>
@@ -5684,21 +3275,21 @@
       <w:contextualSpacing/>
     </w:pPr>
     <w:rPr>
-      <w:rFonts w:asciiTheme="majorHAnsi" w:hAnsiTheme="majorHAnsi" w:eastAsiaTheme="majorEastAsia" w:cstheme="majorBidi"/>
+      <w:rFonts w:asciiTheme="majorHAnsi" w:eastAsiaTheme="majorEastAsia" w:hAnsiTheme="majorHAnsi" w:cstheme="majorBidi"/>
       <w:spacing w:val="-10"/>
       <w:kern w:val="28"/>
       <w:sz w:val="56"/>
       <w:szCs w:val="56"/>
     </w:rPr>
   </w:style>
-  <w:style w:type="character" w:styleId="TitleChar" w:customStyle="1">
-    <w:name w:val="Title Char"/>
-    <w:basedOn w:val="DefaultParagraphFont"/>
-    <w:link w:val="Title"/>
+  <w:style w:type="character" w:customStyle="1" w:styleId="TitelChar">
+    <w:name w:val="Titel Char"/>
+    <w:basedOn w:val="Standaardalinea-lettertype"/>
+    <w:link w:val="Titel"/>
     <w:uiPriority w:val="10"/>
     <w:rsid w:val="005514B1"/>
     <w:rPr>
-      <w:rFonts w:asciiTheme="majorHAnsi" w:hAnsiTheme="majorHAnsi" w:eastAsiaTheme="majorEastAsia" w:cstheme="majorBidi"/>
+      <w:rFonts w:asciiTheme="majorHAnsi" w:eastAsiaTheme="majorEastAsia" w:hAnsiTheme="majorHAnsi" w:cstheme="majorBidi"/>
       <w:spacing w:val="-10"/>
       <w:kern w:val="28"/>
       <w:sz w:val="56"/>
@@ -5706,11 +3297,11 @@
       <w:lang w:val="en-GB"/>
     </w:rPr>
   </w:style>
-  <w:style w:type="paragraph" w:styleId="Subtitle">
+  <w:style w:type="paragraph" w:styleId="Ondertitel">
     <w:name w:val="Subtitle"/>
-    <w:basedOn w:val="Normal"/>
-    <w:next w:val="Normal"/>
-    <w:link w:val="SubtitleChar"/>
+    <w:basedOn w:val="Standaard"/>
+    <w:next w:val="Standaard"/>
+    <w:link w:val="OndertitelChar"/>
     <w:uiPriority w:val="11"/>
     <w:qFormat/>
     <w:rsid w:val="005514B1"/>
@@ -5727,10 +3318,10 @@
       <w:szCs w:val="28"/>
     </w:rPr>
   </w:style>
-  <w:style w:type="character" w:styleId="SubtitleChar" w:customStyle="1">
-    <w:name w:val="Subtitle Char"/>
-    <w:basedOn w:val="DefaultParagraphFont"/>
-    <w:link w:val="Subtitle"/>
+  <w:style w:type="character" w:customStyle="1" w:styleId="OndertitelChar">
+    <w:name w:val="Ondertitel Char"/>
+    <w:basedOn w:val="Standaardalinea-lettertype"/>
+    <w:link w:val="Ondertitel"/>
     <w:uiPriority w:val="11"/>
     <w:rsid w:val="005514B1"/>
     <w:rPr>
@@ -5742,11 +3333,11 @@
       <w:lang w:val="en-GB"/>
     </w:rPr>
   </w:style>
-  <w:style w:type="paragraph" w:styleId="Quote">
+  <w:style w:type="paragraph" w:styleId="Citaat">
     <w:name w:val="Quote"/>
-    <w:basedOn w:val="Normal"/>
-    <w:next w:val="Normal"/>
-    <w:link w:val="QuoteChar"/>
+    <w:basedOn w:val="Standaard"/>
+    <w:next w:val="Standaard"/>
+    <w:link w:val="CitaatChar"/>
     <w:uiPriority w:val="29"/>
     <w:qFormat/>
     <w:rsid w:val="005514B1"/>
@@ -5760,10 +3351,10 @@
       <w:color w:val="404040" w:themeColor="text1" w:themeTint="BF"/>
     </w:rPr>
   </w:style>
-  <w:style w:type="character" w:styleId="QuoteChar" w:customStyle="1">
-    <w:name w:val="Quote Char"/>
-    <w:basedOn w:val="DefaultParagraphFont"/>
-    <w:link w:val="Quote"/>
+  <w:style w:type="character" w:customStyle="1" w:styleId="CitaatChar">
+    <w:name w:val="Citaat Char"/>
+    <w:basedOn w:val="Standaardalinea-lettertype"/>
+    <w:link w:val="Citaat"/>
     <w:uiPriority w:val="29"/>
     <w:rsid w:val="005514B1"/>
     <w:rPr>
@@ -5773,9 +3364,9 @@
       <w:lang w:val="en-GB"/>
     </w:rPr>
   </w:style>
-  <w:style w:type="paragraph" w:styleId="ListParagraph">
+  <w:style w:type="paragraph" w:styleId="Lijstalinea">
     <w:name w:val="List Paragraph"/>
-    <w:basedOn w:val="Normal"/>
+    <w:basedOn w:val="Standaard"/>
     <w:uiPriority w:val="34"/>
     <w:qFormat/>
     <w:rsid w:val="005514B1"/>
@@ -5784,9 +3375,9 @@
       <w:contextualSpacing/>
     </w:pPr>
   </w:style>
-  <w:style w:type="character" w:styleId="IntenseEmphasis">
+  <w:style w:type="character" w:styleId="Intensievebenadrukking">
     <w:name w:val="Intense Emphasis"/>
-    <w:basedOn w:val="DefaultParagraphFont"/>
+    <w:basedOn w:val="Standaardalinea-lettertype"/>
     <w:uiPriority w:val="21"/>
     <w:qFormat/>
     <w:rsid w:val="005514B1"/>
@@ -5796,18 +3387,18 @@
       <w:color w:val="0F4761" w:themeColor="accent1" w:themeShade="BF"/>
     </w:rPr>
   </w:style>
-  <w:style w:type="paragraph" w:styleId="IntenseQuote">
+  <w:style w:type="paragraph" w:styleId="Duidelijkcitaat">
     <w:name w:val="Intense Quote"/>
-    <w:basedOn w:val="Normal"/>
-    <w:next w:val="Normal"/>
-    <w:link w:val="IntenseQuoteChar"/>
+    <w:basedOn w:val="Standaard"/>
+    <w:next w:val="Standaard"/>
+    <w:link w:val="DuidelijkcitaatChar"/>
     <w:uiPriority w:val="30"/>
     <w:qFormat/>
     <w:rsid w:val="005514B1"/>
     <w:pPr>
       <w:pBdr>
-        <w:top w:val="single" w:color="0F4761" w:themeColor="accent1" w:themeShade="BF" w:sz="4" w:space="10"/>
-        <w:bottom w:val="single" w:color="0F4761" w:themeColor="accent1" w:themeShade="BF" w:sz="4" w:space="10"/>
+        <w:top w:val="single" w:sz="4" w:space="10" w:color="0F4761" w:themeColor="accent1" w:themeShade="BF"/>
+        <w:bottom w:val="single" w:sz="4" w:space="10" w:color="0F4761" w:themeColor="accent1" w:themeShade="BF"/>
       </w:pBdr>
       <w:spacing w:before="360" w:after="360"/>
       <w:ind w:left="864" w:right="864"/>
@@ -5819,10 +3410,10 @@
       <w:color w:val="0F4761" w:themeColor="accent1" w:themeShade="BF"/>
     </w:rPr>
   </w:style>
-  <w:style w:type="character" w:styleId="IntenseQuoteChar" w:customStyle="1">
-    <w:name w:val="Intense Quote Char"/>
-    <w:basedOn w:val="DefaultParagraphFont"/>
-    <w:link w:val="IntenseQuote"/>
+  <w:style w:type="character" w:customStyle="1" w:styleId="DuidelijkcitaatChar">
+    <w:name w:val="Duidelijk citaat Char"/>
+    <w:basedOn w:val="Standaardalinea-lettertype"/>
+    <w:link w:val="Duidelijkcitaat"/>
     <w:uiPriority w:val="30"/>
     <w:rsid w:val="005514B1"/>
     <w:rPr>
@@ -5832,9 +3423,9 @@
       <w:lang w:val="en-GB"/>
     </w:rPr>
   </w:style>
-  <w:style w:type="character" w:styleId="IntenseReference">
+  <w:style w:type="character" w:styleId="Intensieveverwijzing">
     <w:name w:val="Intense Reference"/>
-    <w:basedOn w:val="DefaultParagraphFont"/>
+    <w:basedOn w:val="Standaardalinea-lettertype"/>
     <w:uiPriority w:val="32"/>
     <w:qFormat/>
     <w:rsid w:val="005514B1"/>
@@ -5846,10 +3437,10 @@
       <w:spacing w:val="5"/>
     </w:rPr>
   </w:style>
-  <w:style w:type="paragraph" w:styleId="Header">
+  <w:style w:type="paragraph" w:styleId="Koptekst">
     <w:name w:val="header"/>
-    <w:basedOn w:val="Normal"/>
-    <w:link w:val="HeaderChar"/>
+    <w:basedOn w:val="Standaard"/>
+    <w:link w:val="KoptekstChar"/>
     <w:uiPriority w:val="99"/>
     <w:unhideWhenUsed/>
     <w:rsid w:val="009B7193"/>
@@ -5861,20 +3452,20 @@
       <w:spacing w:after="0" w:line="240" w:lineRule="auto"/>
     </w:pPr>
   </w:style>
-  <w:style w:type="character" w:styleId="HeaderChar" w:customStyle="1">
-    <w:name w:val="Header Char"/>
-    <w:basedOn w:val="DefaultParagraphFont"/>
-    <w:link w:val="Header"/>
+  <w:style w:type="character" w:customStyle="1" w:styleId="KoptekstChar">
+    <w:name w:val="Koptekst Char"/>
+    <w:basedOn w:val="Standaardalinea-lettertype"/>
+    <w:link w:val="Koptekst"/>
     <w:uiPriority w:val="99"/>
     <w:rsid w:val="009B7193"/>
     <w:rPr>
       <w:lang w:val="en-GB"/>
     </w:rPr>
   </w:style>
-  <w:style w:type="paragraph" w:styleId="Footer">
+  <w:style w:type="paragraph" w:styleId="Voettekst">
     <w:name w:val="footer"/>
-    <w:basedOn w:val="Normal"/>
-    <w:link w:val="FooterChar"/>
+    <w:basedOn w:val="Standaard"/>
+    <w:link w:val="VoettekstChar"/>
     <w:uiPriority w:val="99"/>
     <w:unhideWhenUsed/>
     <w:rsid w:val="009B7193"/>
@@ -5886,21 +3477,60 @@
       <w:spacing w:after="0" w:line="240" w:lineRule="auto"/>
     </w:pPr>
   </w:style>
-  <w:style w:type="character" w:styleId="FooterChar" w:customStyle="1">
-    <w:name w:val="Footer Char"/>
-    <w:basedOn w:val="DefaultParagraphFont"/>
-    <w:link w:val="Footer"/>
+  <w:style w:type="character" w:customStyle="1" w:styleId="VoettekstChar">
+    <w:name w:val="Voettekst Char"/>
+    <w:basedOn w:val="Standaardalinea-lettertype"/>
+    <w:link w:val="Voettekst"/>
     <w:uiPriority w:val="99"/>
     <w:rsid w:val="009B7193"/>
     <w:rPr>
       <w:lang w:val="en-GB"/>
     </w:rPr>
   </w:style>
+  <w:style w:type="paragraph" w:styleId="Tekstopmerking">
+    <w:name w:val="annotation text"/>
+    <w:basedOn w:val="Standaard"/>
+    <w:link w:val="TekstopmerkingChar"/>
+    <w:uiPriority w:val="99"/>
+    <w:semiHidden/>
+    <w:unhideWhenUsed/>
+    <w:pPr>
+      <w:spacing w:line="240" w:lineRule="auto"/>
+    </w:pPr>
+    <w:rPr>
+      <w:sz w:val="20"/>
+      <w:szCs w:val="20"/>
+    </w:rPr>
+  </w:style>
+  <w:style w:type="character" w:customStyle="1" w:styleId="TekstopmerkingChar">
+    <w:name w:val="Tekst opmerking Char"/>
+    <w:basedOn w:val="Standaardalinea-lettertype"/>
+    <w:link w:val="Tekstopmerking"/>
+    <w:uiPriority w:val="99"/>
+    <w:semiHidden/>
+    <w:rPr>
+      <w:rFonts w:ascii="Arial" w:eastAsia="Arial" w:hAnsi="Arial" w:cs="Arial"/>
+      <w:sz w:val="20"/>
+      <w:szCs w:val="20"/>
+      <w:lang w:val="en-GB"/>
+    </w:rPr>
+  </w:style>
+  <w:style w:type="character" w:styleId="Verwijzingopmerking">
+    <w:name w:val="annotation reference"/>
+    <w:basedOn w:val="Standaardalinea-lettertype"/>
+    <w:uiPriority w:val="99"/>
+    <w:semiHidden/>
+    <w:unhideWhenUsed/>
+    <w:rPr>
+      <w:sz w:val="16"/>
+      <w:szCs w:val="16"/>
+    </w:rPr>
+  </w:style>
 </w:styles>
 </file>
 
 <file path=word/theme/theme1.xml><?xml version="1.0" encoding="utf-8"?>
-<a:theme xmlns:a="http://schemas.openxmlformats.org/drawingml/2006/main" xmlns:thm15="http://schemas.microsoft.com/office/thememl/2012/main" name="Office Theme">
+<a:theme xmlns:a="http://schemas.openxmlformats.org/drawingml/2006/main" name="Office Theme">
   <a:themeElements>
     <a:clrScheme name="Office">
       <a:dk1>
@@ -6195,21 +3825,6 @@
 </file>
 
 <file path=customXml/item1.xml><?xml version="1.0" encoding="utf-8"?>
-<p:properties xmlns:p="http://schemas.microsoft.com/office/2006/metadata/properties" xmlns:xsi="http://www.w3.org/2001/XMLSchema-instance" xmlns:pc="http://schemas.microsoft.com/office/infopath/2007/PartnerControls">
-  <documentManagement/>
-</p:properties>
-</file>
-
-<file path=customXml/item2.xml><?xml version="1.0" encoding="utf-8"?>
-<?mso-contentType ?>
-<FormTemplates xmlns="http://schemas.microsoft.com/sharepoint/v3/contenttype/forms">
-  <Display>DocumentLibraryForm</Display>
-  <Edit>DocumentLibraryForm</Edit>
-  <New>DocumentLibraryForm</New>
-</FormTemplates>
-</file>
-
-<file path=customXml/item3.xml><?xml version="1.0" encoding="utf-8"?>
 <ct:contentTypeSchema xmlns:ct="http://schemas.microsoft.com/office/2006/metadata/contentType" xmlns:ma="http://schemas.microsoft.com/office/2006/metadata/properties/metaAttributes" ct:_="" ma:_="" ma:contentTypeName="Document" ma:contentTypeID="0x010100F1B33D7B57FFEC4BB77B5001C5B93838" ma:contentTypeVersion="6" ma:contentTypeDescription="Een nieuw document maken." ma:contentTypeScope="" ma:versionID="59579db12405a868ad0e92c5e4f74ae1">
   <xsd:schema xmlns:xsd="http://www.w3.org/2001/XMLSchema" xmlns:xs="http://www.w3.org/2001/XMLSchema" xmlns:p="http://schemas.microsoft.com/office/2006/metadata/properties" xmlns:ns2="f44e6bd5-09db-4117-8b15-adf399208dc6" targetNamespace="http://schemas.microsoft.com/office/2006/metadata/properties" ma:root="true" ma:fieldsID="98cf673e6ff17a9b7a889e3f7df574b2" ns2:_="">
     <xsd:import namespace="f44e6bd5-09db-4117-8b15-adf399208dc6"/>
@@ -6365,11 +3980,35 @@
 </ct:contentTypeSchema>
 </file>
 
+<file path=customXml/item2.xml><?xml version="1.0" encoding="utf-8"?>
+<?mso-contentType ?>
+<FormTemplates xmlns="http://schemas.microsoft.com/sharepoint/v3/contenttype/forms">
+  <Display>DocumentLibraryForm</Display>
+  <Edit>DocumentLibraryForm</Edit>
+  <New>DocumentLibraryForm</New>
+</FormTemplates>
+</file>
+
+<file path=customXml/item3.xml><?xml version="1.0" encoding="utf-8"?>
+<p:properties xmlns:p="http://schemas.microsoft.com/office/2006/metadata/properties" xmlns:xsi="http://www.w3.org/2001/XMLSchema-instance" xmlns:pc="http://schemas.microsoft.com/office/infopath/2007/PartnerControls">
+  <documentManagement/>
+</p:properties>
+</file>
+
 <file path=customXml/itemProps1.xml><?xml version="1.0" encoding="utf-8"?>
-<ds:datastoreItem xmlns:ds="http://schemas.openxmlformats.org/officeDocument/2006/customXml" ds:itemID="{BD63F60C-4458-400B-B4E8-8DFD528C11E1}">
+<ds:datastoreItem xmlns:ds="http://schemas.openxmlformats.org/officeDocument/2006/customXml" ds:itemID="{0F36FB8E-6B49-44D1-BE09-9E066890D49E}">
   <ds:schemaRefs>
+    <ds:schemaRef ds:uri="http://schemas.microsoft.com/office/2006/metadata/contentType"/>
+    <ds:schemaRef ds:uri="http://schemas.microsoft.com/office/2006/metadata/properties/metaAttributes"/>
+    <ds:schemaRef ds:uri="http://www.w3.org/2001/XMLSchema"/>
     <ds:schemaRef ds:uri="http://schemas.microsoft.com/office/2006/metadata/properties"/>
+    <ds:schemaRef ds:uri="f44e6bd5-09db-4117-8b15-adf399208dc6"/>
+    <ds:schemaRef ds:uri="http://schemas.microsoft.com/office/2006/documentManagement/types"/>
     <ds:schemaRef ds:uri="http://schemas.microsoft.com/office/infopath/2007/PartnerControls"/>
+    <ds:schemaRef ds:uri="http://schemas.openxmlformats.org/package/2006/metadata/core-properties"/>
+    <ds:schemaRef ds:uri="http://purl.org/dc/elements/1.1/"/>
+    <ds:schemaRef ds:uri="http://purl.org/dc/terms/"/>
+    <ds:schemaRef ds:uri="http://schemas.microsoft.com/internal/obd"/>
   </ds:schemaRefs>
 </ds:datastoreItem>
 </file>
@@ -6383,5 +4022,10 @@
 </file>
 
 <file path=customXml/itemProps3.xml><?xml version="1.0" encoding="utf-8"?>
-<ds:datastoreItem xmlns:ds="http://schemas.openxmlformats.org/officeDocument/2006/customXml" ds:itemID="{0F36FB8E-6B49-44D1-BE09-9E066890D49E}"/>
+<ds:datastoreItem xmlns:ds="http://schemas.openxmlformats.org/officeDocument/2006/customXml" ds:itemID="{BD63F60C-4458-400B-B4E8-8DFD528C11E1}">
+  <ds:schemaRefs>
+    <ds:schemaRef ds:uri="http://schemas.microsoft.com/office/2006/metadata/properties"/>
+    <ds:schemaRef ds:uri="http://schemas.microsoft.com/office/infopath/2007/PartnerControls"/>
+  </ds:schemaRefs>
+</ds:datastoreItem>
 </file>
--- a/(e)CRF/Per nummer/32_Feedback over therapietrouw.docx
+++ b/(e)CRF/Per nummer/32_Feedback over therapietrouw.docx
@@ -113,201 +113,352 @@
 
 <file path=word/footer1.xml><?xml version="1.0" encoding="utf-8"?>
 <w:ftr xmlns:wpc="http://schemas.microsoft.com/office/word/2010/wordprocessingCanvas" xmlns:cx="http://schemas.microsoft.com/office/drawing/2014/chartex" xmlns:cx1="http://schemas.microsoft.com/office/drawing/2015/9/8/chartex" xmlns:cx2="http://schemas.microsoft.com/office/drawing/2015/10/21/chartex" xmlns:cx3="http://schemas.microsoft.com/office/drawing/2016/5/9/chartex" xmlns:cx4="http://schemas.microsoft.com/office/drawing/2016/5/10/chartex" xmlns:cx5="http://schemas.microsoft.com/office/drawing/2016/5/11/chartex" xmlns:cx6="http://schemas.microsoft.com/office/drawing/2016/5/12/chartex" xmlns:cx7="http://schemas.microsoft.com/office/drawing/2016/5/13/chartex" xmlns:cx8="http://schemas.microsoft.com/office/drawing/2016/5/14/chartex" xmlns:mc="http://schemas.openxmlformats.org/markup-compatibility/2006" xmlns:aink="http://schemas.microsoft.com/office/drawing/2016/ink" xmlns:am3d="http://schemas.microsoft.com/office/drawing/2017/model3d" xmlns:o="urn:schemas-microsoft-com:office:office" xmlns:oel="http://schemas.microsoft.com/office/2019/extlst" xmlns:r="http://schemas.openxmlformats.org/officeDocument/2006/relationships" xmlns:m="http://schemas.openxmlformats.org/officeDocument/2006/math" xmlns:v="urn:schemas-microsoft-com:vml" xmlns:wp14="http://schemas.microsoft.com/office/word/2010/wordprocessingDrawing" xmlns:wp="http://schemas.openxmlformats.org/drawingml/2006/wordprocessingDrawing" xmlns:w10="urn:schemas-microsoft-com:office:word" xmlns:w="http://schemas.openxmlformats.org/wordprocessingml/2006/main" xmlns:w14="http://schemas.microsoft.com/office/word/2010/wordml" xmlns:w15="http://schemas.microsoft.com/office/word/2012/wordml" xmlns:w16cex="http://schemas.microsoft.com/office/word/2018/wordml/cex" xmlns:w16cid="http://schemas.microsoft.com/office/word/2016/wordml/cid" xmlns:w16="http://schemas.microsoft.com/office/word/2018/wordml" xmlns:w16du="http://schemas.microsoft.com/office/word/2023/wordml/word16du" xmlns:w16sdtdh="http://schemas.microsoft.com/office/word/2020/wordml/sdtdatahash" xmlns:w16sdtfl="http://schemas.microsoft.com/office/word/2024/wordml/sdtformatlock" xmlns:w16se="http://schemas.microsoft.com/office/word/2015/wordml/symex" xmlns:wpg="http://schemas.microsoft.com/office/word/2010/wordprocessingGroup" xmlns:wpi="http://schemas.microsoft.com/office/word/2010/wordprocessingInk" xmlns:wne="http://schemas.microsoft.com/office/word/2006/wordml" xmlns:wps="http://schemas.microsoft.com/office/word/2010/wordprocessingShape" mc:Ignorable="w14 w15 w16se w16cid w16 w16cex w16sdtdh w16sdtfl w16du wp14">
-  <w:sdt>
-    <w:sdtPr>
-      <w:rPr>
-        <w:rFonts w:ascii="Calibri" w:hAnsi="Calibri" w:cs="Calibri"/>
-        <w:color w:val="000000" w:themeColor="text1"/>
-      </w:rPr>
-      <w:id w:val="-1979679590"/>
-      <w:docPartObj>
-        <w:docPartGallery w:val="Page Numbers (Bottom of Page)"/>
-        <w:docPartUnique/>
-      </w:docPartObj>
-    </w:sdtPr>
-    <w:sdtEndPr>
-      <w:rPr>
-        <w:spacing w:val="60"/>
-      </w:rPr>
-    </w:sdtEndPr>
-    <w:sdtContent>
-      <w:p>
-        <w:pPr>
-          <w:pStyle w:val="Voettekst"/>
-          <w:pBdr>
-            <w:top w:val="single" w:sz="4" w:space="1" w:color="D9D9D9" w:themeColor="background1" w:themeShade="D9"/>
-          </w:pBdr>
-          <w:jc w:val="right"/>
-          <w:rPr>
-            <w:rFonts w:ascii="Calibri" w:hAnsi="Calibri" w:cs="Calibri"/>
-            <w:color w:val="000000" w:themeColor="text1"/>
-          </w:rPr>
-        </w:pPr>
-        <w:r>
-          <w:rPr>
-            <w:rFonts w:ascii="Calibri" w:hAnsi="Calibri" w:cs="Calibri"/>
-            <w:color w:val="000000" w:themeColor="text1"/>
-          </w:rPr>
-          <w:fldChar w:fldCharType="begin"/>
-        </w:r>
-        <w:r>
-          <w:rPr>
-            <w:rFonts w:ascii="Calibri" w:hAnsi="Calibri" w:cs="Calibri"/>
-            <w:color w:val="000000" w:themeColor="text1"/>
-          </w:rPr>
-          <w:instrText xml:space="preserve"> PAGE   \* MERGEFORMAT </w:instrText>
-        </w:r>
-        <w:r>
-          <w:rPr>
-            <w:rFonts w:ascii="Calibri" w:hAnsi="Calibri" w:cs="Calibri"/>
-            <w:color w:val="000000" w:themeColor="text1"/>
-          </w:rPr>
-          <w:fldChar w:fldCharType="separate"/>
-        </w:r>
-        <w:r>
-          <w:rPr>
-            <w:rFonts w:ascii="Calibri" w:hAnsi="Calibri" w:cs="Calibri"/>
-            <w:noProof/>
-            <w:color w:val="000000" w:themeColor="text1"/>
-          </w:rPr>
-          <w:t>2</w:t>
-        </w:r>
-        <w:r>
-          <w:rPr>
-            <w:rFonts w:ascii="Calibri" w:hAnsi="Calibri" w:cs="Calibri"/>
-            <w:noProof/>
-            <w:color w:val="000000" w:themeColor="text1"/>
-          </w:rPr>
-          <w:fldChar w:fldCharType="end"/>
-        </w:r>
-        <w:r>
-          <w:rPr>
-            <w:rFonts w:ascii="Calibri" w:hAnsi="Calibri" w:cs="Calibri"/>
-            <w:color w:val="000000" w:themeColor="text1"/>
-          </w:rPr>
-          <w:t xml:space="preserve"> | </w:t>
-        </w:r>
-        <w:r>
-          <w:rPr>
-            <w:rFonts w:ascii="Calibri" w:hAnsi="Calibri" w:cs="Calibri"/>
-            <w:color w:val="000000" w:themeColor="text1"/>
-            <w:spacing w:val="60"/>
-          </w:rPr>
-          <w:t>4</w:t>
-        </w:r>
-      </w:p>
-    </w:sdtContent>
-  </w:sdt>
   <w:p>
     <w:pPr>
-      <w:pStyle w:val="Voettekst"/>
-      <w:jc w:val="center"/>
+      <w:pBdr>
+        <w:top w:val="single" w:sz="6" w:space="6" w:color="C4CED8"/>
+      </w:pBdr>
     </w:pPr>
     <w:r>
       <w:rPr>
-        <w:rFonts w:ascii="Arial" w:hAnsi="Arial" w:eastAsia="Arial" w:cs="Arial"/>
-        <w:b w:val="0"/>
-        <w:color w:val="59636E"/>
-        <w:sz w:val="18"/>
-      </w:rPr>
-      <w:t xml:space="preserve">Pagina </w:t>
+        <w:noProof/>
+      </w:rPr>
+      <w:drawing>
+        <wp:anchor distT="0" distB="0" distL="114300" distR="114300" simplePos="0" relativeHeight="251659264" behindDoc="0" locked="0" layoutInCell="1" allowOverlap="1" wp14:anchorId="4A8142CD" wp14:editId="6CB4EA88">
+          <wp:simplePos x="0" y="0"/>
+          <wp:positionH relativeFrom="column">
+            <wp:posOffset>5527362</wp:posOffset>
+          </wp:positionH>
+          <wp:positionV relativeFrom="paragraph">
+            <wp:posOffset>66098</wp:posOffset>
+          </wp:positionV>
+          <wp:extent cx="1272540" cy="484505"/>
+          <wp:effectExtent l="0" t="0" r="3810" b="0"/>
+          <wp:wrapSquare wrapText="bothSides"/>
+          <wp:docPr id="1206673644" name="Afbeelding 7"/>
+          <wp:cNvGraphicFramePr>
+            <a:graphicFrameLocks xmlns:a="http://schemas.openxmlformats.org/drawingml/2006/main" noChangeAspect="1"/>
+          </wp:cNvGraphicFramePr>
+          <a:graphic xmlns:a="http://schemas.openxmlformats.org/drawingml/2006/main">
+            <a:graphicData uri="http://schemas.openxmlformats.org/drawingml/2006/picture">
+              <pic:pic xmlns:pic="http://schemas.openxmlformats.org/drawingml/2006/picture">
+                <pic:nvPicPr>
+                  <pic:cNvPr id="1340115081" name="Afbeelding 1340115081"/>
+                  <pic:cNvPicPr/>
+                </pic:nvPicPr>
+                <pic:blipFill rotWithShape="1">
+                  <a:blip r:embed="rIdTplImgC">
+                    <a:extLst>
+                      <a:ext uri="{28A0092B-C50C-407E-A947-70E740481C1C}">
+                        <a14:useLocalDpi xmlns:a14="http://schemas.microsoft.com/office/drawing/2010/main" val="0"/>
+                      </a:ext>
+                    </a:extLst>
+                  </a:blip>
+                  <a:srcRect l="8409" t="28983" b="36048"/>
+                  <a:stretch>
+                    <a:fillRect/>
+                  </a:stretch>
+                </pic:blipFill>
+                <pic:spPr bwMode="auto">
+                  <a:xfrm>
+                    <a:off x="0" y="0"/>
+                    <a:ext cx="1272540" cy="484505"/>
+                  </a:xfrm>
+                  <a:prstGeom prst="rect">
+                    <a:avLst/>
+                  </a:prstGeom>
+                  <a:ln>
+                    <a:noFill/>
+                  </a:ln>
+                  <a:extLst>
+                    <a:ext uri="{53640926-AAD7-44D8-BBD7-CCE9431645EC}">
+                      <a14:shadowObscured xmlns:a14="http://schemas.microsoft.com/office/drawing/2010/main"/>
+                    </a:ext>
+                  </a:extLst>
+                </pic:spPr>
+              </pic:pic>
+            </a:graphicData>
+          </a:graphic>
+          <wp14:sizeRelH relativeFrom="page">
+            <wp14:pctWidth>0</wp14:pctWidth>
+          </wp14:sizeRelH>
+          <wp14:sizeRelV relativeFrom="page">
+            <wp14:pctHeight>0</wp14:pctHeight>
+          </wp14:sizeRelV>
+        </wp:anchor>
+      </w:drawing>
     </w:r>
     <w:r>
       <w:rPr>
-        <w:rFonts w:ascii="Arial" w:hAnsi="Arial" w:eastAsia="Arial" w:cs="Arial"/>
-        <w:b w:val="0"/>
         <w:color w:val="59636E"/>
-        <w:sz w:val="18"/>
+        <w:sz w:val="16"/>
+        <w:szCs w:val="16"/>
+      </w:rPr>
+      <w:t>PARADISE-</w:t>
+    </w:r>
+    <w:proofErr w:type="gramStart"/>
+    <w:r>
+      <w:rPr>
+        <w:color w:val="59636E"/>
+        <w:sz w:val="16"/>
+        <w:szCs w:val="16"/>
+      </w:rPr>
+      <w:t>studie  ·</w:t>
+    </w:r>
+    <w:proofErr w:type="gramEnd"/>
+    <w:r>
+      <w:rPr>
+        <w:color w:val="59636E"/>
+        <w:sz w:val="16"/>
+        <w:szCs w:val="16"/>
+      </w:rPr>
+      <w:t xml:space="preserve">  eCRF 32: Feedback over therapietrouw </w:t>
+    </w:r>
+    <w:proofErr w:type="gramStart"/>
+    <w:r>
+      <w:rPr>
+        <w:color w:val="59636E"/>
+        <w:sz w:val="16"/>
+        <w:szCs w:val="16"/>
+      </w:rPr>
+      <w:t>·</w:t>
+    </w:r>
+    <w:proofErr w:type="gramEnd"/>
+    <w:r>
+      <w:rPr>
+        <w:color w:val="59636E"/>
+        <w:sz w:val="16"/>
+        <w:szCs w:val="16"/>
+      </w:rPr>
+      <w:t xml:space="preserve">  Versie </w:t>
+    </w:r>
+    <w:proofErr w:type="gramStart"/>
+    <w:r>
+      <w:rPr>
+        <w:i/>
+        <w:iCs/>
+        <w:color w:val="59636E"/>
+        <w:sz w:val="16"/>
+        <w:szCs w:val="16"/>
+      </w:rPr>
+      <w:t xml:space="preserve">[ </w:t>
+    </w:r>
+    <w:r>
+      <w:rPr>
+        <w:i/>
+        <w:iCs/>
+        <w:color w:val="59636E"/>
+        <w:sz w:val="16"/>
+        <w:szCs w:val="16"/>
+      </w:rPr>
+      <w:t>1.0</w:t>
+    </w:r>
+    <w:proofErr w:type="gramEnd"/>
+    <w:r>
+      <w:rPr>
+        <w:i/>
+        <w:iCs/>
+        <w:color w:val="59636E"/>
+        <w:sz w:val="16"/>
+        <w:szCs w:val="16"/>
+      </w:rPr>
+      <w:t xml:space="preserve"> </w:t>
+    </w:r>
+    <w:proofErr w:type="gramStart"/>
+    <w:r>
+      <w:rPr>
+        <w:i/>
+        <w:iCs/>
+        <w:color w:val="59636E"/>
+        <w:sz w:val="16"/>
+        <w:szCs w:val="16"/>
+      </w:rPr>
+      <w:t>]</w:t>
+    </w:r>
+    <w:r>
+      <w:rPr>
+        <w:color w:val="59636E"/>
+        <w:sz w:val="16"/>
+        <w:szCs w:val="16"/>
+      </w:rPr>
+      <w:t xml:space="preserve">  ·</w:t>
+    </w:r>
+    <w:proofErr w:type="gramEnd"/>
+    <w:r>
+      <w:rPr>
+        <w:color w:val="59636E"/>
+        <w:sz w:val="16"/>
+        <w:szCs w:val="16"/>
+      </w:rPr>
+      <w:t xml:space="preserve">  </w:t>
+    </w:r>
+    <w:proofErr w:type="gramStart"/>
+    <w:r>
+      <w:rPr>
+        <w:i/>
+        <w:iCs/>
+        <w:color w:val="59636E"/>
+        <w:sz w:val="16"/>
+        <w:szCs w:val="16"/>
+      </w:rPr>
+      <w:t xml:space="preserve">[ </w:t>
+    </w:r>
+    <w:r>
+      <w:rPr>
+        <w:i/>
+        <w:iCs/>
+        <w:color w:val="59636E"/>
+        <w:sz w:val="16"/>
+        <w:szCs w:val="16"/>
+      </w:rPr>
+      <w:t>27</w:t>
+    </w:r>
+    <w:proofErr w:type="gramEnd"/>
+    <w:r>
+      <w:rPr>
+        <w:i/>
+        <w:iCs/>
+        <w:color w:val="59636E"/>
+        <w:sz w:val="16"/>
+        <w:szCs w:val="16"/>
+      </w:rPr>
+      <w:t>/07/</w:t>
+    </w:r>
+    <w:proofErr w:type="gramStart"/>
+    <w:r>
+      <w:rPr>
+        <w:i/>
+        <w:iCs/>
+        <w:color w:val="59636E"/>
+        <w:sz w:val="16"/>
+        <w:szCs w:val="16"/>
+      </w:rPr>
+      <w:t>2026</w:t>
+    </w:r>
+    <w:r>
+      <w:rPr>
+        <w:i/>
+        <w:iCs/>
+        <w:color w:val="59636E"/>
+        <w:sz w:val="16"/>
+        <w:szCs w:val="16"/>
+      </w:rPr>
+      <w:t xml:space="preserve"> ]</w:t>
+    </w:r>
+    <w:proofErr w:type="gramEnd"/>
+    <w:r>
+      <w:rPr>
+        <w:color w:val="59636E"/>
+        <w:sz w:val="16"/>
+        <w:szCs w:val="16"/>
+      </w:rPr>
+      <w:t xml:space="preserve">  </w:t>
+    </w:r>
+    <w:proofErr w:type="gramStart"/>
+    <w:r>
+      <w:rPr>
+        <w:color w:val="59636E"/>
+        <w:sz w:val="16"/>
+        <w:szCs w:val="16"/>
+      </w:rPr>
+      <w:t>·  Pagina</w:t>
+    </w:r>
+    <w:proofErr w:type="gramEnd"/>
+    <w:r>
+      <w:rPr>
+        <w:color w:val="59636E"/>
+        <w:sz w:val="16"/>
+        <w:szCs w:val="16"/>
+      </w:rPr>
+      <w:t xml:space="preserve"> </w:t>
+    </w:r>
+    <w:r>
+      <w:rPr>
+        <w:color w:val="59636E"/>
+        <w:sz w:val="16"/>
+        <w:szCs w:val="16"/>
       </w:rPr>
       <w:fldChar w:fldCharType="begin"/>
     </w:r>
     <w:r>
       <w:rPr>
-        <w:rFonts w:ascii="Arial" w:hAnsi="Arial" w:eastAsia="Arial" w:cs="Arial"/>
-        <w:b w:val="0"/>
         <w:color w:val="59636E"/>
-        <w:sz w:val="18"/>
-      </w:rPr>
-      <w:instrText xml:space="preserve"> PAGE </w:instrText>
+        <w:sz w:val="16"/>
+        <w:szCs w:val="16"/>
+      </w:rPr>
+      <w:instrText>PAGE</w:instrText>
     </w:r>
     <w:r>
       <w:rPr>
-        <w:rFonts w:ascii="Arial" w:hAnsi="Arial" w:eastAsia="Arial" w:cs="Arial"/>
-        <w:b w:val="0"/>
         <w:color w:val="59636E"/>
-        <w:sz w:val="18"/>
+        <w:sz w:val="16"/>
+        <w:szCs w:val="16"/>
       </w:rPr>
       <w:fldChar w:fldCharType="separate"/>
     </w:r>
     <w:r>
       <w:rPr>
-        <w:rFonts w:ascii="Arial" w:hAnsi="Arial" w:eastAsia="Arial" w:cs="Arial"/>
-        <w:b w:val="0"/>
+        <w:noProof/>
         <w:color w:val="59636E"/>
-        <w:sz w:val="18"/>
+        <w:sz w:val="16"/>
+        <w:szCs w:val="16"/>
       </w:rPr>
       <w:t>1</w:t>
     </w:r>
     <w:r>
       <w:rPr>
-        <w:rFonts w:ascii="Arial" w:hAnsi="Arial" w:eastAsia="Arial" w:cs="Arial"/>
-        <w:b w:val="0"/>
         <w:color w:val="59636E"/>
-        <w:sz w:val="18"/>
+        <w:sz w:val="16"/>
+        <w:szCs w:val="16"/>
       </w:rPr>
       <w:fldChar w:fldCharType="end"/>
     </w:r>
     <w:r>
       <w:rPr>
-        <w:rFonts w:ascii="Arial" w:hAnsi="Arial" w:eastAsia="Arial" w:cs="Arial"/>
-        <w:b w:val="0"/>
         <w:color w:val="59636E"/>
-        <w:sz w:val="18"/>
+        <w:sz w:val="16"/>
+        <w:szCs w:val="16"/>
       </w:rPr>
       <w:t xml:space="preserve"> van </w:t>
     </w:r>
     <w:r>
       <w:rPr>
-        <w:rFonts w:ascii="Arial" w:hAnsi="Arial" w:eastAsia="Arial" w:cs="Arial"/>
-        <w:b w:val="0"/>
         <w:color w:val="59636E"/>
-        <w:sz w:val="18"/>
+        <w:sz w:val="16"/>
+        <w:szCs w:val="16"/>
       </w:rPr>
       <w:fldChar w:fldCharType="begin"/>
     </w:r>
     <w:r>
       <w:rPr>
-        <w:rFonts w:ascii="Arial" w:hAnsi="Arial" w:eastAsia="Arial" w:cs="Arial"/>
-        <w:b w:val="0"/>
         <w:color w:val="59636E"/>
-        <w:sz w:val="18"/>
-      </w:rPr>
-      <w:instrText xml:space="preserve"> NUMPAGES </w:instrText>
+        <w:sz w:val="16"/>
+        <w:szCs w:val="16"/>
+      </w:rPr>
+      <w:instrText>NUMPAGES</w:instrText>
     </w:r>
     <w:r>
       <w:rPr>
-        <w:rFonts w:ascii="Arial" w:hAnsi="Arial" w:eastAsia="Arial" w:cs="Arial"/>
-        <w:b w:val="0"/>
         <w:color w:val="59636E"/>
-        <w:sz w:val="18"/>
+        <w:sz w:val="16"/>
+        <w:szCs w:val="16"/>
       </w:rPr>
       <w:fldChar w:fldCharType="separate"/>
     </w:r>
     <w:r>
       <w:rPr>
-        <w:rFonts w:ascii="Arial" w:hAnsi="Arial" w:eastAsia="Arial" w:cs="Arial"/>
-        <w:b w:val="0"/>
+        <w:noProof/>
         <w:color w:val="59636E"/>
-        <w:sz w:val="18"/>
-      </w:rPr>
-      <w:t>1</w:t>
+        <w:sz w:val="16"/>
+        <w:szCs w:val="16"/>
+      </w:rPr>
+      <w:t>2</w:t>
     </w:r>
     <w:r>
       <w:rPr>
-        <w:rFonts w:ascii="Arial" w:hAnsi="Arial" w:eastAsia="Arial" w:cs="Arial"/>
-        <w:b w:val="0"/>
         <w:color w:val="59636E"/>
-        <w:sz w:val="18"/>
+        <w:sz w:val="16"/>
+        <w:szCs w:val="16"/>
       </w:rPr>
       <w:fldChar w:fldCharType="end"/>
     </w:r>
@@ -339,23 +490,126 @@
   <w:p>
     <w:pPr>
       <w:pStyle w:val="Koptekst"/>
-      <w:jc w:val="left"/>
-      <w:rPr>
-        <w:color w:val="000000" w:themeColor="text1"/>
-        <w:sz w:val="18"/>
-        <w:szCs w:val="18"/>
-        <w:lang w:val="en-US"/>
-      </w:rPr>
+      <w:jc w:val="right"/>
     </w:pPr>
     <w:r>
       <w:rPr>
-        <w:rFonts w:ascii="Arial" w:hAnsi="Arial" w:eastAsia="Arial" w:cs="Arial"/>
-        <w:b w:val="0"/>
-        <w:color w:val="59636E"/>
-        <w:sz w:val="18"/>
-        <w:lang w:val="en-US"/>
-      </w:rPr>
-      <w:t>PARADISE (S71769) — eCRF 32: Feedback over therapietrouw</w:t>
+        <w:noProof/>
+      </w:rPr>
+      <w:drawing>
+        <wp:anchor distT="0" distB="0" distL="114300" distR="114300" simplePos="0" relativeHeight="251658240" behindDoc="1" locked="0" layoutInCell="1" allowOverlap="1" wp14:anchorId="755D2A89" wp14:editId="42F71064">
+          <wp:simplePos x="0" y="0"/>
+          <wp:positionH relativeFrom="margin">
+            <wp:align>left</wp:align>
+          </wp:positionH>
+          <wp:positionV relativeFrom="paragraph">
+            <wp:posOffset>-20955</wp:posOffset>
+          </wp:positionV>
+          <wp:extent cx="1615079" cy="720000"/>
+          <wp:effectExtent l="0" t="0" r="0" b="0"/>
+          <wp:wrapTight wrapText="bothSides">
+            <wp:wrapPolygon edited="0">
+              <wp:start x="510" y="1716"/>
+              <wp:lineTo x="255" y="5719"/>
+              <wp:lineTo x="764" y="20018"/>
+              <wp:lineTo x="8664" y="20018"/>
+              <wp:lineTo x="13250" y="18874"/>
+              <wp:lineTo x="20895" y="14298"/>
+              <wp:lineTo x="20895" y="9151"/>
+              <wp:lineTo x="14015" y="4004"/>
+              <wp:lineTo x="8664" y="1716"/>
+              <wp:lineTo x="510" y="1716"/>
+            </wp:wrapPolygon>
+          </wp:wrapTight>
+          <wp:docPr id="1820294796" name="Afbeelding 5"/>
+          <wp:cNvGraphicFramePr>
+            <a:graphicFrameLocks xmlns:a="http://schemas.openxmlformats.org/drawingml/2006/main" noChangeAspect="1"/>
+          </wp:cNvGraphicFramePr>
+          <a:graphic xmlns:a="http://schemas.openxmlformats.org/drawingml/2006/main">
+            <a:graphicData uri="http://schemas.openxmlformats.org/drawingml/2006/picture">
+              <pic:pic xmlns:pic="http://schemas.openxmlformats.org/drawingml/2006/picture">
+                <pic:nvPicPr>
+                  <pic:cNvPr id="1820294796" name="Afbeelding 1820294796"/>
+                  <pic:cNvPicPr/>
+                </pic:nvPicPr>
+                <pic:blipFill>
+                  <a:blip r:embed="rIdTplImgA">
+                    <a:extLst>
+                      <a:ext uri="{28A0092B-C50C-407E-A947-70E740481C1C}">
+                        <a14:useLocalDpi xmlns:a14="http://schemas.microsoft.com/office/drawing/2010/main" val="0"/>
+                      </a:ext>
+                    </a:extLst>
+                  </a:blip>
+                  <a:stretch>
+                    <a:fillRect/>
+                  </a:stretch>
+                </pic:blipFill>
+                <pic:spPr>
+                  <a:xfrm>
+                    <a:off x="0" y="0"/>
+                    <a:ext cx="1615079" cy="720000"/>
+                  </a:xfrm>
+                  <a:prstGeom prst="rect">
+                    <a:avLst/>
+                  </a:prstGeom>
+                </pic:spPr>
+              </pic:pic>
+            </a:graphicData>
+          </a:graphic>
+          <wp14:sizeRelH relativeFrom="page">
+            <wp14:pctWidth>0</wp14:pctWidth>
+          </wp14:sizeRelH>
+          <wp14:sizeRelV relativeFrom="page">
+            <wp14:pctHeight>0</wp14:pctHeight>
+          </wp14:sizeRelV>
+        </wp:anchor>
+      </w:drawing>
+    </w:r>
+    <w:r>
+      <w:rPr>
+        <w:noProof/>
+      </w:rPr>
+      <w:drawing>
+        <wp:inline distT="0" distB="0" distL="0" distR="0" wp14:anchorId="4E8F3C53" wp14:editId="680A2799">
+          <wp:extent cx="2525825" cy="720000"/>
+          <wp:effectExtent l="0" t="0" r="0" b="4445"/>
+          <wp:docPr id="328170997" name="Afbeelding 6"/>
+          <wp:cNvGraphicFramePr>
+            <a:graphicFrameLocks xmlns:a="http://schemas.openxmlformats.org/drawingml/2006/main" noChangeAspect="1"/>
+          </wp:cNvGraphicFramePr>
+          <a:graphic xmlns:a="http://schemas.openxmlformats.org/drawingml/2006/main">
+            <a:graphicData uri="http://schemas.openxmlformats.org/drawingml/2006/picture">
+              <pic:pic xmlns:pic="http://schemas.openxmlformats.org/drawingml/2006/picture">
+                <pic:nvPicPr>
+                  <pic:cNvPr id="328170997" name="Afbeelding 328170997"/>
+                  <pic:cNvPicPr/>
+                </pic:nvPicPr>
+                <pic:blipFill>
+                  <a:blip r:embed="rIdTplImgB">
+                    <a:extLst>
+                      <a:ext uri="{28A0092B-C50C-407E-A947-70E740481C1C}">
+                        <a14:useLocalDpi xmlns:a14="http://schemas.microsoft.com/office/drawing/2010/main" val="0"/>
+                      </a:ext>
+                    </a:extLst>
+                  </a:blip>
+                  <a:stretch>
+                    <a:fillRect/>
+                  </a:stretch>
+                </pic:blipFill>
+                <pic:spPr>
+                  <a:xfrm>
+                    <a:off x="0" y="0"/>
+                    <a:ext cx="2525825" cy="720000"/>
+                  </a:xfrm>
+                  <a:prstGeom prst="rect">
+                    <a:avLst/>
+                  </a:prstGeom>
+                </pic:spPr>
+              </pic:pic>
+            </a:graphicData>
+          </a:graphic>
+        </wp:inline>
+      </w:drawing>
     </w:r>
   </w:p>
 </w:hdr>

--- a/(e)CRF/Per nummer/32_Feedback over therapietrouw.docx
+++ b/(e)CRF/Per nummer/32_Feedback over therapietrouw.docx
@@ -127,7 +127,7 @@
         <wp:anchor distT="0" distB="0" distL="114300" distR="114300" simplePos="0" relativeHeight="251659264" behindDoc="0" locked="0" layoutInCell="1" allowOverlap="1" wp14:anchorId="4A8142CD" wp14:editId="6CB4EA88">
           <wp:simplePos x="0" y="0"/>
           <wp:positionH relativeFrom="column">
-            <wp:posOffset>5527362</wp:posOffset>
+            <wp:posOffset>5351825</wp:posOffset>
           </wp:positionH>
           <wp:positionV relativeFrom="paragraph">
             <wp:posOffset>66098</wp:posOffset>

--- a/(e)CRF/Per nummer/32_Feedback over therapietrouw.docx
+++ b/(e)CRF/Per nummer/32_Feedback over therapietrouw.docx
@@ -1,19 +1,20 @@
 
 <file path=word/document.xml><?xml version="1.0" encoding="utf-8"?>
-<w:document xmlns:wpc="http://schemas.microsoft.com/office/word/2010/wordprocessingCanvas" xmlns:cx="http://schemas.microsoft.com/office/drawing/2014/chartex" xmlns:cx1="http://schemas.microsoft.com/office/drawing/2015/9/8/chartex" xmlns:cx2="http://schemas.microsoft.com/office/drawing/2015/10/21/chartex" xmlns:cx3="http://schemas.microsoft.com/office/drawing/2016/5/9/chartex" xmlns:cx4="http://schemas.microsoft.com/office/drawing/2016/5/10/chartex" xmlns:cx5="http://schemas.microsoft.com/office/drawing/2016/5/11/chartex" xmlns:cx6="http://schemas.microsoft.com/office/drawing/2016/5/12/chartex" xmlns:cx7="http://schemas.microsoft.com/office/drawing/2016/5/13/chartex" xmlns:cx8="http://schemas.microsoft.com/office/drawing/2016/5/14/chartex" xmlns:mc="http://schemas.openxmlformats.org/markup-compatibility/2006" xmlns:aink="http://schemas.microsoft.com/office/drawing/2016/ink" xmlns:am3d="http://schemas.microsoft.com/office/drawing/2017/model3d" xmlns:o="urn:schemas-microsoft-com:office:office" xmlns:oel="http://schemas.microsoft.com/office/2019/extlst" xmlns:r="http://schemas.openxmlformats.org/officeDocument/2006/relationships" xmlns:m="http://schemas.openxmlformats.org/officeDocument/2006/math" xmlns:v="urn:schemas-microsoft-com:vml" xmlns:wp14="http://schemas.microsoft.com/office/word/2010/wordprocessingDrawing" xmlns:wp="http://schemas.openxmlformats.org/drawingml/2006/wordprocessingDrawing" xmlns:w10="urn:schemas-microsoft-com:office:word" xmlns:w="http://schemas.openxmlformats.org/wordprocessingml/2006/main" xmlns:w14="http://schemas.microsoft.com/office/word/2010/wordml" xmlns:w15="http://schemas.microsoft.com/office/word/2012/wordml" xmlns:w16cex="http://schemas.microsoft.com/office/word/2018/wordml/cex" xmlns:w16cid="http://schemas.microsoft.com/office/word/2016/wordml/cid" xmlns:w16="http://schemas.microsoft.com/office/word/2018/wordml" xmlns:w16du="http://schemas.microsoft.com/office/word/2023/wordml/word16du" xmlns:w16sdtdh="http://schemas.microsoft.com/office/word/2020/wordml/sdtdatahash" xmlns:w16sdtfl="http://schemas.microsoft.com/office/word/2024/wordml/sdtformatlock" xmlns:w16se="http://schemas.microsoft.com/office/word/2015/wordml/symex" xmlns:wpg="http://schemas.microsoft.com/office/word/2010/wordprocessingGroup" xmlns:wpi="http://schemas.microsoft.com/office/word/2010/wordprocessingInk" xmlns:wne="http://schemas.microsoft.com/office/word/2006/wordml" xmlns:wps="http://schemas.microsoft.com/office/word/2010/wordprocessingShape" mc:Ignorable="w14 w15 w16se w16cid w16 w16cex w16sdtdh w16sdtfl w16du wp14">
+<w:document xmlns:wpc="http://schemas.microsoft.com/office/word/2010/wordprocessingCanvas" xmlns:cx="http://schemas.microsoft.com/office/drawing/2014/chartex" xmlns:cx1="http://schemas.microsoft.com/office/drawing/2015/9/8/chartex" xmlns:cx2="http://schemas.microsoft.com/office/drawing/2015/10/21/chartex" xmlns:cx3="http://schemas.microsoft.com/office/drawing/2016/5/9/chartex" xmlns:cx4="http://schemas.microsoft.com/office/drawing/2016/5/10/chartex" xmlns:cx5="http://schemas.microsoft.com/office/drawing/2016/5/11/chartex" xmlns:cx6="http://schemas.microsoft.com/office/drawing/2016/5/12/chartex" xmlns:cx7="http://schemas.microsoft.com/office/drawing/2016/5/13/chartex" xmlns:cx8="http://schemas.microsoft.com/office/drawing/2016/5/14/chartex" xmlns:mc="http://schemas.openxmlformats.org/markup-compatibility/2006" xmlns:aink="http://schemas.microsoft.com/office/drawing/2016/ink" xmlns:am3d="http://schemas.microsoft.com/office/drawing/2017/model3d" xmlns:o="urn:schemas-microsoft-com:office:office" xmlns:oel="http://schemas.microsoft.com/office/2019/extlst" xmlns:r="http://schemas.openxmlformats.org/officeDocument/2006/relationships" xmlns:m="http://schemas.openxmlformats.org/officeDocument/2006/math" xmlns:v="urn:schemas-microsoft-com:vml" xmlns:wp14="http://schemas.microsoft.com/office/word/2010/wordprocessingDrawing" xmlns:wp="http://schemas.openxmlformats.org/drawingml/2006/wordprocessingDrawing" xmlns:w10="urn:schemas-microsoft-com:office:word" xmlns:w="http://schemas.openxmlformats.org/wordprocessingml/2006/main" xmlns:w14="http://schemas.microsoft.com/office/word/2010/wordml" xmlns:w15="http://schemas.microsoft.com/office/word/2012/wordml" xmlns:w16cei="http://schemas.microsoft.com/office/word/2026/wordml/cei" xmlns:w16cex="http://schemas.microsoft.com/office/word/2018/wordml/cex" xmlns:w16cid="http://schemas.microsoft.com/office/word/2016/wordml/cid" xmlns:w16="http://schemas.microsoft.com/office/word/2018/wordml" xmlns:w16du="http://schemas.microsoft.com/office/word/2023/wordml/word16du" xmlns:w16sdtdh="http://schemas.microsoft.com/office/word/2020/wordml/sdtdatahash" xmlns:w16sdtfl="http://schemas.microsoft.com/office/word/2024/wordml/sdtformatlock" xmlns:w16se="http://schemas.microsoft.com/office/word/2015/wordml/symex" xmlns:wpg="http://schemas.microsoft.com/office/word/2010/wordprocessingGroup" xmlns:wpi="http://schemas.microsoft.com/office/word/2010/wordprocessingInk" xmlns:wne="http://schemas.microsoft.com/office/word/2006/wordml" xmlns:wps="http://schemas.microsoft.com/office/word/2010/wordprocessingShape" mc:Ignorable="w14 w15 w16se w16cid w16 w16cex w16sdtdh w16sdtfl w16du wp14">
   <w:body>
     <w:p>
       <w:pPr>
-        <w:spacing w:after="120" w:line="360" w:lineRule="auto"/>
-        <w:jc w:val="center"/>
+        <w:tabs>
+          <w:tab w:val="left" w:leader="underscore" w:pos="8505"/>
+        </w:tabs>
+        <w:spacing w:line="360" w:lineRule="auto"/>
         <w:rPr>
           <w:rFonts w:ascii="Calibri" w:hAnsi="Calibri" w:cs="Calibri"/>
           <w:b/>
           <w:bCs/>
-          <w:color w:val="000000" w:themeColor="text1"/>
-          <w:sz w:val="28"/>
-          <w:szCs w:val="28"/>
-          <w:lang w:val="nl-NL"/>
+          <w:sz w:val="24"/>
+          <w:szCs w:val="24"/>
+          <w:lang w:val="nl-BE"/>
         </w:rPr>
       </w:pPr>
       <w:r>
@@ -25,7 +26,233 @@
           <w:szCs w:val="28"/>
           <w:lang w:val="nl-NL"/>
         </w:rPr>
-        <w:t>Appendix 32: Feedback mbt therapietrouw</w:t>
+        <w:t xml:space="preserve">Appendix 32: Feedback </w:t>
+      </w:r>
+      <w:proofErr w:type="spellStart"/>
+      <w:r>
+        <w:rPr>
+          <w:b/>
+          <w:bCs/>
+          <w:color w:val="123A5F"/>
+          <w:sz w:val="28"/>
+          <w:szCs w:val="28"/>
+          <w:lang w:val="nl-NL"/>
+        </w:rPr>
+        <w:t>mbt</w:t>
+      </w:r>
+      <w:proofErr w:type="spellEnd"/>
+      <w:r>
+        <w:rPr>
+          <w:b/>
+          <w:bCs/>
+          <w:color w:val="123A5F"/>
+          <w:sz w:val="28"/>
+          <w:szCs w:val="28"/>
+          <w:lang w:val="nl-NL"/>
+        </w:rPr>
+        <w:t xml:space="preserve"> therapietrouw</w:t>
+      </w:r>
+      <w:r>
+        <w:rPr>
+          <w:b/>
+          <w:bCs/>
+          <w:color w:val="123A5F"/>
+          <w:sz w:val="28"/>
+          <w:szCs w:val="28"/>
+          <w:lang w:val="nl-NL"/>
+        </w:rPr>
+        <w:br/>
+      </w:r>
+      <w:r>
+        <w:rPr>
+          <w:b/>
+          <w:bCs/>
+          <w:color w:val="123A5F"/>
+          <w:sz w:val="28"/>
+          <w:szCs w:val="28"/>
+          <w:lang w:val="nl-NL"/>
+        </w:rPr>
+        <w:br/>
+      </w:r>
+      <w:r>
+        <w:rPr>
+          <w:b/>
+          <w:bCs/>
+          <w:color w:val="123A5F"/>
+          <w:sz w:val="24"/>
+          <w:szCs w:val="24"/>
+          <w:lang w:val="nl-BE"/>
+        </w:rPr>
+        <w:t>Studie-informatie</w:t>
+      </w:r>
+    </w:p>
+    <w:p>
+      <w:pPr>
+        <w:numPr>
+          <w:ilvl w:val="0"/>
+          <w:numId w:val="15"/>
+        </w:numPr>
+        <w:tabs>
+          <w:tab w:val="left" w:leader="underscore" w:pos="8505"/>
+        </w:tabs>
+        <w:spacing w:line="360" w:lineRule="auto"/>
+        <w:rPr>
+          <w:rFonts w:ascii="Calibri" w:hAnsi="Calibri" w:cs="Calibri"/>
+        </w:rPr>
+      </w:pPr>
+      <w:proofErr w:type="spellStart"/>
+      <w:r>
+        <w:rPr>
+          <w:color w:val="24303B"/>
+        </w:rPr>
+        <w:t>Studietitel</w:t>
+      </w:r>
+      <w:proofErr w:type="spellEnd"/>
+      <w:r>
+        <w:rPr>
+          <w:color w:val="24303B"/>
+        </w:rPr>
+        <w:t>: Towards Pressure-Adherence &amp; Education Driven Service in Diabetic Foot Disease (PARADISE trial)</w:t>
+      </w:r>
+    </w:p>
+    <w:p>
+      <w:pPr>
+        <w:numPr>
+          <w:ilvl w:val="0"/>
+          <w:numId w:val="15"/>
+        </w:numPr>
+        <w:tabs>
+          <w:tab w:val="left" w:leader="underscore" w:pos="8505"/>
+        </w:tabs>
+        <w:spacing w:line="360" w:lineRule="auto"/>
+        <w:rPr>
+          <w:rFonts w:ascii="Calibri" w:hAnsi="Calibri" w:cs="Calibri"/>
+        </w:rPr>
+      </w:pPr>
+      <w:proofErr w:type="spellStart"/>
+      <w:r>
+        <w:rPr>
+          <w:color w:val="24303B"/>
+        </w:rPr>
+        <w:t>Protocolnummer</w:t>
+      </w:r>
+      <w:proofErr w:type="spellEnd"/>
+      <w:r>
+        <w:rPr>
+          <w:color w:val="24303B"/>
+        </w:rPr>
+        <w:t xml:space="preserve">: </w:t>
+      </w:r>
+      <w:r>
+        <w:rPr>
+          <w:color w:val="24303B"/>
+        </w:rPr>
+        <w:t>S71769</w:t>
+      </w:r>
+    </w:p>
+    <w:p>
+      <w:pPr>
+        <w:numPr>
+          <w:ilvl w:val="0"/>
+          <w:numId w:val="15"/>
+        </w:numPr>
+        <w:tabs>
+          <w:tab w:val="left" w:leader="underscore" w:pos="8505"/>
+        </w:tabs>
+        <w:spacing w:line="360" w:lineRule="auto"/>
+        <w:rPr>
+          <w:rFonts w:ascii="Calibri" w:hAnsi="Calibri" w:cs="Calibri"/>
+        </w:rPr>
+      </w:pPr>
+      <w:proofErr w:type="spellStart"/>
+      <w:r>
+        <w:rPr>
+          <w:color w:val="24303B"/>
+        </w:rPr>
+        <w:t>Studielocatie</w:t>
+      </w:r>
+      <w:proofErr w:type="spellEnd"/>
+      <w:r>
+        <w:rPr>
+          <w:color w:val="24303B"/>
+        </w:rPr>
+        <w:t xml:space="preserve">: </w:t>
+      </w:r>
+      <w:r>
+        <w:rPr>
+          <w:color w:val="24303B"/>
+        </w:rPr>
+        <w:tab/>
+      </w:r>
+    </w:p>
+    <w:p>
+      <w:pPr>
+        <w:numPr>
+          <w:ilvl w:val="0"/>
+          <w:numId w:val="15"/>
+        </w:numPr>
+        <w:tabs>
+          <w:tab w:val="left" w:leader="underscore" w:pos="8505"/>
+        </w:tabs>
+        <w:spacing w:line="360" w:lineRule="auto"/>
+        <w:rPr>
+          <w:rFonts w:ascii="Calibri" w:hAnsi="Calibri" w:cs="Calibri"/>
+        </w:rPr>
+      </w:pPr>
+      <w:proofErr w:type="spellStart"/>
+      <w:r>
+        <w:rPr>
+          <w:color w:val="24303B"/>
+        </w:rPr>
+        <w:t>Hoofdonderzoeker</w:t>
+      </w:r>
+      <w:proofErr w:type="spellEnd"/>
+      <w:r>
+        <w:rPr>
+          <w:color w:val="24303B"/>
+        </w:rPr>
+        <w:t xml:space="preserve"> (PI): </w:t>
+      </w:r>
+      <w:r>
+        <w:rPr>
+          <w:color w:val="24303B"/>
+        </w:rPr>
+        <w:tab/>
+      </w:r>
+    </w:p>
+    <w:p>
+      <w:pPr>
+        <w:numPr>
+          <w:ilvl w:val="0"/>
+          <w:numId w:val="15"/>
+        </w:numPr>
+        <w:tabs>
+          <w:tab w:val="left" w:leader="underscore" w:pos="8505"/>
+        </w:tabs>
+        <w:spacing w:line="360" w:lineRule="auto"/>
+        <w:rPr>
+          <w:rFonts w:ascii="Calibri" w:hAnsi="Calibri" w:cs="Calibri"/>
+        </w:rPr>
+      </w:pPr>
+      <w:proofErr w:type="spellStart"/>
+      <w:r>
+        <w:rPr>
+          <w:color w:val="24303B"/>
+        </w:rPr>
+        <w:t>Deelnemerscode</w:t>
+      </w:r>
+      <w:proofErr w:type="spellEnd"/>
+      <w:r>
+        <w:rPr>
+          <w:color w:val="24303B"/>
+        </w:rPr>
+        <w:t xml:space="preserve">: </w:t>
+      </w:r>
+      <w:r>
+        <w:rPr>
+          <w:color w:val="24303B"/>
+        </w:rPr>
+        <w:tab/>
       </w:r>
     </w:p>
     <w:p>
@@ -51,7 +278,7 @@
                     </pic:cNvPicPr>
                   </pic:nvPicPr>
                   <pic:blipFill>
-                    <a:blip r:embed="rId14" cstate="print">
+                    <a:blip r:embed="rId10" cstate="print">
                       <a:extLst>
                         <a:ext uri="{28A0092B-C50C-407E-A947-70E740481C1C}">
                           <a14:useLocalDpi xmlns:a14="http://schemas.microsoft.com/office/drawing/2010/main" val="0"/>
@@ -81,8 +308,8 @@
       </w:r>
     </w:p>
     <w:sectPr>
-      <w:headerReference w:type="default" r:id="rId15"/>
-      <w:footerReference w:type="default" r:id="rId16"/>
+      <w:headerReference w:type="default" r:id="rId11"/>
+      <w:footerReference w:type="default" r:id="rId12"/>
       <w:pgSz w:w="11906" w:h="16838"/>
       <w:pgMar w:top="1440" w:right="1440" w:bottom="1440" w:left="1440" w:header="708" w:footer="708" w:gutter="0"/>
       <w:cols w:space="708"/>
@@ -93,7 +320,7 @@
 </file>
 
 <file path=word/endnotes.xml><?xml version="1.0" encoding="utf-8"?>
-<w:endnotes xmlns:wpc="http://schemas.microsoft.com/office/word/2010/wordprocessingCanvas" xmlns:cx="http://schemas.microsoft.com/office/drawing/2014/chartex" xmlns:cx1="http://schemas.microsoft.com/office/drawing/2015/9/8/chartex" xmlns:cx2="http://schemas.microsoft.com/office/drawing/2015/10/21/chartex" xmlns:cx3="http://schemas.microsoft.com/office/drawing/2016/5/9/chartex" xmlns:cx4="http://schemas.microsoft.com/office/drawing/2016/5/10/chartex" xmlns:cx5="http://schemas.microsoft.com/office/drawing/2016/5/11/chartex" xmlns:cx6="http://schemas.microsoft.com/office/drawing/2016/5/12/chartex" xmlns:cx7="http://schemas.microsoft.com/office/drawing/2016/5/13/chartex" xmlns:cx8="http://schemas.microsoft.com/office/drawing/2016/5/14/chartex" xmlns:mc="http://schemas.openxmlformats.org/markup-compatibility/2006" xmlns:aink="http://schemas.microsoft.com/office/drawing/2016/ink" xmlns:am3d="http://schemas.microsoft.com/office/drawing/2017/model3d" xmlns:o="urn:schemas-microsoft-com:office:office" xmlns:oel="http://schemas.microsoft.com/office/2019/extlst" xmlns:r="http://schemas.openxmlformats.org/officeDocument/2006/relationships" xmlns:m="http://schemas.openxmlformats.org/officeDocument/2006/math" xmlns:v="urn:schemas-microsoft-com:vml" xmlns:wp14="http://schemas.microsoft.com/office/word/2010/wordprocessingDrawing" xmlns:wp="http://schemas.openxmlformats.org/drawingml/2006/wordprocessingDrawing" xmlns:w10="urn:schemas-microsoft-com:office:word" xmlns:w="http://schemas.openxmlformats.org/wordprocessingml/2006/main" xmlns:w14="http://schemas.microsoft.com/office/word/2010/wordml" xmlns:w15="http://schemas.microsoft.com/office/word/2012/wordml" xmlns:w16cex="http://schemas.microsoft.com/office/word/2018/wordml/cex" xmlns:w16cid="http://schemas.microsoft.com/office/word/2016/wordml/cid" xmlns:w16="http://schemas.microsoft.com/office/word/2018/wordml" xmlns:w16du="http://schemas.microsoft.com/office/word/2023/wordml/word16du" xmlns:w16sdtdh="http://schemas.microsoft.com/office/word/2020/wordml/sdtdatahash" xmlns:w16sdtfl="http://schemas.microsoft.com/office/word/2024/wordml/sdtformatlock" xmlns:w16se="http://schemas.microsoft.com/office/word/2015/wordml/symex" xmlns:wpg="http://schemas.microsoft.com/office/word/2010/wordprocessingGroup" xmlns:wpi="http://schemas.microsoft.com/office/word/2010/wordprocessingInk" xmlns:wne="http://schemas.microsoft.com/office/word/2006/wordml" xmlns:wps="http://schemas.microsoft.com/office/word/2010/wordprocessingShape" mc:Ignorable="w14 w15 w16se w16cid w16 w16cex w16sdtdh w16sdtfl w16du wp14">
+<w:endnotes xmlns:wpc="http://schemas.microsoft.com/office/word/2010/wordprocessingCanvas" xmlns:cx="http://schemas.microsoft.com/office/drawing/2014/chartex" xmlns:cx1="http://schemas.microsoft.com/office/drawing/2015/9/8/chartex" xmlns:cx2="http://schemas.microsoft.com/office/drawing/2015/10/21/chartex" xmlns:cx3="http://schemas.microsoft.com/office/drawing/2016/5/9/chartex" xmlns:cx4="http://schemas.microsoft.com/office/drawing/2016/5/10/chartex" xmlns:cx5="http://schemas.microsoft.com/office/drawing/2016/5/11/chartex" xmlns:cx6="http://schemas.microsoft.com/office/drawing/2016/5/12/chartex" xmlns:cx7="http://schemas.microsoft.com/office/drawing/2016/5/13/chartex" xmlns:cx8="http://schemas.microsoft.com/office/drawing/2016/5/14/chartex" xmlns:mc="http://schemas.openxmlformats.org/markup-compatibility/2006" xmlns:aink="http://schemas.microsoft.com/office/drawing/2016/ink" xmlns:am3d="http://schemas.microsoft.com/office/drawing/2017/model3d" xmlns:o="urn:schemas-microsoft-com:office:office" xmlns:oel="http://schemas.microsoft.com/office/2019/extlst" xmlns:r="http://schemas.openxmlformats.org/officeDocument/2006/relationships" xmlns:m="http://schemas.openxmlformats.org/officeDocument/2006/math" xmlns:v="urn:schemas-microsoft-com:vml" xmlns:wp14="http://schemas.microsoft.com/office/word/2010/wordprocessingDrawing" xmlns:wp="http://schemas.openxmlformats.org/drawingml/2006/wordprocessingDrawing" xmlns:w10="urn:schemas-microsoft-com:office:word" xmlns:w="http://schemas.openxmlformats.org/wordprocessingml/2006/main" xmlns:w14="http://schemas.microsoft.com/office/word/2010/wordml" xmlns:w15="http://schemas.microsoft.com/office/word/2012/wordml" xmlns:w16cei="http://schemas.microsoft.com/office/word/2026/wordml/cei" xmlns:w16cex="http://schemas.microsoft.com/office/word/2018/wordml/cex" xmlns:w16cid="http://schemas.microsoft.com/office/word/2016/wordml/cid" xmlns:w16="http://schemas.microsoft.com/office/word/2018/wordml" xmlns:w16du="http://schemas.microsoft.com/office/word/2023/wordml/word16du" xmlns:w16sdtdh="http://schemas.microsoft.com/office/word/2020/wordml/sdtdatahash" xmlns:w16sdtfl="http://schemas.microsoft.com/office/word/2024/wordml/sdtformatlock" xmlns:w16se="http://schemas.microsoft.com/office/word/2015/wordml/symex" xmlns:wpg="http://schemas.microsoft.com/office/word/2010/wordprocessingGroup" xmlns:wpi="http://schemas.microsoft.com/office/word/2010/wordprocessingInk" xmlns:wne="http://schemas.microsoft.com/office/word/2006/wordml" xmlns:wps="http://schemas.microsoft.com/office/word/2010/wordprocessingShape" mc:Ignorable="w14 w15 w16se w16cid w16 w16cex w16sdtdh w16sdtfl w16du wp14">
   <w:endnote w:type="separator" w:id="-1">
     <w:p>
       <w:pPr>
@@ -112,12 +339,15 @@
 </file>
 
 <file path=word/footer1.xml><?xml version="1.0" encoding="utf-8"?>
-<w:ftr xmlns:wpc="http://schemas.microsoft.com/office/word/2010/wordprocessingCanvas" xmlns:cx="http://schemas.microsoft.com/office/drawing/2014/chartex" xmlns:cx1="http://schemas.microsoft.com/office/drawing/2015/9/8/chartex" xmlns:cx2="http://schemas.microsoft.com/office/drawing/2015/10/21/chartex" xmlns:cx3="http://schemas.microsoft.com/office/drawing/2016/5/9/chartex" xmlns:cx4="http://schemas.microsoft.com/office/drawing/2016/5/10/chartex" xmlns:cx5="http://schemas.microsoft.com/office/drawing/2016/5/11/chartex" xmlns:cx6="http://schemas.microsoft.com/office/drawing/2016/5/12/chartex" xmlns:cx7="http://schemas.microsoft.com/office/drawing/2016/5/13/chartex" xmlns:cx8="http://schemas.microsoft.com/office/drawing/2016/5/14/chartex" xmlns:mc="http://schemas.openxmlformats.org/markup-compatibility/2006" xmlns:aink="http://schemas.microsoft.com/office/drawing/2016/ink" xmlns:am3d="http://schemas.microsoft.com/office/drawing/2017/model3d" xmlns:o="urn:schemas-microsoft-com:office:office" xmlns:oel="http://schemas.microsoft.com/office/2019/extlst" xmlns:r="http://schemas.openxmlformats.org/officeDocument/2006/relationships" xmlns:m="http://schemas.openxmlformats.org/officeDocument/2006/math" xmlns:v="urn:schemas-microsoft-com:vml" xmlns:wp14="http://schemas.microsoft.com/office/word/2010/wordprocessingDrawing" xmlns:wp="http://schemas.openxmlformats.org/drawingml/2006/wordprocessingDrawing" xmlns:w10="urn:schemas-microsoft-com:office:word" xmlns:w="http://schemas.openxmlformats.org/wordprocessingml/2006/main" xmlns:w14="http://schemas.microsoft.com/office/word/2010/wordml" xmlns:w15="http://schemas.microsoft.com/office/word/2012/wordml" xmlns:w16cex="http://schemas.microsoft.com/office/word/2018/wordml/cex" xmlns:w16cid="http://schemas.microsoft.com/office/word/2016/wordml/cid" xmlns:w16="http://schemas.microsoft.com/office/word/2018/wordml" xmlns:w16du="http://schemas.microsoft.com/office/word/2023/wordml/word16du" xmlns:w16sdtdh="http://schemas.microsoft.com/office/word/2020/wordml/sdtdatahash" xmlns:w16sdtfl="http://schemas.microsoft.com/office/word/2024/wordml/sdtformatlock" xmlns:w16se="http://schemas.microsoft.com/office/word/2015/wordml/symex" xmlns:wpg="http://schemas.microsoft.com/office/word/2010/wordprocessingGroup" xmlns:wpi="http://schemas.microsoft.com/office/word/2010/wordprocessingInk" xmlns:wne="http://schemas.microsoft.com/office/word/2006/wordml" xmlns:wps="http://schemas.microsoft.com/office/word/2010/wordprocessingShape" mc:Ignorable="w14 w15 w16se w16cid w16 w16cex w16sdtdh w16sdtfl w16du wp14">
+<w:ftr xmlns:wpc="http://schemas.microsoft.com/office/word/2010/wordprocessingCanvas" xmlns:cx="http://schemas.microsoft.com/office/drawing/2014/chartex" xmlns:cx1="http://schemas.microsoft.com/office/drawing/2015/9/8/chartex" xmlns:cx2="http://schemas.microsoft.com/office/drawing/2015/10/21/chartex" xmlns:cx3="http://schemas.microsoft.com/office/drawing/2016/5/9/chartex" xmlns:cx4="http://schemas.microsoft.com/office/drawing/2016/5/10/chartex" xmlns:cx5="http://schemas.microsoft.com/office/drawing/2016/5/11/chartex" xmlns:cx6="http://schemas.microsoft.com/office/drawing/2016/5/12/chartex" xmlns:cx7="http://schemas.microsoft.com/office/drawing/2016/5/13/chartex" xmlns:cx8="http://schemas.microsoft.com/office/drawing/2016/5/14/chartex" xmlns:mc="http://schemas.openxmlformats.org/markup-compatibility/2006" xmlns:aink="http://schemas.microsoft.com/office/drawing/2016/ink" xmlns:am3d="http://schemas.microsoft.com/office/drawing/2017/model3d" xmlns:o="urn:schemas-microsoft-com:office:office" xmlns:oel="http://schemas.microsoft.com/office/2019/extlst" xmlns:r="http://schemas.openxmlformats.org/officeDocument/2006/relationships" xmlns:m="http://schemas.openxmlformats.org/officeDocument/2006/math" xmlns:v="urn:schemas-microsoft-com:vml" xmlns:wp14="http://schemas.microsoft.com/office/word/2010/wordprocessingDrawing" xmlns:wp="http://schemas.openxmlformats.org/drawingml/2006/wordprocessingDrawing" xmlns:w10="urn:schemas-microsoft-com:office:word" xmlns:w="http://schemas.openxmlformats.org/wordprocessingml/2006/main" xmlns:w14="http://schemas.microsoft.com/office/word/2010/wordml" xmlns:w15="http://schemas.microsoft.com/office/word/2012/wordml" xmlns:w16cei="http://schemas.microsoft.com/office/word/2026/wordml/cei" xmlns:w16cex="http://schemas.microsoft.com/office/word/2018/wordml/cex" xmlns:w16cid="http://schemas.microsoft.com/office/word/2016/wordml/cid" xmlns:w16="http://schemas.microsoft.com/office/word/2018/wordml" xmlns:w16du="http://schemas.microsoft.com/office/word/2023/wordml/word16du" xmlns:w16sdtdh="http://schemas.microsoft.com/office/word/2020/wordml/sdtdatahash" xmlns:w16sdtfl="http://schemas.microsoft.com/office/word/2024/wordml/sdtformatlock" xmlns:w16se="http://schemas.microsoft.com/office/word/2015/wordml/symex" xmlns:wpg="http://schemas.microsoft.com/office/word/2010/wordprocessingGroup" xmlns:wpi="http://schemas.microsoft.com/office/word/2010/wordprocessingInk" xmlns:wne="http://schemas.microsoft.com/office/word/2006/wordml" xmlns:wps="http://schemas.microsoft.com/office/word/2010/wordprocessingShape" mc:Ignorable="w14 w15 w16se w16cid w16 w16cex w16sdtdh w16sdtfl w16du wp14">
   <w:p>
     <w:pPr>
       <w:pBdr>
         <w:top w:val="single" w:sz="6" w:space="6" w:color="C4CED8"/>
       </w:pBdr>
+      <w:rPr>
+        <w:lang w:val="nl-BE"/>
+      </w:rPr>
     </w:pPr>
     <w:r>
       <w:rPr>
@@ -147,7 +377,7 @@
                   <pic:cNvPicPr/>
                 </pic:nvPicPr>
                 <pic:blipFill rotWithShape="1">
-                  <a:blip r:embed="rIdTplImgC">
+                  <a:blip r:embed="rId1">
                     <a:extLst>
                       <a:ext uri="{28A0092B-C50C-407E-A947-70E740481C1C}">
                         <a14:useLocalDpi xmlns:a14="http://schemas.microsoft.com/office/drawing/2010/main" val="0"/>
@@ -193,46 +423,10 @@
         <w:color w:val="59636E"/>
         <w:sz w:val="16"/>
         <w:szCs w:val="16"/>
-      </w:rPr>
-      <w:t>PARADISE-</w:t>
+        <w:lang w:val="nl-BE"/>
+      </w:rPr>
+      <w:t xml:space="preserve">PARADISE-studie  ·  eCRF 32: Feedback over therapietrouw ·  Versie </w:t>
     </w:r>
-    <w:proofErr w:type="gramStart"/>
-    <w:r>
-      <w:rPr>
-        <w:color w:val="59636E"/>
-        <w:sz w:val="16"/>
-        <w:szCs w:val="16"/>
-      </w:rPr>
-      <w:t>studie  ·</w:t>
-    </w:r>
-    <w:proofErr w:type="gramEnd"/>
-    <w:r>
-      <w:rPr>
-        <w:color w:val="59636E"/>
-        <w:sz w:val="16"/>
-        <w:szCs w:val="16"/>
-      </w:rPr>
-      <w:t xml:space="preserve">  eCRF 32: Feedback over therapietrouw </w:t>
-    </w:r>
-    <w:proofErr w:type="gramStart"/>
-    <w:r>
-      <w:rPr>
-        <w:color w:val="59636E"/>
-        <w:sz w:val="16"/>
-        <w:szCs w:val="16"/>
-      </w:rPr>
-      <w:t>·</w:t>
-    </w:r>
-    <w:proofErr w:type="gramEnd"/>
-    <w:r>
-      <w:rPr>
-        <w:color w:val="59636E"/>
-        <w:sz w:val="16"/>
-        <w:szCs w:val="16"/>
-      </w:rPr>
-      <w:t xml:space="preserve">  Versie </w:t>
-    </w:r>
-    <w:proofErr w:type="gramStart"/>
     <w:r>
       <w:rPr>
         <w:i/>
@@ -240,6 +434,7 @@
         <w:color w:val="59636E"/>
         <w:sz w:val="16"/>
         <w:szCs w:val="16"/>
+        <w:lang w:val="nl-BE"/>
       </w:rPr>
       <w:t xml:space="preserve">[ </w:t>
     </w:r>
@@ -250,10 +445,10 @@
         <w:color w:val="59636E"/>
         <w:sz w:val="16"/>
         <w:szCs w:val="16"/>
+        <w:lang w:val="nl-BE"/>
       </w:rPr>
       <w:t>1.0</w:t>
     </w:r>
-    <w:proofErr w:type="gramEnd"/>
     <w:r>
       <w:rPr>
         <w:i/>
@@ -261,10 +456,19 @@
         <w:color w:val="59636E"/>
         <w:sz w:val="16"/>
         <w:szCs w:val="16"/>
-      </w:rPr>
-      <w:t xml:space="preserve"> </w:t>
+        <w:lang w:val="nl-BE"/>
+      </w:rPr>
+      <w:t xml:space="preserve"> ]</w:t>
     </w:r>
-    <w:proofErr w:type="gramStart"/>
+    <w:r>
+      <w:rPr>
+        <w:color w:val="59636E"/>
+        <w:sz w:val="16"/>
+        <w:szCs w:val="16"/>
+        <w:lang w:val="nl-BE"/>
+      </w:rPr>
+      <w:t xml:space="preserve">  ·  </w:t>
+    </w:r>
     <w:r>
       <w:rPr>
         <w:i/>
@@ -272,27 +476,10 @@
         <w:color w:val="59636E"/>
         <w:sz w:val="16"/>
         <w:szCs w:val="16"/>
-      </w:rPr>
-      <w:t>]</w:t>
+        <w:lang w:val="nl-BE"/>
+      </w:rPr>
+      <w:t xml:space="preserve">[ </w:t>
     </w:r>
-    <w:r>
-      <w:rPr>
-        <w:color w:val="59636E"/>
-        <w:sz w:val="16"/>
-        <w:szCs w:val="16"/>
-      </w:rPr>
-      <w:t xml:space="preserve">  ·</w:t>
-    </w:r>
-    <w:proofErr w:type="gramEnd"/>
-    <w:r>
-      <w:rPr>
-        <w:color w:val="59636E"/>
-        <w:sz w:val="16"/>
-        <w:szCs w:val="16"/>
-      </w:rPr>
-      <w:t xml:space="preserve">  </w:t>
-    </w:r>
-    <w:proofErr w:type="gramStart"/>
     <w:r>
       <w:rPr>
         <w:i/>
@@ -300,8 +487,9 @@
         <w:color w:val="59636E"/>
         <w:sz w:val="16"/>
         <w:szCs w:val="16"/>
-      </w:rPr>
-      <w:t xml:space="preserve">[ </w:t>
+        <w:lang w:val="nl-BE"/>
+      </w:rPr>
+      <w:t>27/07/2026</w:t>
     </w:r>
     <w:r>
       <w:rPr>
@@ -310,81 +498,33 @@
         <w:color w:val="59636E"/>
         <w:sz w:val="16"/>
         <w:szCs w:val="16"/>
-      </w:rPr>
-      <w:t>27</w:t>
+        <w:lang w:val="nl-BE"/>
+      </w:rPr>
+      <w:t xml:space="preserve"> ]</w:t>
     </w:r>
-    <w:proofErr w:type="gramEnd"/>
     <w:r>
       <w:rPr>
-        <w:i/>
-        <w:iCs/>
         <w:color w:val="59636E"/>
         <w:sz w:val="16"/>
         <w:szCs w:val="16"/>
-      </w:rPr>
-      <w:t>/07/</w:t>
+        <w:lang w:val="nl-BE"/>
+      </w:rPr>
+      <w:t xml:space="preserve">  ·  Pagina </w:t>
     </w:r>
-    <w:proofErr w:type="gramStart"/>
     <w:r>
       <w:rPr>
-        <w:i/>
-        <w:iCs/>
         <w:color w:val="59636E"/>
         <w:sz w:val="16"/>
         <w:szCs w:val="16"/>
       </w:rPr>
-      <w:t>2026</w:t>
+      <w:fldChar w:fldCharType="begin"/>
     </w:r>
     <w:r>
       <w:rPr>
-        <w:i/>
-        <w:iCs/>
         <w:color w:val="59636E"/>
         <w:sz w:val="16"/>
         <w:szCs w:val="16"/>
-      </w:rPr>
-      <w:t xml:space="preserve"> ]</w:t>
-    </w:r>
-    <w:proofErr w:type="gramEnd"/>
-    <w:r>
-      <w:rPr>
-        <w:color w:val="59636E"/>
-        <w:sz w:val="16"/>
-        <w:szCs w:val="16"/>
-      </w:rPr>
-      <w:t xml:space="preserve">  </w:t>
-    </w:r>
-    <w:proofErr w:type="gramStart"/>
-    <w:r>
-      <w:rPr>
-        <w:color w:val="59636E"/>
-        <w:sz w:val="16"/>
-        <w:szCs w:val="16"/>
-      </w:rPr>
-      <w:t>·  Pagina</w:t>
-    </w:r>
-    <w:proofErr w:type="gramEnd"/>
-    <w:r>
-      <w:rPr>
-        <w:color w:val="59636E"/>
-        <w:sz w:val="16"/>
-        <w:szCs w:val="16"/>
-      </w:rPr>
-      <w:t xml:space="preserve"> </w:t>
-    </w:r>
-    <w:r>
-      <w:rPr>
-        <w:color w:val="59636E"/>
-        <w:sz w:val="16"/>
-        <w:szCs w:val="16"/>
-      </w:rPr>
-      <w:fldChar w:fldCharType="begin"/>
-    </w:r>
-    <w:r>
-      <w:rPr>
-        <w:color w:val="59636E"/>
-        <w:sz w:val="16"/>
-        <w:szCs w:val="16"/>
+        <w:lang w:val="nl-BE"/>
       </w:rPr>
       <w:instrText>PAGE</w:instrText>
     </w:r>
@@ -402,6 +542,7 @@
         <w:color w:val="59636E"/>
         <w:sz w:val="16"/>
         <w:szCs w:val="16"/>
+        <w:lang w:val="nl-BE"/>
       </w:rPr>
       <w:t>1</w:t>
     </w:r>
@@ -418,6 +559,7 @@
         <w:color w:val="59636E"/>
         <w:sz w:val="16"/>
         <w:szCs w:val="16"/>
+        <w:lang w:val="nl-BE"/>
       </w:rPr>
       <w:t xml:space="preserve"> van </w:t>
     </w:r>
@@ -434,6 +576,7 @@
         <w:color w:val="59636E"/>
         <w:sz w:val="16"/>
         <w:szCs w:val="16"/>
+        <w:lang w:val="nl-BE"/>
       </w:rPr>
       <w:instrText>NUMPAGES</w:instrText>
     </w:r>
@@ -451,6 +594,7 @@
         <w:color w:val="59636E"/>
         <w:sz w:val="16"/>
         <w:szCs w:val="16"/>
+        <w:lang w:val="nl-BE"/>
       </w:rPr>
       <w:t>2</w:t>
     </w:r>
@@ -467,7 +611,7 @@
 </file>
 
 <file path=word/footnotes.xml><?xml version="1.0" encoding="utf-8"?>
-<w:footnotes xmlns:wpc="http://schemas.microsoft.com/office/word/2010/wordprocessingCanvas" xmlns:cx="http://schemas.microsoft.com/office/drawing/2014/chartex" xmlns:cx1="http://schemas.microsoft.com/office/drawing/2015/9/8/chartex" xmlns:cx2="http://schemas.microsoft.com/office/drawing/2015/10/21/chartex" xmlns:cx3="http://schemas.microsoft.com/office/drawing/2016/5/9/chartex" xmlns:cx4="http://schemas.microsoft.com/office/drawing/2016/5/10/chartex" xmlns:cx5="http://schemas.microsoft.com/office/drawing/2016/5/11/chartex" xmlns:cx6="http://schemas.microsoft.com/office/drawing/2016/5/12/chartex" xmlns:cx7="http://schemas.microsoft.com/office/drawing/2016/5/13/chartex" xmlns:cx8="http://schemas.microsoft.com/office/drawing/2016/5/14/chartex" xmlns:mc="http://schemas.openxmlformats.org/markup-compatibility/2006" xmlns:aink="http://schemas.microsoft.com/office/drawing/2016/ink" xmlns:am3d="http://schemas.microsoft.com/office/drawing/2017/model3d" xmlns:o="urn:schemas-microsoft-com:office:office" xmlns:oel="http://schemas.microsoft.com/office/2019/extlst" xmlns:r="http://schemas.openxmlformats.org/officeDocument/2006/relationships" xmlns:m="http://schemas.openxmlformats.org/officeDocument/2006/math" xmlns:v="urn:schemas-microsoft-com:vml" xmlns:wp14="http://schemas.microsoft.com/office/word/2010/wordprocessingDrawing" xmlns:wp="http://schemas.openxmlformats.org/drawingml/2006/wordprocessingDrawing" xmlns:w10="urn:schemas-microsoft-com:office:word" xmlns:w="http://schemas.openxmlformats.org/wordprocessingml/2006/main" xmlns:w14="http://schemas.microsoft.com/office/word/2010/wordml" xmlns:w15="http://schemas.microsoft.com/office/word/2012/wordml" xmlns:w16cex="http://schemas.microsoft.com/office/word/2018/wordml/cex" xmlns:w16cid="http://schemas.microsoft.com/office/word/2016/wordml/cid" xmlns:w16="http://schemas.microsoft.com/office/word/2018/wordml" xmlns:w16du="http://schemas.microsoft.com/office/word/2023/wordml/word16du" xmlns:w16sdtdh="http://schemas.microsoft.com/office/word/2020/wordml/sdtdatahash" xmlns:w16sdtfl="http://schemas.microsoft.com/office/word/2024/wordml/sdtformatlock" xmlns:w16se="http://schemas.microsoft.com/office/word/2015/wordml/symex" xmlns:wpg="http://schemas.microsoft.com/office/word/2010/wordprocessingGroup" xmlns:wpi="http://schemas.microsoft.com/office/word/2010/wordprocessingInk" xmlns:wne="http://schemas.microsoft.com/office/word/2006/wordml" xmlns:wps="http://schemas.microsoft.com/office/word/2010/wordprocessingShape" mc:Ignorable="w14 w15 w16se w16cid w16 w16cex w16sdtdh w16sdtfl w16du wp14">
+<w:footnotes xmlns:wpc="http://schemas.microsoft.com/office/word/2010/wordprocessingCanvas" xmlns:cx="http://schemas.microsoft.com/office/drawing/2014/chartex" xmlns:cx1="http://schemas.microsoft.com/office/drawing/2015/9/8/chartex" xmlns:cx2="http://schemas.microsoft.com/office/drawing/2015/10/21/chartex" xmlns:cx3="http://schemas.microsoft.com/office/drawing/2016/5/9/chartex" xmlns:cx4="http://schemas.microsoft.com/office/drawing/2016/5/10/chartex" xmlns:cx5="http://schemas.microsoft.com/office/drawing/2016/5/11/chartex" xmlns:cx6="http://schemas.microsoft.com/office/drawing/2016/5/12/chartex" xmlns:cx7="http://schemas.microsoft.com/office/drawing/2016/5/13/chartex" xmlns:cx8="http://schemas.microsoft.com/office/drawing/2016/5/14/chartex" xmlns:mc="http://schemas.openxmlformats.org/markup-compatibility/2006" xmlns:aink="http://schemas.microsoft.com/office/drawing/2016/ink" xmlns:am3d="http://schemas.microsoft.com/office/drawing/2017/model3d" xmlns:o="urn:schemas-microsoft-com:office:office" xmlns:oel="http://schemas.microsoft.com/office/2019/extlst" xmlns:r="http://schemas.openxmlformats.org/officeDocument/2006/relationships" xmlns:m="http://schemas.openxmlformats.org/officeDocument/2006/math" xmlns:v="urn:schemas-microsoft-com:vml" xmlns:wp14="http://schemas.microsoft.com/office/word/2010/wordprocessingDrawing" xmlns:wp="http://schemas.openxmlformats.org/drawingml/2006/wordprocessingDrawing" xmlns:w10="urn:schemas-microsoft-com:office:word" xmlns:w="http://schemas.openxmlformats.org/wordprocessingml/2006/main" xmlns:w14="http://schemas.microsoft.com/office/word/2010/wordml" xmlns:w15="http://schemas.microsoft.com/office/word/2012/wordml" xmlns:w16cei="http://schemas.microsoft.com/office/word/2026/wordml/cei" xmlns:w16cex="http://schemas.microsoft.com/office/word/2018/wordml/cex" xmlns:w16cid="http://schemas.microsoft.com/office/word/2016/wordml/cid" xmlns:w16="http://schemas.microsoft.com/office/word/2018/wordml" xmlns:w16du="http://schemas.microsoft.com/office/word/2023/wordml/word16du" xmlns:w16sdtdh="http://schemas.microsoft.com/office/word/2020/wordml/sdtdatahash" xmlns:w16sdtfl="http://schemas.microsoft.com/office/word/2024/wordml/sdtformatlock" xmlns:w16se="http://schemas.microsoft.com/office/word/2015/wordml/symex" xmlns:wpg="http://schemas.microsoft.com/office/word/2010/wordprocessingGroup" xmlns:wpi="http://schemas.microsoft.com/office/word/2010/wordprocessingInk" xmlns:wne="http://schemas.microsoft.com/office/word/2006/wordml" xmlns:wps="http://schemas.microsoft.com/office/word/2010/wordprocessingShape" mc:Ignorable="w14 w15 w16se w16cid w16 w16cex w16sdtdh w16sdtfl w16du wp14">
   <w:footnote w:type="separator" w:id="-1">
     <w:p>
       <w:pPr>
@@ -486,7 +630,7 @@
 </file>
 
 <file path=word/header1.xml><?xml version="1.0" encoding="utf-8"?>
-<w:hdr xmlns:wpc="http://schemas.microsoft.com/office/word/2010/wordprocessingCanvas" xmlns:cx="http://schemas.microsoft.com/office/drawing/2014/chartex" xmlns:cx1="http://schemas.microsoft.com/office/drawing/2015/9/8/chartex" xmlns:cx2="http://schemas.microsoft.com/office/drawing/2015/10/21/chartex" xmlns:cx3="http://schemas.microsoft.com/office/drawing/2016/5/9/chartex" xmlns:cx4="http://schemas.microsoft.com/office/drawing/2016/5/10/chartex" xmlns:cx5="http://schemas.microsoft.com/office/drawing/2016/5/11/chartex" xmlns:cx6="http://schemas.microsoft.com/office/drawing/2016/5/12/chartex" xmlns:cx7="http://schemas.microsoft.com/office/drawing/2016/5/13/chartex" xmlns:cx8="http://schemas.microsoft.com/office/drawing/2016/5/14/chartex" xmlns:mc="http://schemas.openxmlformats.org/markup-compatibility/2006" xmlns:aink="http://schemas.microsoft.com/office/drawing/2016/ink" xmlns:am3d="http://schemas.microsoft.com/office/drawing/2017/model3d" xmlns:o="urn:schemas-microsoft-com:office:office" xmlns:oel="http://schemas.microsoft.com/office/2019/extlst" xmlns:r="http://schemas.openxmlformats.org/officeDocument/2006/relationships" xmlns:m="http://schemas.openxmlformats.org/officeDocument/2006/math" xmlns:v="urn:schemas-microsoft-com:vml" xmlns:wp14="http://schemas.microsoft.com/office/word/2010/wordprocessingDrawing" xmlns:wp="http://schemas.openxmlformats.org/drawingml/2006/wordprocessingDrawing" xmlns:w10="urn:schemas-microsoft-com:office:word" xmlns:w="http://schemas.openxmlformats.org/wordprocessingml/2006/main" xmlns:w14="http://schemas.microsoft.com/office/word/2010/wordml" xmlns:w15="http://schemas.microsoft.com/office/word/2012/wordml" xmlns:w16cex="http://schemas.microsoft.com/office/word/2018/wordml/cex" xmlns:w16cid="http://schemas.microsoft.com/office/word/2016/wordml/cid" xmlns:w16="http://schemas.microsoft.com/office/word/2018/wordml" xmlns:w16du="http://schemas.microsoft.com/office/word/2023/wordml/word16du" xmlns:w16sdtdh="http://schemas.microsoft.com/office/word/2020/wordml/sdtdatahash" xmlns:w16sdtfl="http://schemas.microsoft.com/office/word/2024/wordml/sdtformatlock" xmlns:w16se="http://schemas.microsoft.com/office/word/2015/wordml/symex" xmlns:wpg="http://schemas.microsoft.com/office/word/2010/wordprocessingGroup" xmlns:wpi="http://schemas.microsoft.com/office/word/2010/wordprocessingInk" xmlns:wne="http://schemas.microsoft.com/office/word/2006/wordml" xmlns:wps="http://schemas.microsoft.com/office/word/2010/wordprocessingShape" mc:Ignorable="w14 w15 w16se w16cid w16 w16cex w16sdtdh w16sdtfl w16du wp14">
+<w:hdr xmlns:wpc="http://schemas.microsoft.com/office/word/2010/wordprocessingCanvas" xmlns:cx="http://schemas.microsoft.com/office/drawing/2014/chartex" xmlns:cx1="http://schemas.microsoft.com/office/drawing/2015/9/8/chartex" xmlns:cx2="http://schemas.microsoft.com/office/drawing/2015/10/21/chartex" xmlns:cx3="http://schemas.microsoft.com/office/drawing/2016/5/9/chartex" xmlns:cx4="http://schemas.microsoft.com/office/drawing/2016/5/10/chartex" xmlns:cx5="http://schemas.microsoft.com/office/drawing/2016/5/11/chartex" xmlns:cx6="http://schemas.microsoft.com/office/drawing/2016/5/12/chartex" xmlns:cx7="http://schemas.microsoft.com/office/drawing/2016/5/13/chartex" xmlns:cx8="http://schemas.microsoft.com/office/drawing/2016/5/14/chartex" xmlns:mc="http://schemas.openxmlformats.org/markup-compatibility/2006" xmlns:aink="http://schemas.microsoft.com/office/drawing/2016/ink" xmlns:am3d="http://schemas.microsoft.com/office/drawing/2017/model3d" xmlns:o="urn:schemas-microsoft-com:office:office" xmlns:oel="http://schemas.microsoft.com/office/2019/extlst" xmlns:r="http://schemas.openxmlformats.org/officeDocument/2006/relationships" xmlns:m="http://schemas.openxmlformats.org/officeDocument/2006/math" xmlns:v="urn:schemas-microsoft-com:vml" xmlns:wp14="http://schemas.microsoft.com/office/word/2010/wordprocessingDrawing" xmlns:wp="http://schemas.openxmlformats.org/drawingml/2006/wordprocessingDrawing" xmlns:w10="urn:schemas-microsoft-com:office:word" xmlns:w="http://schemas.openxmlformats.org/wordprocessingml/2006/main" xmlns:w14="http://schemas.microsoft.com/office/word/2010/wordml" xmlns:w15="http://schemas.microsoft.com/office/word/2012/wordml" xmlns:w16cei="http://schemas.microsoft.com/office/word/2026/wordml/cei" xmlns:w16cex="http://schemas.microsoft.com/office/word/2018/wordml/cex" xmlns:w16cid="http://schemas.microsoft.com/office/word/2016/wordml/cid" xmlns:w16="http://schemas.microsoft.com/office/word/2018/wordml" xmlns:w16du="http://schemas.microsoft.com/office/word/2023/wordml/word16du" xmlns:w16sdtdh="http://schemas.microsoft.com/office/word/2020/wordml/sdtdatahash" xmlns:w16sdtfl="http://schemas.microsoft.com/office/word/2024/wordml/sdtformatlock" xmlns:w16se="http://schemas.microsoft.com/office/word/2015/wordml/symex" xmlns:wpg="http://schemas.microsoft.com/office/word/2010/wordprocessingGroup" xmlns:wpi="http://schemas.microsoft.com/office/word/2010/wordprocessingInk" xmlns:wne="http://schemas.microsoft.com/office/word/2006/wordml" xmlns:wps="http://schemas.microsoft.com/office/word/2010/wordprocessingShape" mc:Ignorable="w14 w15 w16se w16cid w16 w16cex w16sdtdh w16sdtfl w16du wp14">
   <w:p>
     <w:pPr>
       <w:pStyle w:val="Koptekst"/>
@@ -533,7 +677,7 @@
                   <pic:cNvPicPr/>
                 </pic:nvPicPr>
                 <pic:blipFill>
-                  <a:blip r:embed="rIdTplImgA">
+                  <a:blip r:embed="rId1">
                     <a:extLst>
                       <a:ext uri="{28A0092B-C50C-407E-A947-70E740481C1C}">
                         <a14:useLocalDpi xmlns:a14="http://schemas.microsoft.com/office/drawing/2010/main" val="0"/>
@@ -585,7 +729,7 @@
                   <pic:cNvPicPr/>
                 </pic:nvPicPr>
                 <pic:blipFill>
-                  <a:blip r:embed="rIdTplImgB">
+                  <a:blip r:embed="rId2">
                     <a:extLst>
                       <a:ext uri="{28A0092B-C50C-407E-A947-70E740481C1C}">
                         <a14:useLocalDpi xmlns:a14="http://schemas.microsoft.com/office/drawing/2010/main" val="0"/>
@@ -616,7 +760,7 @@
 </file>
 
 <file path=word/numbering.xml><?xml version="1.0" encoding="utf-8"?>
-<w:numbering xmlns:wpc="http://schemas.microsoft.com/office/word/2010/wordprocessingCanvas" xmlns:cx="http://schemas.microsoft.com/office/drawing/2014/chartex" xmlns:cx1="http://schemas.microsoft.com/office/drawing/2015/9/8/chartex" xmlns:cx2="http://schemas.microsoft.com/office/drawing/2015/10/21/chartex" xmlns:cx3="http://schemas.microsoft.com/office/drawing/2016/5/9/chartex" xmlns:cx4="http://schemas.microsoft.com/office/drawing/2016/5/10/chartex" xmlns:cx5="http://schemas.microsoft.com/office/drawing/2016/5/11/chartex" xmlns:cx6="http://schemas.microsoft.com/office/drawing/2016/5/12/chartex" xmlns:cx7="http://schemas.microsoft.com/office/drawing/2016/5/13/chartex" xmlns:cx8="http://schemas.microsoft.com/office/drawing/2016/5/14/chartex" xmlns:mc="http://schemas.openxmlformats.org/markup-compatibility/2006" xmlns:aink="http://schemas.microsoft.com/office/drawing/2016/ink" xmlns:am3d="http://schemas.microsoft.com/office/drawing/2017/model3d" xmlns:o="urn:schemas-microsoft-com:office:office" xmlns:oel="http://schemas.microsoft.com/office/2019/extlst" xmlns:r="http://schemas.openxmlformats.org/officeDocument/2006/relationships" xmlns:m="http://schemas.openxmlformats.org/officeDocument/2006/math" xmlns:v="urn:schemas-microsoft-com:vml" xmlns:wp14="http://schemas.microsoft.com/office/word/2010/wordprocessingDrawing" xmlns:wp="http://schemas.openxmlformats.org/drawingml/2006/wordprocessingDrawing" xmlns:w10="urn:schemas-microsoft-com:office:word" xmlns:w="http://schemas.openxmlformats.org/wordprocessingml/2006/main" xmlns:w14="http://schemas.microsoft.com/office/word/2010/wordml" xmlns:w15="http://schemas.microsoft.com/office/word/2012/wordml" xmlns:w16cex="http://schemas.microsoft.com/office/word/2018/wordml/cex" xmlns:w16cid="http://schemas.microsoft.com/office/word/2016/wordml/cid" xmlns:w16="http://schemas.microsoft.com/office/word/2018/wordml" xmlns:w16du="http://schemas.microsoft.com/office/word/2023/wordml/word16du" xmlns:w16sdtdh="http://schemas.microsoft.com/office/word/2020/wordml/sdtdatahash" xmlns:w16sdtfl="http://schemas.microsoft.com/office/word/2024/wordml/sdtformatlock" xmlns:w16se="http://schemas.microsoft.com/office/word/2015/wordml/symex" xmlns:wpg="http://schemas.microsoft.com/office/word/2010/wordprocessingGroup" xmlns:wpi="http://schemas.microsoft.com/office/word/2010/wordprocessingInk" xmlns:wne="http://schemas.microsoft.com/office/word/2006/wordml" xmlns:wps="http://schemas.microsoft.com/office/word/2010/wordprocessingShape" mc:Ignorable="w14 w15 w16se w16cid w16 w16cex w16sdtdh w16sdtfl w16du wp14">
+<w:numbering xmlns:wpc="http://schemas.microsoft.com/office/word/2010/wordprocessingCanvas" xmlns:cx="http://schemas.microsoft.com/office/drawing/2014/chartex" xmlns:cx1="http://schemas.microsoft.com/office/drawing/2015/9/8/chartex" xmlns:cx2="http://schemas.microsoft.com/office/drawing/2015/10/21/chartex" xmlns:cx3="http://schemas.microsoft.com/office/drawing/2016/5/9/chartex" xmlns:cx4="http://schemas.microsoft.com/office/drawing/2016/5/10/chartex" xmlns:cx5="http://schemas.microsoft.com/office/drawing/2016/5/11/chartex" xmlns:cx6="http://schemas.microsoft.com/office/drawing/2016/5/12/chartex" xmlns:cx7="http://schemas.microsoft.com/office/drawing/2016/5/13/chartex" xmlns:cx8="http://schemas.microsoft.com/office/drawing/2016/5/14/chartex" xmlns:mc="http://schemas.openxmlformats.org/markup-compatibility/2006" xmlns:aink="http://schemas.microsoft.com/office/drawing/2016/ink" xmlns:am3d="http://schemas.microsoft.com/office/drawing/2017/model3d" xmlns:o="urn:schemas-microsoft-com:office:office" xmlns:oel="http://schemas.microsoft.com/office/2019/extlst" xmlns:r="http://schemas.openxmlformats.org/officeDocument/2006/relationships" xmlns:m="http://schemas.openxmlformats.org/officeDocument/2006/math" xmlns:v="urn:schemas-microsoft-com:vml" xmlns:wp14="http://schemas.microsoft.com/office/word/2010/wordprocessingDrawing" xmlns:wp="http://schemas.openxmlformats.org/drawingml/2006/wordprocessingDrawing" xmlns:w10="urn:schemas-microsoft-com:office:word" xmlns:w="http://schemas.openxmlformats.org/wordprocessingml/2006/main" xmlns:w14="http://schemas.microsoft.com/office/word/2010/wordml" xmlns:w15="http://schemas.microsoft.com/office/word/2012/wordml" xmlns:w16cei="http://schemas.microsoft.com/office/word/2026/wordml/cei" xmlns:w16cex="http://schemas.microsoft.com/office/word/2018/wordml/cex" xmlns:w16cid="http://schemas.microsoft.com/office/word/2016/wordml/cid" xmlns:w16="http://schemas.microsoft.com/office/word/2018/wordml" xmlns:w16du="http://schemas.microsoft.com/office/word/2023/wordml/word16du" xmlns:w16sdtdh="http://schemas.microsoft.com/office/word/2020/wordml/sdtdatahash" xmlns:w16sdtfl="http://schemas.microsoft.com/office/word/2024/wordml/sdtformatlock" xmlns:w16se="http://schemas.microsoft.com/office/word/2015/wordml/symex" xmlns:wpg="http://schemas.microsoft.com/office/word/2010/wordprocessingGroup" xmlns:wpi="http://schemas.microsoft.com/office/word/2010/wordprocessingInk" xmlns:wne="http://schemas.microsoft.com/office/word/2006/wordml" xmlns:wps="http://schemas.microsoft.com/office/word/2010/wordprocessingShape" mc:Ignorable="w14 w15 w16se w16cid w16 w16cex w16sdtdh w16sdtfl w16du wp14">
   <w:abstractNum w:abstractNumId="0" w15:restartNumberingAfterBreak="0">
     <w:nsid w:val="09651EF9"/>
     <w:multiLevelType w:val="multilevel"/>
@@ -1661,6 +1805,155 @@
     </w:lvl>
   </w:abstractNum>
   <w:abstractNum w:abstractNumId="7" w15:restartNumberingAfterBreak="0">
+    <w:nsid w:val="308B0DDF"/>
+    <w:multiLevelType w:val="multilevel"/>
+    <w:tmpl w:val="B712BA32"/>
+    <w:lvl w:ilvl="0">
+      <w:start w:val="1"/>
+      <w:numFmt w:val="bullet"/>
+      <w:lvlText w:val=""/>
+      <w:lvlJc w:val="left"/>
+      <w:pPr>
+        <w:tabs>
+          <w:tab w:val="num" w:pos="720"/>
+        </w:tabs>
+        <w:ind w:left="720" w:hanging="360"/>
+      </w:pPr>
+      <w:rPr>
+        <w:rFonts w:ascii="Symbol" w:hAnsi="Symbol" w:hint="default"/>
+        <w:sz w:val="20"/>
+      </w:rPr>
+    </w:lvl>
+    <w:lvl w:ilvl="1" w:tentative="1">
+      <w:start w:val="1"/>
+      <w:numFmt w:val="bullet"/>
+      <w:lvlText w:val="o"/>
+      <w:lvlJc w:val="left"/>
+      <w:pPr>
+        <w:tabs>
+          <w:tab w:val="num" w:pos="1440"/>
+        </w:tabs>
+        <w:ind w:left="1440" w:hanging="360"/>
+      </w:pPr>
+      <w:rPr>
+        <w:rFonts w:ascii="Courier New" w:hAnsi="Courier New" w:hint="default"/>
+        <w:sz w:val="20"/>
+      </w:rPr>
+    </w:lvl>
+    <w:lvl w:ilvl="2" w:tentative="1">
+      <w:start w:val="1"/>
+      <w:numFmt w:val="bullet"/>
+      <w:lvlText w:val=""/>
+      <w:lvlJc w:val="left"/>
+      <w:pPr>
+        <w:tabs>
+          <w:tab w:val="num" w:pos="2160"/>
+        </w:tabs>
+        <w:ind w:left="2160" w:hanging="360"/>
+      </w:pPr>
+      <w:rPr>
+        <w:rFonts w:ascii="Wingdings" w:hAnsi="Wingdings" w:hint="default"/>
+        <w:sz w:val="20"/>
+      </w:rPr>
+    </w:lvl>
+    <w:lvl w:ilvl="3" w:tentative="1">
+      <w:start w:val="1"/>
+      <w:numFmt w:val="bullet"/>
+      <w:lvlText w:val=""/>
+      <w:lvlJc w:val="left"/>
+      <w:pPr>
+        <w:tabs>
+          <w:tab w:val="num" w:pos="2880"/>
+        </w:tabs>
+        <w:ind w:left="2880" w:hanging="360"/>
+      </w:pPr>
+      <w:rPr>
+        <w:rFonts w:ascii="Wingdings" w:hAnsi="Wingdings" w:hint="default"/>
+        <w:sz w:val="20"/>
+      </w:rPr>
+    </w:lvl>
+    <w:lvl w:ilvl="4" w:tentative="1">
+      <w:start w:val="1"/>
+      <w:numFmt w:val="bullet"/>
+      <w:lvlText w:val=""/>
+      <w:lvlJc w:val="left"/>
+      <w:pPr>
+        <w:tabs>
+          <w:tab w:val="num" w:pos="3600"/>
+        </w:tabs>
+        <w:ind w:left="3600" w:hanging="360"/>
+      </w:pPr>
+      <w:rPr>
+        <w:rFonts w:ascii="Wingdings" w:hAnsi="Wingdings" w:hint="default"/>
+        <w:sz w:val="20"/>
+      </w:rPr>
+    </w:lvl>
+    <w:lvl w:ilvl="5" w:tentative="1">
+      <w:start w:val="1"/>
+      <w:numFmt w:val="bullet"/>
+      <w:lvlText w:val=""/>
+      <w:lvlJc w:val="left"/>
+      <w:pPr>
+        <w:tabs>
+          <w:tab w:val="num" w:pos="4320"/>
+        </w:tabs>
+        <w:ind w:left="4320" w:hanging="360"/>
+      </w:pPr>
+      <w:rPr>
+        <w:rFonts w:ascii="Wingdings" w:hAnsi="Wingdings" w:hint="default"/>
+        <w:sz w:val="20"/>
+      </w:rPr>
+    </w:lvl>
+    <w:lvl w:ilvl="6" w:tentative="1">
+      <w:start w:val="1"/>
+      <w:numFmt w:val="bullet"/>
+      <w:lvlText w:val=""/>
+      <w:lvlJc w:val="left"/>
+      <w:pPr>
+        <w:tabs>
+          <w:tab w:val="num" w:pos="5040"/>
+        </w:tabs>
+        <w:ind w:left="5040" w:hanging="360"/>
+      </w:pPr>
+      <w:rPr>
+        <w:rFonts w:ascii="Wingdings" w:hAnsi="Wingdings" w:hint="default"/>
+        <w:sz w:val="20"/>
+      </w:rPr>
+    </w:lvl>
+    <w:lvl w:ilvl="7" w:tentative="1">
+      <w:start w:val="1"/>
+      <w:numFmt w:val="bullet"/>
+      <w:lvlText w:val=""/>
+      <w:lvlJc w:val="left"/>
+      <w:pPr>
+        <w:tabs>
+          <w:tab w:val="num" w:pos="5760"/>
+        </w:tabs>
+        <w:ind w:left="5760" w:hanging="360"/>
+      </w:pPr>
+      <w:rPr>
+        <w:rFonts w:ascii="Wingdings" w:hAnsi="Wingdings" w:hint="default"/>
+        <w:sz w:val="20"/>
+      </w:rPr>
+    </w:lvl>
+    <w:lvl w:ilvl="8" w:tentative="1">
+      <w:start w:val="1"/>
+      <w:numFmt w:val="bullet"/>
+      <w:lvlText w:val=""/>
+      <w:lvlJc w:val="left"/>
+      <w:pPr>
+        <w:tabs>
+          <w:tab w:val="num" w:pos="6480"/>
+        </w:tabs>
+        <w:ind w:left="6480" w:hanging="360"/>
+      </w:pPr>
+      <w:rPr>
+        <w:rFonts w:ascii="Wingdings" w:hAnsi="Wingdings" w:hint="default"/>
+        <w:sz w:val="20"/>
+      </w:rPr>
+    </w:lvl>
+  </w:abstractNum>
+  <w:abstractNum w:abstractNumId="8" w15:restartNumberingAfterBreak="0">
     <w:nsid w:val="38165913"/>
     <w:multiLevelType w:val="multilevel"/>
     <w:tmpl w:val="F64C79DE"/>
@@ -1809,7 +2102,7 @@
       </w:rPr>
     </w:lvl>
   </w:abstractNum>
-  <w:abstractNum w:abstractNumId="8" w15:restartNumberingAfterBreak="0">
+  <w:abstractNum w:abstractNumId="9" w15:restartNumberingAfterBreak="0">
     <w:nsid w:val="41384B90"/>
     <w:multiLevelType w:val="multilevel"/>
     <w:tmpl w:val="2DC8A622"/>
@@ -1958,7 +2251,7 @@
       </w:rPr>
     </w:lvl>
   </w:abstractNum>
-  <w:abstractNum w:abstractNumId="9" w15:restartNumberingAfterBreak="0">
+  <w:abstractNum w:abstractNumId="10" w15:restartNumberingAfterBreak="0">
     <w:nsid w:val="44F77E77"/>
     <w:multiLevelType w:val="multilevel"/>
     <w:tmpl w:val="FEE2B1B4"/>
@@ -2107,7 +2400,7 @@
       </w:rPr>
     </w:lvl>
   </w:abstractNum>
-  <w:abstractNum w:abstractNumId="10" w15:restartNumberingAfterBreak="0">
+  <w:abstractNum w:abstractNumId="11" w15:restartNumberingAfterBreak="0">
     <w:nsid w:val="6269282F"/>
     <w:multiLevelType w:val="multilevel"/>
     <w:tmpl w:val="9D844EAC"/>
@@ -2256,7 +2549,7 @@
       </w:rPr>
     </w:lvl>
   </w:abstractNum>
-  <w:abstractNum w:abstractNumId="11" w15:restartNumberingAfterBreak="0">
+  <w:abstractNum w:abstractNumId="12" w15:restartNumberingAfterBreak="0">
     <w:nsid w:val="65680E91"/>
     <w:multiLevelType w:val="multilevel"/>
     <w:tmpl w:val="E8521EF6"/>
@@ -2405,7 +2698,7 @@
       </w:rPr>
     </w:lvl>
   </w:abstractNum>
-  <w:abstractNum w:abstractNumId="12" w15:restartNumberingAfterBreak="0">
+  <w:abstractNum w:abstractNumId="13" w15:restartNumberingAfterBreak="0">
     <w:nsid w:val="6E422481"/>
     <w:multiLevelType w:val="multilevel"/>
     <w:tmpl w:val="5CB041DA"/>
@@ -2554,7 +2847,7 @@
       </w:rPr>
     </w:lvl>
   </w:abstractNum>
-  <w:abstractNum w:abstractNumId="13" w15:restartNumberingAfterBreak="0">
+  <w:abstractNum w:abstractNumId="14" w15:restartNumberingAfterBreak="0">
     <w:nsid w:val="7C3602CE"/>
     <w:multiLevelType w:val="multilevel"/>
     <w:tmpl w:val="7114AB44"/>
@@ -2704,13 +2997,13 @@
     </w:lvl>
   </w:abstractNum>
   <w:num w:numId="1" w16cid:durableId="1834836234">
-    <w:abstractNumId w:val="9"/>
+    <w:abstractNumId w:val="10"/>
   </w:num>
   <w:num w:numId="2" w16cid:durableId="1734311519">
     <w:abstractNumId w:val="5"/>
   </w:num>
   <w:num w:numId="3" w16cid:durableId="495610843">
-    <w:abstractNumId w:val="11"/>
+    <w:abstractNumId w:val="12"/>
   </w:num>
   <w:num w:numId="4" w16cid:durableId="636766149">
     <w:abstractNumId w:val="1"/>
@@ -2719,22 +3012,22 @@
     <w:abstractNumId w:val="2"/>
   </w:num>
   <w:num w:numId="6" w16cid:durableId="1674264129">
-    <w:abstractNumId w:val="7"/>
+    <w:abstractNumId w:val="8"/>
   </w:num>
   <w:num w:numId="7" w16cid:durableId="1276672244">
     <w:abstractNumId w:val="3"/>
   </w:num>
   <w:num w:numId="8" w16cid:durableId="2147313376">
-    <w:abstractNumId w:val="13"/>
+    <w:abstractNumId w:val="14"/>
   </w:num>
   <w:num w:numId="9" w16cid:durableId="1199128293">
-    <w:abstractNumId w:val="10"/>
+    <w:abstractNumId w:val="11"/>
   </w:num>
   <w:num w:numId="10" w16cid:durableId="438333545">
     <w:abstractNumId w:val="0"/>
   </w:num>
   <w:num w:numId="11" w16cid:durableId="35738820">
-    <w:abstractNumId w:val="8"/>
+    <w:abstractNumId w:val="9"/>
   </w:num>
   <w:num w:numId="12" w16cid:durableId="2022930903">
     <w:abstractNumId w:val="6"/>
@@ -2743,17 +3036,12 @@
     <w:abstractNumId w:val="4"/>
   </w:num>
   <w:num w:numId="14" w16cid:durableId="1327250741">
-    <w:abstractNumId w:val="12"/>
+    <w:abstractNumId w:val="13"/>
+  </w:num>
+  <w:num w:numId="15" w16cid:durableId="1481265660">
+    <w:abstractNumId w:val="7"/>
   </w:num>
 </w:numbering>
-</file>
-
-<file path=word/people.xml><?xml version="1.0" encoding="utf-8"?>
-<w15:people xmlns:wpc="http://schemas.microsoft.com/office/word/2010/wordprocessingCanvas" xmlns:cx="http://schemas.microsoft.com/office/drawing/2014/chartex" xmlns:cx1="http://schemas.microsoft.com/office/drawing/2015/9/8/chartex" xmlns:cx2="http://schemas.microsoft.com/office/drawing/2015/10/21/chartex" xmlns:cx3="http://schemas.microsoft.com/office/drawing/2016/5/9/chartex" xmlns:cx4="http://schemas.microsoft.com/office/drawing/2016/5/10/chartex" xmlns:cx5="http://schemas.microsoft.com/office/drawing/2016/5/11/chartex" xmlns:cx6="http://schemas.microsoft.com/office/drawing/2016/5/12/chartex" xmlns:cx7="http://schemas.microsoft.com/office/drawing/2016/5/13/chartex" xmlns:cx8="http://schemas.microsoft.com/office/drawing/2016/5/14/chartex" xmlns:mc="http://schemas.openxmlformats.org/markup-compatibility/2006" xmlns:aink="http://schemas.microsoft.com/office/drawing/2016/ink" xmlns:am3d="http://schemas.microsoft.com/office/drawing/2017/model3d" xmlns:o="urn:schemas-microsoft-com:office:office" xmlns:oel="http://schemas.microsoft.com/office/2019/extlst" xmlns:r="http://schemas.openxmlformats.org/officeDocument/2006/relationships" xmlns:m="http://schemas.openxmlformats.org/officeDocument/2006/math" xmlns:v="urn:schemas-microsoft-com:vml" xmlns:wp14="http://schemas.microsoft.com/office/word/2010/wordprocessingDrawing" xmlns:wp="http://schemas.openxmlformats.org/drawingml/2006/wordprocessingDrawing" xmlns:w10="urn:schemas-microsoft-com:office:word" xmlns:w="http://schemas.openxmlformats.org/wordprocessingml/2006/main" xmlns:w14="http://schemas.microsoft.com/office/word/2010/wordml" xmlns:w15="http://schemas.microsoft.com/office/word/2012/wordml" xmlns:w16cex="http://schemas.microsoft.com/office/word/2018/wordml/cex" xmlns:w16cid="http://schemas.microsoft.com/office/word/2016/wordml/cid" xmlns:w16="http://schemas.microsoft.com/office/word/2018/wordml" xmlns:w16du="http://schemas.microsoft.com/office/word/2023/wordml/word16du" xmlns:w16sdtdh="http://schemas.microsoft.com/office/word/2020/wordml/sdtdatahash" xmlns:w16sdtfl="http://schemas.microsoft.com/office/word/2024/wordml/sdtformatlock" xmlns:w16se="http://schemas.microsoft.com/office/word/2015/wordml/symex" xmlns:wpg="http://schemas.microsoft.com/office/word/2010/wordprocessingGroup" xmlns:wpi="http://schemas.microsoft.com/office/word/2010/wordprocessingInk" xmlns:wne="http://schemas.microsoft.com/office/word/2006/wordml" xmlns:wps="http://schemas.microsoft.com/office/word/2010/wordprocessingShape" mc:Ignorable="w14 w15 w16se w16cid w16 w16cex w16sdtdh w16sdtfl w16du wp14">
-  <w15:person w15:author="Fabienne Dobbels">
-    <w15:presenceInfo w15:providerId="AD" w15:userId="S::fabienne.dobbels@kuleuven.be::6af49e9b-5a3b-47c4-8312-83989a90b1c2"/>
-  </w15:person>
-</w15:people>
 </file>
 
 <file path=word/styles.xml><?xml version="1.0" encoding="utf-8"?>
@@ -4079,6 +4367,21 @@
 </file>
 
 <file path=customXml/item1.xml><?xml version="1.0" encoding="utf-8"?>
+<p:properties xmlns:p="http://schemas.microsoft.com/office/2006/metadata/properties" xmlns:xsi="http://www.w3.org/2001/XMLSchema-instance" xmlns:pc="http://schemas.microsoft.com/office/infopath/2007/PartnerControls">
+  <documentManagement/>
+</p:properties>
+</file>
+
+<file path=customXml/item2.xml><?xml version="1.0" encoding="utf-8"?>
+<?mso-contentType ?>
+<FormTemplates xmlns="http://schemas.microsoft.com/sharepoint/v3/contenttype/forms">
+  <Display>DocumentLibraryForm</Display>
+  <Edit>DocumentLibraryForm</Edit>
+  <New>DocumentLibraryForm</New>
+</FormTemplates>
+</file>
+
+<file path=customXml/item3.xml><?xml version="1.0" encoding="utf-8"?>
 <ct:contentTypeSchema xmlns:ct="http://schemas.microsoft.com/office/2006/metadata/contentType" xmlns:ma="http://schemas.microsoft.com/office/2006/metadata/properties/metaAttributes" ct:_="" ma:_="" ma:contentTypeName="Document" ma:contentTypeID="0x010100F1B33D7B57FFEC4BB77B5001C5B93838" ma:contentTypeVersion="6" ma:contentTypeDescription="Een nieuw document maken." ma:contentTypeScope="" ma:versionID="59579db12405a868ad0e92c5e4f74ae1">
   <xsd:schema xmlns:xsd="http://www.w3.org/2001/XMLSchema" xmlns:xs="http://www.w3.org/2001/XMLSchema" xmlns:p="http://schemas.microsoft.com/office/2006/metadata/properties" xmlns:ns2="f44e6bd5-09db-4117-8b15-adf399208dc6" targetNamespace="http://schemas.microsoft.com/office/2006/metadata/properties" ma:root="true" ma:fieldsID="98cf673e6ff17a9b7a889e3f7df574b2" ns2:_="">
     <xsd:import namespace="f44e6bd5-09db-4117-8b15-adf399208dc6"/>
@@ -4234,22 +4537,24 @@
 </ct:contentTypeSchema>
 </file>
 
-<file path=customXml/item2.xml><?xml version="1.0" encoding="utf-8"?>
-<?mso-contentType ?>
-<FormTemplates xmlns="http://schemas.microsoft.com/sharepoint/v3/contenttype/forms">
-  <Display>DocumentLibraryForm</Display>
-  <Edit>DocumentLibraryForm</Edit>
-  <New>DocumentLibraryForm</New>
-</FormTemplates>
+<file path=customXml/itemProps1.xml><?xml version="1.0" encoding="utf-8"?>
+<ds:datastoreItem xmlns:ds="http://schemas.openxmlformats.org/officeDocument/2006/customXml" ds:itemID="{BD63F60C-4458-400B-B4E8-8DFD528C11E1}">
+  <ds:schemaRefs>
+    <ds:schemaRef ds:uri="http://schemas.microsoft.com/office/2006/metadata/properties"/>
+    <ds:schemaRef ds:uri="http://schemas.microsoft.com/office/infopath/2007/PartnerControls"/>
+  </ds:schemaRefs>
+</ds:datastoreItem>
 </file>
 
-<file path=customXml/item3.xml><?xml version="1.0" encoding="utf-8"?>
-<p:properties xmlns:p="http://schemas.microsoft.com/office/2006/metadata/properties" xmlns:xsi="http://www.w3.org/2001/XMLSchema-instance" xmlns:pc="http://schemas.microsoft.com/office/infopath/2007/PartnerControls">
-  <documentManagement/>
-</p:properties>
+<file path=customXml/itemProps2.xml><?xml version="1.0" encoding="utf-8"?>
+<ds:datastoreItem xmlns:ds="http://schemas.openxmlformats.org/officeDocument/2006/customXml" ds:itemID="{D38E0E51-A9A2-425F-928C-BBC1D8ECA032}">
+  <ds:schemaRefs>
+    <ds:schemaRef ds:uri="http://schemas.microsoft.com/sharepoint/v3/contenttype/forms"/>
+  </ds:schemaRefs>
+</ds:datastoreItem>
 </file>
 
-<file path=customXml/itemProps1.xml><?xml version="1.0" encoding="utf-8"?>
+<file path=customXml/itemProps3.xml><?xml version="1.0" encoding="utf-8"?>
 <ds:datastoreItem xmlns:ds="http://schemas.openxmlformats.org/officeDocument/2006/customXml" ds:itemID="{0F36FB8E-6B49-44D1-BE09-9E066890D49E}">
   <ds:schemaRefs>
     <ds:schemaRef ds:uri="http://schemas.microsoft.com/office/2006/metadata/contentType"/>
@@ -4265,21 +4570,4 @@
     <ds:schemaRef ds:uri="http://schemas.microsoft.com/internal/obd"/>
   </ds:schemaRefs>
 </ds:datastoreItem>
-</file>
-
-<file path=customXml/itemProps2.xml><?xml version="1.0" encoding="utf-8"?>
-<ds:datastoreItem xmlns:ds="http://schemas.openxmlformats.org/officeDocument/2006/customXml" ds:itemID="{D38E0E51-A9A2-425F-928C-BBC1D8ECA032}">
-  <ds:schemaRefs>
-    <ds:schemaRef ds:uri="http://schemas.microsoft.com/sharepoint/v3/contenttype/forms"/>
-  </ds:schemaRefs>
-</ds:datastoreItem>
-</file>
-
-<file path=customXml/itemProps3.xml><?xml version="1.0" encoding="utf-8"?>
-<ds:datastoreItem xmlns:ds="http://schemas.openxmlformats.org/officeDocument/2006/customXml" ds:itemID="{BD63F60C-4458-400B-B4E8-8DFD528C11E1}">
-  <ds:schemaRefs>
-    <ds:schemaRef ds:uri="http://schemas.microsoft.com/office/2006/metadata/properties"/>
-    <ds:schemaRef ds:uri="http://schemas.microsoft.com/office/infopath/2007/PartnerControls"/>
-  </ds:schemaRefs>
-</ds:datastoreItem>
 </file>